--- a/docs/report/CT351_KRR_Smart_Parking_10-10_Report_Template.docx
+++ b/docs/report/CT351_KRR_Smart_Parking_10-10_Report_Template.docx
@@ -2,9034 +2,6 @@
 <file path=word/document.xml><?xml version="1.0" encoding="utf-8"?>
 <w:document xmlns:wpc="http://schemas.microsoft.com/office/word/2010/wordprocessingCanvas" xmlns:mo="http://schemas.microsoft.com/office/mac/office/2008/main" xmlns:mc="http://schemas.openxmlformats.org/markup-compatibility/2006" xmlns:mv="urn:schemas-microsoft-com:mac:vml" xmlns:o="urn:schemas-microsoft-com:office:office" xmlns:r="http://schemas.openxmlformats.org/officeDocument/2006/relationships" xmlns:m="http://schemas.openxmlformats.org/officeDocument/2006/math" xmlns:v="urn:schemas-microsoft-com:vml" xmlns:wp14="http://schemas.microsoft.com/office/word/2010/wordprocessingDrawing" xmlns:wp="http://schemas.openxmlformats.org/drawingml/2006/wordprocessingDrawing" xmlns:w10="urn:schemas-microsoft-com:office:word" xmlns:w="http://schemas.openxmlformats.org/wordprocessingml/2006/main" xmlns:w14="http://schemas.microsoft.com/office/word/2010/wordml" xmlns:wpg="http://schemas.microsoft.com/office/word/2010/wordprocessingGroup" xmlns:wpi="http://schemas.microsoft.com/office/word/2010/wordprocessingInk" xmlns:wne="http://schemas.microsoft.com/office/word/2006/wordml" xmlns:wps="http://schemas.microsoft.com/office/word/2010/wordprocessingShape" mc:Ignorable="w14 wp14">
   <w:body>
-    <w:p/>
-    <w:p/>
-    <w:p>
-      <w:pPr>
-        <w:spacing w:after="120"/>
-        <w:jc w:val="center"/>
-      </w:pPr>
-      <w:r>
-        <w:rPr>
-          <w:rFonts w:ascii="Times New Roman" w:hAnsi="Times New Roman"/>
-          <w:b/>
-          <w:sz w:val="32"/>
-        </w:rPr>
-        <w:t>NED UNIVERSITY OF ENGINEERING &amp; TECHNOLOGY</w:t>
-      </w:r>
-    </w:p>
-    <w:p>
-      <w:pPr>
-        <w:spacing w:after="120"/>
-        <w:jc w:val="center"/>
-      </w:pPr>
-      <w:r>
-        <w:rPr>
-          <w:rFonts w:ascii="Times New Roman" w:hAnsi="Times New Roman"/>
-          <w:b/>
-          <w:sz w:val="26"/>
-        </w:rPr>
-        <w:t>DEPARTMENT OF COMPUTER SCIENCE &amp; INFORMATION TECHNOLOGY</w:t>
-      </w:r>
-    </w:p>
-    <w:p/>
-    <w:p>
-      <w:pPr>
-        <w:spacing w:after="120"/>
-        <w:jc w:val="center"/>
-      </w:pPr>
-      <w:r>
-        <w:rPr>
-          <w:rFonts w:ascii="Times New Roman" w:hAnsi="Times New Roman"/>
-          <w:b/>
-          <w:sz w:val="28"/>
-        </w:rPr>
-        <w:t>CT-351 — KNOWLEDGE REPRESENTATION &amp; REASONING</w:t>
-      </w:r>
-    </w:p>
-    <w:p>
-      <w:pPr>
-        <w:spacing w:after="120"/>
-        <w:jc w:val="center"/>
-      </w:pPr>
-      <w:r>
-        <w:rPr>
-          <w:rFonts w:ascii="Times New Roman" w:hAnsi="Times New Roman"/>
-          <w:b/>
-          <w:sz w:val="26"/>
-        </w:rPr>
-        <w:t>COMPLEX COMPUTING PROBLEM (CCP)</w:t>
-      </w:r>
-    </w:p>
-    <w:p/>
-    <w:p>
-      <w:pPr>
-        <w:spacing w:after="120"/>
-        <w:jc w:val="center"/>
-      </w:pPr>
-      <w:r>
-        <w:rPr>
-          <w:rFonts w:ascii="Times New Roman" w:hAnsi="Times New Roman"/>
-          <w:b/>
-          <w:sz w:val="36"/>
-        </w:rPr>
-        <w:t>SMART PARKING ACCESS &amp; SPACE ALLOCATION</w:t>
-      </w:r>
-    </w:p>
-    <w:p>
-      <w:pPr>
-        <w:spacing w:after="120"/>
-        <w:jc w:val="center"/>
-      </w:pPr>
-      <w:r>
-        <w:rPr>
-          <w:rFonts w:ascii="Times New Roman" w:hAnsi="Times New Roman"/>
-          <w:b/>
-          <w:sz w:val="36"/>
-        </w:rPr>
-        <w:t>REASONING SYSTEM</w:t>
-      </w:r>
-    </w:p>
-    <w:p/>
-    <w:p>
-      <w:pPr>
-        <w:spacing w:after="120"/>
-        <w:jc w:val="center"/>
-      </w:pPr>
-      <w:r>
-        <w:rPr>
-          <w:rFonts w:ascii="Times New Roman" w:hAnsi="Times New Roman"/>
-          <w:b/>
-          <w:sz w:val="28"/>
-        </w:rPr>
-        <w:t>Project Report</w:t>
-      </w:r>
-    </w:p>
-    <w:p/>
-    <w:p>
-      <w:pPr>
-        <w:spacing w:after="120"/>
-        <w:jc w:val="center"/>
-      </w:pPr>
-      <w:r>
-        <w:rPr>
-          <w:rFonts w:ascii="Times New Roman" w:hAnsi="Times New Roman"/>
-          <w:b w:val="0"/>
-          <w:sz w:val="24"/>
-        </w:rPr>
-        <w:t>Group Number: [GROUP NUMBER]</w:t>
-      </w:r>
-    </w:p>
-    <w:p>
-      <w:pPr>
-        <w:spacing w:after="120"/>
-        <w:jc w:val="center"/>
-      </w:pPr>
-      <w:r>
-        <w:rPr>
-          <w:rFonts w:ascii="Times New Roman" w:hAnsi="Times New Roman"/>
-          <w:b w:val="0"/>
-          <w:sz w:val="24"/>
-        </w:rPr>
-        <w:t>Semester: [SEMESTER / YEAR]</w:t>
-      </w:r>
-    </w:p>
-    <w:p/>
-    <w:p>
-      <w:pPr>
-        <w:spacing w:after="120"/>
-        <w:jc w:val="center"/>
-      </w:pPr>
-      <w:r>
-        <w:rPr>
-          <w:rFonts w:ascii="Times New Roman" w:hAnsi="Times New Roman"/>
-          <w:b/>
-          <w:sz w:val="26"/>
-        </w:rPr>
-        <w:t>Group Members</w:t>
-      </w:r>
-    </w:p>
-    <w:p>
-      <w:pPr>
-        <w:spacing w:after="120"/>
-        <w:jc w:val="center"/>
-      </w:pPr>
-      <w:r>
-        <w:rPr>
-          <w:rFonts w:ascii="Times New Roman" w:hAnsi="Times New Roman"/>
-          <w:b w:val="0"/>
-          <w:sz w:val="24"/>
-        </w:rPr>
-        <w:t>[Student Name] — [Seat / Roll No.]</w:t>
-      </w:r>
-    </w:p>
-    <w:p>
-      <w:pPr>
-        <w:spacing w:after="120"/>
-        <w:jc w:val="center"/>
-      </w:pPr>
-      <w:r>
-        <w:rPr>
-          <w:rFonts w:ascii="Times New Roman" w:hAnsi="Times New Roman"/>
-          <w:b w:val="0"/>
-          <w:sz w:val="24"/>
-        </w:rPr>
-        <w:t>[Student Name] — [Seat / Roll No.]</w:t>
-      </w:r>
-    </w:p>
-    <w:p>
-      <w:pPr>
-        <w:spacing w:after="120"/>
-        <w:jc w:val="center"/>
-      </w:pPr>
-      <w:r>
-        <w:rPr>
-          <w:rFonts w:ascii="Times New Roman" w:hAnsi="Times New Roman"/>
-          <w:b w:val="0"/>
-          <w:sz w:val="24"/>
-        </w:rPr>
-        <w:t>[Student Name] — [Seat / Roll No.]</w:t>
-      </w:r>
-    </w:p>
-    <w:p>
-      <w:pPr>
-        <w:spacing w:after="120"/>
-        <w:jc w:val="center"/>
-      </w:pPr>
-      <w:r>
-        <w:rPr>
-          <w:rFonts w:ascii="Times New Roman" w:hAnsi="Times New Roman"/>
-          <w:b w:val="0"/>
-          <w:sz w:val="24"/>
-        </w:rPr>
-        <w:t>[Student Name] — [Seat / Roll No.]</w:t>
-      </w:r>
-    </w:p>
-    <w:p/>
-    <w:p>
-      <w:pPr>
-        <w:spacing w:after="120"/>
-        <w:jc w:val="center"/>
-      </w:pPr>
-      <w:r>
-        <w:rPr>
-          <w:rFonts w:ascii="Times New Roman" w:hAnsi="Times New Roman"/>
-          <w:b w:val="0"/>
-          <w:sz w:val="24"/>
-        </w:rPr>
-        <w:t>Course Instructor: [INSTRUCTOR NAME]</w:t>
-      </w:r>
-    </w:p>
-    <w:p>
-      <w:pPr>
-        <w:spacing w:after="120"/>
-        <w:jc w:val="center"/>
-      </w:pPr>
-      <w:r>
-        <w:rPr>
-          <w:rFonts w:ascii="Times New Roman" w:hAnsi="Times New Roman"/>
-          <w:b w:val="0"/>
-          <w:sz w:val="24"/>
-        </w:rPr>
-        <w:t>Project Advisor / Instructor: [NAME, IF APPLICABLE]</w:t>
-      </w:r>
-    </w:p>
-    <w:p/>
-    <w:p>
-      <w:pPr>
-        <w:spacing w:after="120"/>
-        <w:jc w:val="center"/>
-      </w:pPr>
-      <w:r>
-        <w:rPr>
-          <w:rFonts w:ascii="Times New Roman" w:hAnsi="Times New Roman"/>
-          <w:b w:val="0"/>
-          <w:sz w:val="20"/>
-        </w:rPr>
-        <w:t>© NED University of Engineering &amp; Technology — [MONTH YEAR]</w:t>
-      </w:r>
-    </w:p>
-    <w:p>
-      <w:r>
-        <w:br w:type="page"/>
-      </w:r>
-    </w:p>
-    <w:p>
-      <w:pPr>
-        <w:pStyle w:val="Heading1"/>
-      </w:pPr>
-      <w:r>
-        <w:t>Author's Declaration</w:t>
-      </w:r>
-    </w:p>
-    <w:p>
-      <w:pPr>
-        <w:pStyle w:val="TemplateNote"/>
-      </w:pPr>
-      <w:r>
-        <w:rPr>
-          <w:b/>
-        </w:rPr>
-        <w:t xml:space="preserve">[PLACEHOLDER] </w:t>
-      </w:r>
-      <w:r>
-        <w:t>Insert the declaration required by your instructor/department. Do not claim originality for AI-generated material without reviewing and taking responsibility for the final work.</w:t>
-      </w:r>
-    </w:p>
-    <w:p>
-      <w:r>
-        <w:br/>
-        <w:t>Student 1: ____________________   Signature: __________   Date: __________</w:t>
-      </w:r>
-    </w:p>
-    <w:p>
-      <w:r>
-        <w:t>Student 2: ____________________   Signature: __________   Date: __________</w:t>
-      </w:r>
-    </w:p>
-    <w:p>
-      <w:r>
-        <w:t>Student 3: ____________________   Signature: __________   Date: __________</w:t>
-      </w:r>
-    </w:p>
-    <w:p>
-      <w:r>
-        <w:t>Student 4: ____________________   Signature: __________   Date: __________</w:t>
-      </w:r>
-    </w:p>
-    <w:p>
-      <w:r>
-        <w:br w:type="page"/>
-      </w:r>
-    </w:p>
-    <w:p>
-      <w:pPr>
-        <w:pStyle w:val="Heading1"/>
-      </w:pPr>
-      <w:r>
-        <w:t>Statement of Team Contributions</w:t>
-      </w:r>
-    </w:p>
-    <w:p>
-      <w:pPr>
-        <w:pStyle w:val="TemplateNote"/>
-      </w:pPr>
-      <w:r>
-        <w:rPr>
-          <w:b/>
-        </w:rPr>
-        <w:t xml:space="preserve">[PLACEHOLDER] </w:t>
-      </w:r>
-      <w:r>
-        <w:t>Describe each member's concrete contribution to the KRR model, logic formalization, inference engine, implementation, diagrams, testing, report, and presentation.</w:t>
-      </w:r>
-    </w:p>
-    <w:tbl>
-      <w:tblPr>
-        <w:tblStyle w:val="TableGrid"/>
-        <w:tblW w:type="auto" w:w="0"/>
-        <w:jc w:val="center"/>
-        <w:tblLook w:firstColumn="1" w:firstRow="1" w:lastColumn="0" w:lastRow="0" w:noHBand="0" w:noVBand="1" w:val="04A0"/>
-      </w:tblPr>
-      <w:tblGrid>
-        <w:gridCol w:w="2250"/>
-        <w:gridCol w:w="2250"/>
-        <w:gridCol w:w="2250"/>
-        <w:gridCol w:w="2250"/>
-      </w:tblGrid>
-      <w:tr>
-        <w:tc>
-          <w:tcPr>
-            <w:tcW w:type="dxa" w:w="2250"/>
-            <w:vAlign w:val="center"/>
-            <w:shd w:fill="D9EAF7"/>
-          </w:tcPr>
-          <w:p>
-            <w:pPr>
-              <w:jc w:val="left"/>
-            </w:pPr>
-            <w:r/>
-            <w:r>
-              <w:rPr>
-                <w:rFonts w:ascii="Times New Roman" w:hAnsi="Times New Roman"/>
-                <w:b/>
-                <w:sz w:val="21"/>
-              </w:rPr>
-              <w:t>Member</w:t>
-            </w:r>
-          </w:p>
-        </w:tc>
-        <w:tc>
-          <w:tcPr>
-            <w:tcW w:type="dxa" w:w="2250"/>
-            <w:vAlign w:val="center"/>
-            <w:shd w:fill="D9EAF7"/>
-          </w:tcPr>
-          <w:p>
-            <w:pPr>
-              <w:jc w:val="left"/>
-            </w:pPr>
-            <w:r/>
-            <w:r>
-              <w:rPr>
-                <w:rFonts w:ascii="Times New Roman" w:hAnsi="Times New Roman"/>
-                <w:b/>
-                <w:sz w:val="21"/>
-              </w:rPr>
-              <w:t>Role / Area</w:t>
-            </w:r>
-          </w:p>
-        </w:tc>
-        <w:tc>
-          <w:tcPr>
-            <w:tcW w:type="dxa" w:w="2250"/>
-            <w:vAlign w:val="center"/>
-            <w:shd w:fill="D9EAF7"/>
-          </w:tcPr>
-          <w:p>
-            <w:pPr>
-              <w:jc w:val="left"/>
-            </w:pPr>
-            <w:r/>
-            <w:r>
-              <w:rPr>
-                <w:rFonts w:ascii="Times New Roman" w:hAnsi="Times New Roman"/>
-                <w:b/>
-                <w:sz w:val="21"/>
-              </w:rPr>
-              <w:t>Specific Contribution</w:t>
-            </w:r>
-          </w:p>
-        </w:tc>
-        <w:tc>
-          <w:tcPr>
-            <w:tcW w:type="dxa" w:w="2250"/>
-            <w:vAlign w:val="center"/>
-            <w:shd w:fill="D9EAF7"/>
-          </w:tcPr>
-          <w:p>
-            <w:pPr>
-              <w:jc w:val="left"/>
-            </w:pPr>
-            <w:r/>
-            <w:r>
-              <w:rPr>
-                <w:rFonts w:ascii="Times New Roman" w:hAnsi="Times New Roman"/>
-                <w:b/>
-                <w:sz w:val="21"/>
-              </w:rPr>
-              <w:t>Evidence / Deliverable</w:t>
-            </w:r>
-          </w:p>
-        </w:tc>
-      </w:tr>
-      <w:tr>
-        <w:tc>
-          <w:tcPr>
-            <w:tcW w:type="dxa" w:w="2250"/>
-            <w:vAlign w:val="center"/>
-          </w:tcPr>
-          <w:p>
-            <w:pPr>
-              <w:jc w:val="left"/>
-            </w:pPr>
-            <w:r/>
-            <w:r>
-              <w:rPr>
-                <w:rFonts w:ascii="Times New Roman" w:hAnsi="Times New Roman"/>
-                <w:b w:val="0"/>
-                <w:sz w:val="21"/>
-              </w:rPr>
-              <w:t>[Name]</w:t>
-            </w:r>
-          </w:p>
-        </w:tc>
-        <w:tc>
-          <w:tcPr>
-            <w:tcW w:type="dxa" w:w="2250"/>
-            <w:vAlign w:val="center"/>
-          </w:tcPr>
-          <w:p>
-            <w:pPr>
-              <w:jc w:val="left"/>
-            </w:pPr>
-            <w:r/>
-            <w:r>
-              <w:rPr>
-                <w:rFonts w:ascii="Times New Roman" w:hAnsi="Times New Roman"/>
-                <w:b w:val="0"/>
-                <w:sz w:val="21"/>
-              </w:rPr>
-              <w:t>[Area]</w:t>
-            </w:r>
-          </w:p>
-        </w:tc>
-        <w:tc>
-          <w:tcPr>
-            <w:tcW w:type="dxa" w:w="2250"/>
-            <w:vAlign w:val="center"/>
-          </w:tcPr>
-          <w:p>
-            <w:pPr>
-              <w:jc w:val="left"/>
-            </w:pPr>
-            <w:r/>
-            <w:r>
-              <w:rPr>
-                <w:rFonts w:ascii="Times New Roman" w:hAnsi="Times New Roman"/>
-                <w:b w:val="0"/>
-                <w:sz w:val="21"/>
-              </w:rPr>
-              <w:t>[Contribution]</w:t>
-            </w:r>
-          </w:p>
-        </w:tc>
-        <w:tc>
-          <w:tcPr>
-            <w:tcW w:type="dxa" w:w="2250"/>
-            <w:vAlign w:val="center"/>
-          </w:tcPr>
-          <w:p>
-            <w:pPr>
-              <w:jc w:val="left"/>
-            </w:pPr>
-            <w:r/>
-            <w:r>
-              <w:rPr>
-                <w:rFonts w:ascii="Times New Roman" w:hAnsi="Times New Roman"/>
-                <w:b w:val="0"/>
-                <w:sz w:val="21"/>
-              </w:rPr>
-              <w:t>[File/Section]</w:t>
-            </w:r>
-          </w:p>
-        </w:tc>
-      </w:tr>
-      <w:tr>
-        <w:tc>
-          <w:tcPr>
-            <w:tcW w:type="dxa" w:w="2250"/>
-            <w:vAlign w:val="center"/>
-          </w:tcPr>
-          <w:p>
-            <w:pPr>
-              <w:jc w:val="left"/>
-            </w:pPr>
-            <w:r/>
-            <w:r>
-              <w:rPr>
-                <w:rFonts w:ascii="Times New Roman" w:hAnsi="Times New Roman"/>
-                <w:b w:val="0"/>
-                <w:sz w:val="21"/>
-              </w:rPr>
-              <w:t>[Name]</w:t>
-            </w:r>
-          </w:p>
-        </w:tc>
-        <w:tc>
-          <w:tcPr>
-            <w:tcW w:type="dxa" w:w="2250"/>
-            <w:vAlign w:val="center"/>
-          </w:tcPr>
-          <w:p>
-            <w:pPr>
-              <w:jc w:val="left"/>
-            </w:pPr>
-            <w:r/>
-            <w:r>
-              <w:rPr>
-                <w:rFonts w:ascii="Times New Roman" w:hAnsi="Times New Roman"/>
-                <w:b w:val="0"/>
-                <w:sz w:val="21"/>
-              </w:rPr>
-              <w:t>[Area]</w:t>
-            </w:r>
-          </w:p>
-        </w:tc>
-        <w:tc>
-          <w:tcPr>
-            <w:tcW w:type="dxa" w:w="2250"/>
-            <w:vAlign w:val="center"/>
-          </w:tcPr>
-          <w:p>
-            <w:pPr>
-              <w:jc w:val="left"/>
-            </w:pPr>
-            <w:r/>
-            <w:r>
-              <w:rPr>
-                <w:rFonts w:ascii="Times New Roman" w:hAnsi="Times New Roman"/>
-                <w:b w:val="0"/>
-                <w:sz w:val="21"/>
-              </w:rPr>
-              <w:t>[Contribution]</w:t>
-            </w:r>
-          </w:p>
-        </w:tc>
-        <w:tc>
-          <w:tcPr>
-            <w:tcW w:type="dxa" w:w="2250"/>
-            <w:vAlign w:val="center"/>
-          </w:tcPr>
-          <w:p>
-            <w:pPr>
-              <w:jc w:val="left"/>
-            </w:pPr>
-            <w:r/>
-            <w:r>
-              <w:rPr>
-                <w:rFonts w:ascii="Times New Roman" w:hAnsi="Times New Roman"/>
-                <w:b w:val="0"/>
-                <w:sz w:val="21"/>
-              </w:rPr>
-              <w:t>[File/Section]</w:t>
-            </w:r>
-          </w:p>
-        </w:tc>
-      </w:tr>
-      <w:tr>
-        <w:tc>
-          <w:tcPr>
-            <w:tcW w:type="dxa" w:w="2250"/>
-            <w:vAlign w:val="center"/>
-          </w:tcPr>
-          <w:p>
-            <w:pPr>
-              <w:jc w:val="left"/>
-            </w:pPr>
-            <w:r/>
-            <w:r>
-              <w:rPr>
-                <w:rFonts w:ascii="Times New Roman" w:hAnsi="Times New Roman"/>
-                <w:b w:val="0"/>
-                <w:sz w:val="21"/>
-              </w:rPr>
-              <w:t>[Name]</w:t>
-            </w:r>
-          </w:p>
-        </w:tc>
-        <w:tc>
-          <w:tcPr>
-            <w:tcW w:type="dxa" w:w="2250"/>
-            <w:vAlign w:val="center"/>
-          </w:tcPr>
-          <w:p>
-            <w:pPr>
-              <w:jc w:val="left"/>
-            </w:pPr>
-            <w:r/>
-            <w:r>
-              <w:rPr>
-                <w:rFonts w:ascii="Times New Roman" w:hAnsi="Times New Roman"/>
-                <w:b w:val="0"/>
-                <w:sz w:val="21"/>
-              </w:rPr>
-              <w:t>[Area]</w:t>
-            </w:r>
-          </w:p>
-        </w:tc>
-        <w:tc>
-          <w:tcPr>
-            <w:tcW w:type="dxa" w:w="2250"/>
-            <w:vAlign w:val="center"/>
-          </w:tcPr>
-          <w:p>
-            <w:pPr>
-              <w:jc w:val="left"/>
-            </w:pPr>
-            <w:r/>
-            <w:r>
-              <w:rPr>
-                <w:rFonts w:ascii="Times New Roman" w:hAnsi="Times New Roman"/>
-                <w:b w:val="0"/>
-                <w:sz w:val="21"/>
-              </w:rPr>
-              <w:t>[Contribution]</w:t>
-            </w:r>
-          </w:p>
-        </w:tc>
-        <w:tc>
-          <w:tcPr>
-            <w:tcW w:type="dxa" w:w="2250"/>
-            <w:vAlign w:val="center"/>
-          </w:tcPr>
-          <w:p>
-            <w:pPr>
-              <w:jc w:val="left"/>
-            </w:pPr>
-            <w:r/>
-            <w:r>
-              <w:rPr>
-                <w:rFonts w:ascii="Times New Roman" w:hAnsi="Times New Roman"/>
-                <w:b w:val="0"/>
-                <w:sz w:val="21"/>
-              </w:rPr>
-              <w:t>[File/Section]</w:t>
-            </w:r>
-          </w:p>
-        </w:tc>
-      </w:tr>
-      <w:tr>
-        <w:tc>
-          <w:tcPr>
-            <w:tcW w:type="dxa" w:w="2250"/>
-            <w:vAlign w:val="center"/>
-          </w:tcPr>
-          <w:p>
-            <w:pPr>
-              <w:jc w:val="left"/>
-            </w:pPr>
-            <w:r/>
-            <w:r>
-              <w:rPr>
-                <w:rFonts w:ascii="Times New Roman" w:hAnsi="Times New Roman"/>
-                <w:b w:val="0"/>
-                <w:sz w:val="21"/>
-              </w:rPr>
-              <w:t>[Name]</w:t>
-            </w:r>
-          </w:p>
-        </w:tc>
-        <w:tc>
-          <w:tcPr>
-            <w:tcW w:type="dxa" w:w="2250"/>
-            <w:vAlign w:val="center"/>
-          </w:tcPr>
-          <w:p>
-            <w:pPr>
-              <w:jc w:val="left"/>
-            </w:pPr>
-            <w:r/>
-            <w:r>
-              <w:rPr>
-                <w:rFonts w:ascii="Times New Roman" w:hAnsi="Times New Roman"/>
-                <w:b w:val="0"/>
-                <w:sz w:val="21"/>
-              </w:rPr>
-              <w:t>[Area]</w:t>
-            </w:r>
-          </w:p>
-        </w:tc>
-        <w:tc>
-          <w:tcPr>
-            <w:tcW w:type="dxa" w:w="2250"/>
-            <w:vAlign w:val="center"/>
-          </w:tcPr>
-          <w:p>
-            <w:pPr>
-              <w:jc w:val="left"/>
-            </w:pPr>
-            <w:r/>
-            <w:r>
-              <w:rPr>
-                <w:rFonts w:ascii="Times New Roman" w:hAnsi="Times New Roman"/>
-                <w:b w:val="0"/>
-                <w:sz w:val="21"/>
-              </w:rPr>
-              <w:t>[Contribution]</w:t>
-            </w:r>
-          </w:p>
-        </w:tc>
-        <w:tc>
-          <w:tcPr>
-            <w:tcW w:type="dxa" w:w="2250"/>
-            <w:vAlign w:val="center"/>
-          </w:tcPr>
-          <w:p>
-            <w:pPr>
-              <w:jc w:val="left"/>
-            </w:pPr>
-            <w:r/>
-            <w:r>
-              <w:rPr>
-                <w:rFonts w:ascii="Times New Roman" w:hAnsi="Times New Roman"/>
-                <w:b w:val="0"/>
-                <w:sz w:val="21"/>
-              </w:rPr>
-              <w:t>[File/Section]</w:t>
-            </w:r>
-          </w:p>
-        </w:tc>
-      </w:tr>
-    </w:tbl>
-    <w:p/>
-    <w:p>
-      <w:r>
-        <w:br w:type="page"/>
-      </w:r>
-    </w:p>
-    <w:p>
-      <w:pPr>
-        <w:pStyle w:val="Heading1"/>
-      </w:pPr>
-      <w:r>
-        <w:t>Acknowledgements</w:t>
-      </w:r>
-    </w:p>
-    <w:p>
-      <w:pPr>
-        <w:pStyle w:val="TemplateNote"/>
-      </w:pPr>
-      <w:r>
-        <w:rPr>
-          <w:b/>
-        </w:rPr>
-        <w:t xml:space="preserve">[PLACEHOLDER] </w:t>
-      </w:r>
-      <w:r>
-        <w:t>A concise acknowledgement to the instructor, department, and anyone who provided legitimate academic support.</w:t>
-      </w:r>
-    </w:p>
-    <w:p>
-      <w:r>
-        <w:br w:type="page"/>
-      </w:r>
-    </w:p>
-    <w:p>
-      <w:pPr>
-        <w:pStyle w:val="Heading1"/>
-      </w:pPr>
-      <w:r>
-        <w:t>Executive Summary</w:t>
-      </w:r>
-    </w:p>
-    <w:p>
-      <w:pPr>
-        <w:pStyle w:val="TemplateNote"/>
-      </w:pPr>
-      <w:r>
-        <w:rPr>
-          <w:b/>
-        </w:rPr>
-        <w:t xml:space="preserve">[PLACEHOLDER] </w:t>
-      </w:r>
-      <w:r>
-        <w:t>Summarize the parking problem, KRR approach, Frames, Semantic Network, FOL, DL, Horn Clauses, Forward/Backward Chaining, implementation, and key results in approximately 250–400 words.</w:t>
-      </w:r>
-    </w:p>
-    <w:p>
-      <w:r>
-        <w:br w:type="page"/>
-      </w:r>
-    </w:p>
-    <w:p>
-      <w:pPr>
-        <w:pStyle w:val="Heading1"/>
-      </w:pPr>
-      <w:r>
-        <w:t>Table of Contents</w:t>
-      </w:r>
-    </w:p>
-    <w:p>
-      <w:r>
-        <w:fldChar w:fldCharType="begin"/>
-        <w:instrText xml:space="preserve">TOC \o "1-3" \h \z \u</w:instrText>
-        <w:fldChar w:fldCharType="end"/>
-      </w:r>
-    </w:p>
-    <w:p>
-      <w:r>
-        <w:br w:type="page"/>
-      </w:r>
-    </w:p>
-    <w:p>
-      <w:pPr>
-        <w:pStyle w:val="Heading1"/>
-      </w:pPr>
-      <w:r>
-        <w:t>List of Figures</w:t>
-      </w:r>
-    </w:p>
-    <w:p>
-      <w:pPr>
-        <w:pStyle w:val="TemplateNote"/>
-      </w:pPr>
-      <w:r>
-        <w:rPr>
-          <w:b/>
-        </w:rPr>
-        <w:t xml:space="preserve">[PLACEHOLDER] </w:t>
-      </w:r>
-      <w:r>
-        <w:t>Update fields in Word after inserting figures.</w:t>
-      </w:r>
-    </w:p>
-    <w:p>
-      <w:r>
-        <w:br w:type="page"/>
-      </w:r>
-    </w:p>
-    <w:p>
-      <w:pPr>
-        <w:pStyle w:val="Heading1"/>
-      </w:pPr>
-      <w:r>
-        <w:t>List of Tables</w:t>
-      </w:r>
-    </w:p>
-    <w:p>
-      <w:pPr>
-        <w:pStyle w:val="TemplateNote"/>
-      </w:pPr>
-      <w:r>
-        <w:rPr>
-          <w:b/>
-        </w:rPr>
-        <w:t xml:space="preserve">[PLACEHOLDER] </w:t>
-      </w:r>
-      <w:r>
-        <w:t>Update fields in Word after inserting tables.</w:t>
-      </w:r>
-    </w:p>
-    <w:p>
-      <w:r>
-        <w:br w:type="page"/>
-      </w:r>
-    </w:p>
-    <w:p>
-      <w:pPr>
-        <w:pStyle w:val="Heading1"/>
-      </w:pPr>
-      <w:r>
-        <w:t>Chapter 1: Introduction</w:t>
-      </w:r>
-    </w:p>
-    <w:p>
-      <w:pPr>
-        <w:pStyle w:val="TemplateNote"/>
-      </w:pPr>
-      <w:r>
-        <w:rPr>
-          <w:b/>
-        </w:rPr>
-        <w:t xml:space="preserve">[PLACEHOLDER] </w:t>
-      </w:r>
-      <w:r>
-        <w:t>Write a 4–8 line overview explaining what this chapter contains and how it supports the CT-351 CCP.</w:t>
-      </w:r>
-    </w:p>
-    <w:p>
-      <w:pPr>
-        <w:pStyle w:val="Heading2"/>
-      </w:pPr>
-      <w:r>
-        <w:t>1.1 Background</w:t>
-      </w:r>
-    </w:p>
-    <w:p>
-      <w:pPr>
-        <w:pStyle w:val="TemplateNote"/>
-      </w:pPr>
-      <w:r>
-        <w:rPr>
-          <w:b/>
-        </w:rPr>
-        <w:t xml:space="preserve">[PLACEHOLDER] </w:t>
-      </w:r>
-      <w:r>
-        <w:t>Introduce smart parking and why knowledge-based reasoning is useful.</w:t>
-      </w:r>
-    </w:p>
-    <w:p>
-      <w:pPr>
-        <w:pStyle w:val="Heading2"/>
-      </w:pPr>
-      <w:r>
-        <w:t>1.2 Problem Statement</w:t>
-      </w:r>
-    </w:p>
-    <w:p>
-      <w:pPr>
-        <w:pStyle w:val="TemplateNote"/>
-      </w:pPr>
-      <w:r>
-        <w:rPr>
-          <w:b/>
-        </w:rPr>
-        <w:t xml:space="preserve">[PLACEHOLDER] </w:t>
-      </w:r>
-      <w:r>
-        <w:t>Define the exact reasoning problem: determining parking access and suitable space allocation from structured facts, constraints, and rules.</w:t>
-      </w:r>
-    </w:p>
-    <w:p>
-      <w:pPr>
-        <w:pStyle w:val="Heading2"/>
-      </w:pPr>
-      <w:r>
-        <w:t>1.3 Motivation</w:t>
-      </w:r>
-    </w:p>
-    <w:p>
-      <w:pPr>
-        <w:pStyle w:val="TemplateNote"/>
-      </w:pPr>
-      <w:r>
-        <w:rPr>
-          <w:b/>
-        </w:rPr>
-        <w:t xml:space="preserve">[PLACEHOLDER] </w:t>
-      </w:r>
-      <w:r>
-        <w:t>Explain why conventional rule handling or database-only approaches are insufficient for dynamic reasoning.</w:t>
-      </w:r>
-    </w:p>
-    <w:p>
-      <w:pPr>
-        <w:pStyle w:val="Heading2"/>
-      </w:pPr>
-      <w:r>
-        <w:t>1.4 Domain Requirements</w:t>
-      </w:r>
-    </w:p>
-    <w:p>
-      <w:pPr>
-        <w:pStyle w:val="TemplateNote"/>
-      </w:pPr>
-      <w:r>
-        <w:rPr>
-          <w:b/>
-        </w:rPr>
-        <w:t xml:space="preserve">[PLACEHOLDER] </w:t>
-      </w:r>
-      <w:r>
-        <w:t>List functional and knowledge requirements.</w:t>
-      </w:r>
-    </w:p>
-    <w:p>
-      <w:pPr>
-        <w:pStyle w:val="Heading2"/>
-      </w:pPr>
-      <w:r>
-        <w:t>1.5 Project Objectives</w:t>
-      </w:r>
-    </w:p>
-    <w:p>
-      <w:pPr>
-        <w:pStyle w:val="TemplateNote"/>
-      </w:pPr>
-      <w:r>
-        <w:rPr>
-          <w:b/>
-        </w:rPr>
-        <w:t xml:space="preserve">[PLACEHOLDER] </w:t>
-      </w:r>
-      <w:r>
-        <w:t>Use measurable objectives aligned with the CCP requirements.</w:t>
-      </w:r>
-    </w:p>
-    <w:p>
-      <w:pPr>
-        <w:pStyle w:val="Heading2"/>
-      </w:pPr>
-      <w:r>
-        <w:t>1.6 Scope</w:t>
-      </w:r>
-    </w:p>
-    <w:p>
-      <w:pPr>
-        <w:pStyle w:val="TemplateNote"/>
-      </w:pPr>
-      <w:r>
-        <w:rPr>
-          <w:b/>
-        </w:rPr>
-        <w:t xml:space="preserve">[PLACEHOLDER] </w:t>
-      </w:r>
-      <w:r>
-        <w:t>State what the system does and does not cover.</w:t>
-      </w:r>
-    </w:p>
-    <w:p>
-      <w:pPr>
-        <w:pStyle w:val="Heading2"/>
-      </w:pPr>
-      <w:r>
-        <w:t>1.7 Proposed Solution</w:t>
-      </w:r>
-    </w:p>
-    <w:p>
-      <w:pPr>
-        <w:pStyle w:val="TemplateNote"/>
-      </w:pPr>
-      <w:r>
-        <w:rPr>
-          <w:b/>
-        </w:rPr>
-        <w:t xml:space="preserve">[PLACEHOLDER] </w:t>
-      </w:r>
-      <w:r>
-        <w:t>Summarize the multi-paradigm KRR architecture.</w:t>
-      </w:r>
-    </w:p>
-    <w:p>
-      <w:pPr>
-        <w:pStyle w:val="Heading2"/>
-      </w:pPr>
-      <w:r>
-        <w:t>1.8 Report Organization</w:t>
-      </w:r>
-    </w:p>
-    <w:p>
-      <w:pPr>
-        <w:pStyle w:val="TemplateNote"/>
-      </w:pPr>
-      <w:r>
-        <w:rPr>
-          <w:b/>
-        </w:rPr>
-        <w:t xml:space="preserve">[PLACEHOLDER] </w:t>
-      </w:r>
-      <w:r>
-        <w:t>Briefly describe each chapter.</w:t>
-      </w:r>
-    </w:p>
-    <w:p>
-      <w:r>
-        <w:br w:type="page"/>
-      </w:r>
-    </w:p>
-    <w:p>
-      <w:pPr>
-        <w:pStyle w:val="Heading1"/>
-      </w:pPr>
-      <w:r>
-        <w:t>Chapter 2: Domain Analysis &amp; Knowledge Acquisition</w:t>
-      </w:r>
-    </w:p>
-    <w:p>
-      <w:pPr>
-        <w:pStyle w:val="TemplateNote"/>
-      </w:pPr>
-      <w:r>
-        <w:rPr>
-          <w:b/>
-        </w:rPr>
-        <w:t xml:space="preserve">[PLACEHOLDER] </w:t>
-      </w:r>
-      <w:r>
-        <w:t>Write a 4–8 line overview explaining what this chapter contains and how it supports the CT-351 CCP.</w:t>
-      </w:r>
-    </w:p>
-    <w:p>
-      <w:pPr>
-        <w:pStyle w:val="Heading2"/>
-      </w:pPr>
-      <w:r>
-        <w:t>2.1 Smart Parking Domain</w:t>
-      </w:r>
-    </w:p>
-    <w:p>
-      <w:pPr>
-        <w:pStyle w:val="TemplateNote"/>
-      </w:pPr>
-      <w:r>
-        <w:rPr>
-          <w:b/>
-        </w:rPr>
-        <w:t xml:space="preserve">[PLACEHOLDER] </w:t>
-      </w:r>
-      <w:r>
-        <w:t>Describe the selected domain and real-world context.</w:t>
-      </w:r>
-    </w:p>
-    <w:p>
-      <w:pPr>
-        <w:pStyle w:val="Heading2"/>
-      </w:pPr>
-      <w:r>
-        <w:t>2.2 Domain Entities</w:t>
-      </w:r>
-    </w:p>
-    <w:tbl>
-      <w:tblPr>
-        <w:tblStyle w:val="TableGrid"/>
-        <w:tblW w:type="auto" w:w="0"/>
-        <w:jc w:val="center"/>
-        <w:tblLook w:firstColumn="1" w:firstRow="1" w:lastColumn="0" w:lastRow="0" w:noHBand="0" w:noVBand="1" w:val="04A0"/>
-      </w:tblPr>
-      <w:tblGrid>
-        <w:gridCol w:w="3000"/>
-        <w:gridCol w:w="3000"/>
-        <w:gridCol w:w="3000"/>
-      </w:tblGrid>
-      <w:tr>
-        <w:tc>
-          <w:tcPr>
-            <w:tcW w:type="dxa" w:w="3000"/>
-            <w:vAlign w:val="center"/>
-            <w:shd w:fill="D9EAF7"/>
-          </w:tcPr>
-          <w:p>
-            <w:pPr>
-              <w:jc w:val="left"/>
-            </w:pPr>
-            <w:r/>
-            <w:r>
-              <w:rPr>
-                <w:rFonts w:ascii="Times New Roman" w:hAnsi="Times New Roman"/>
-                <w:b/>
-                <w:sz w:val="21"/>
-              </w:rPr>
-              <w:t>Entity</w:t>
-            </w:r>
-          </w:p>
-        </w:tc>
-        <w:tc>
-          <w:tcPr>
-            <w:tcW w:type="dxa" w:w="3000"/>
-            <w:vAlign w:val="center"/>
-            <w:shd w:fill="D9EAF7"/>
-          </w:tcPr>
-          <w:p>
-            <w:pPr>
-              <w:jc w:val="left"/>
-            </w:pPr>
-            <w:r/>
-            <w:r>
-              <w:rPr>
-                <w:rFonts w:ascii="Times New Roman" w:hAnsi="Times New Roman"/>
-                <w:b/>
-                <w:sz w:val="21"/>
-              </w:rPr>
-              <w:t>Description</w:t>
-            </w:r>
-          </w:p>
-        </w:tc>
-        <w:tc>
-          <w:tcPr>
-            <w:tcW w:type="dxa" w:w="3000"/>
-            <w:vAlign w:val="center"/>
-            <w:shd w:fill="D9EAF7"/>
-          </w:tcPr>
-          <w:p>
-            <w:pPr>
-              <w:jc w:val="left"/>
-            </w:pPr>
-            <w:r/>
-            <w:r>
-              <w:rPr>
-                <w:rFonts w:ascii="Times New Roman" w:hAnsi="Times New Roman"/>
-                <w:b/>
-                <w:sz w:val="21"/>
-              </w:rPr>
-              <w:t>Important Attributes</w:t>
-            </w:r>
-          </w:p>
-        </w:tc>
-      </w:tr>
-      <w:tr>
-        <w:tc>
-          <w:tcPr>
-            <w:tcW w:type="dxa" w:w="3000"/>
-            <w:vAlign w:val="center"/>
-          </w:tcPr>
-          <w:p>
-            <w:pPr>
-              <w:jc w:val="left"/>
-            </w:pPr>
-            <w:r/>
-            <w:r>
-              <w:rPr>
-                <w:rFonts w:ascii="Times New Roman" w:hAnsi="Times New Roman"/>
-                <w:b w:val="0"/>
-                <w:sz w:val="21"/>
-              </w:rPr>
-              <w:t>Person</w:t>
-            </w:r>
-          </w:p>
-        </w:tc>
-        <w:tc>
-          <w:tcPr>
-            <w:tcW w:type="dxa" w:w="3000"/>
-            <w:vAlign w:val="center"/>
-          </w:tcPr>
-          <w:p>
-            <w:pPr>
-              <w:jc w:val="left"/>
-            </w:pPr>
-            <w:r/>
-            <w:r>
-              <w:rPr>
-                <w:rFonts w:ascii="Times New Roman" w:hAnsi="Times New Roman"/>
-                <w:b w:val="0"/>
-                <w:sz w:val="21"/>
-              </w:rPr>
-              <w:t>[Description]</w:t>
-            </w:r>
-          </w:p>
-        </w:tc>
-        <w:tc>
-          <w:tcPr>
-            <w:tcW w:type="dxa" w:w="3000"/>
-            <w:vAlign w:val="center"/>
-          </w:tcPr>
-          <w:p>
-            <w:pPr>
-              <w:jc w:val="left"/>
-            </w:pPr>
-            <w:r/>
-            <w:r>
-              <w:rPr>
-                <w:rFonts w:ascii="Times New Roman" w:hAnsi="Times New Roman"/>
-                <w:b w:val="0"/>
-                <w:sz w:val="21"/>
-              </w:rPr>
-              <w:t>[Attributes]</w:t>
-            </w:r>
-          </w:p>
-        </w:tc>
-      </w:tr>
-      <w:tr>
-        <w:tc>
-          <w:tcPr>
-            <w:tcW w:type="dxa" w:w="3000"/>
-            <w:vAlign w:val="center"/>
-          </w:tcPr>
-          <w:p>
-            <w:pPr>
-              <w:jc w:val="left"/>
-            </w:pPr>
-            <w:r/>
-            <w:r>
-              <w:rPr>
-                <w:rFonts w:ascii="Times New Roman" w:hAnsi="Times New Roman"/>
-                <w:b w:val="0"/>
-                <w:sz w:val="21"/>
-              </w:rPr>
-              <w:t>Student</w:t>
-            </w:r>
-          </w:p>
-        </w:tc>
-        <w:tc>
-          <w:tcPr>
-            <w:tcW w:type="dxa" w:w="3000"/>
-            <w:vAlign w:val="center"/>
-          </w:tcPr>
-          <w:p>
-            <w:pPr>
-              <w:jc w:val="left"/>
-            </w:pPr>
-            <w:r/>
-            <w:r>
-              <w:rPr>
-                <w:rFonts w:ascii="Times New Roman" w:hAnsi="Times New Roman"/>
-                <w:b w:val="0"/>
-                <w:sz w:val="21"/>
-              </w:rPr>
-              <w:t>[Description]</w:t>
-            </w:r>
-          </w:p>
-        </w:tc>
-        <w:tc>
-          <w:tcPr>
-            <w:tcW w:type="dxa" w:w="3000"/>
-            <w:vAlign w:val="center"/>
-          </w:tcPr>
-          <w:p>
-            <w:pPr>
-              <w:jc w:val="left"/>
-            </w:pPr>
-            <w:r/>
-            <w:r>
-              <w:rPr>
-                <w:rFonts w:ascii="Times New Roman" w:hAnsi="Times New Roman"/>
-                <w:b w:val="0"/>
-                <w:sz w:val="21"/>
-              </w:rPr>
-              <w:t>[Attributes]</w:t>
-            </w:r>
-          </w:p>
-        </w:tc>
-      </w:tr>
-      <w:tr>
-        <w:tc>
-          <w:tcPr>
-            <w:tcW w:type="dxa" w:w="3000"/>
-            <w:vAlign w:val="center"/>
-          </w:tcPr>
-          <w:p>
-            <w:pPr>
-              <w:jc w:val="left"/>
-            </w:pPr>
-            <w:r/>
-            <w:r>
-              <w:rPr>
-                <w:rFonts w:ascii="Times New Roman" w:hAnsi="Times New Roman"/>
-                <w:b w:val="0"/>
-                <w:sz w:val="21"/>
-              </w:rPr>
-              <w:t>Faculty / Staff</w:t>
-            </w:r>
-          </w:p>
-        </w:tc>
-        <w:tc>
-          <w:tcPr>
-            <w:tcW w:type="dxa" w:w="3000"/>
-            <w:vAlign w:val="center"/>
-          </w:tcPr>
-          <w:p>
-            <w:pPr>
-              <w:jc w:val="left"/>
-            </w:pPr>
-            <w:r/>
-            <w:r>
-              <w:rPr>
-                <w:rFonts w:ascii="Times New Roman" w:hAnsi="Times New Roman"/>
-                <w:b w:val="0"/>
-                <w:sz w:val="21"/>
-              </w:rPr>
-              <w:t>[Description]</w:t>
-            </w:r>
-          </w:p>
-        </w:tc>
-        <w:tc>
-          <w:tcPr>
-            <w:tcW w:type="dxa" w:w="3000"/>
-            <w:vAlign w:val="center"/>
-          </w:tcPr>
-          <w:p>
-            <w:pPr>
-              <w:jc w:val="left"/>
-            </w:pPr>
-            <w:r/>
-            <w:r>
-              <w:rPr>
-                <w:rFonts w:ascii="Times New Roman" w:hAnsi="Times New Roman"/>
-                <w:b w:val="0"/>
-                <w:sz w:val="21"/>
-              </w:rPr>
-              <w:t>[Attributes]</w:t>
-            </w:r>
-          </w:p>
-        </w:tc>
-      </w:tr>
-      <w:tr>
-        <w:tc>
-          <w:tcPr>
-            <w:tcW w:type="dxa" w:w="3000"/>
-            <w:vAlign w:val="center"/>
-          </w:tcPr>
-          <w:p>
-            <w:pPr>
-              <w:jc w:val="left"/>
-            </w:pPr>
-            <w:r/>
-            <w:r>
-              <w:rPr>
-                <w:rFonts w:ascii="Times New Roman" w:hAnsi="Times New Roman"/>
-                <w:b w:val="0"/>
-                <w:sz w:val="21"/>
-              </w:rPr>
-              <w:t>Visitor</w:t>
-            </w:r>
-          </w:p>
-        </w:tc>
-        <w:tc>
-          <w:tcPr>
-            <w:tcW w:type="dxa" w:w="3000"/>
-            <w:vAlign w:val="center"/>
-          </w:tcPr>
-          <w:p>
-            <w:pPr>
-              <w:jc w:val="left"/>
-            </w:pPr>
-            <w:r/>
-            <w:r>
-              <w:rPr>
-                <w:rFonts w:ascii="Times New Roman" w:hAnsi="Times New Roman"/>
-                <w:b w:val="0"/>
-                <w:sz w:val="21"/>
-              </w:rPr>
-              <w:t>[Description]</w:t>
-            </w:r>
-          </w:p>
-        </w:tc>
-        <w:tc>
-          <w:tcPr>
-            <w:tcW w:type="dxa" w:w="3000"/>
-            <w:vAlign w:val="center"/>
-          </w:tcPr>
-          <w:p>
-            <w:pPr>
-              <w:jc w:val="left"/>
-            </w:pPr>
-            <w:r/>
-            <w:r>
-              <w:rPr>
-                <w:rFonts w:ascii="Times New Roman" w:hAnsi="Times New Roman"/>
-                <w:b w:val="0"/>
-                <w:sz w:val="21"/>
-              </w:rPr>
-              <w:t>[Attributes]</w:t>
-            </w:r>
-          </w:p>
-        </w:tc>
-      </w:tr>
-      <w:tr>
-        <w:tc>
-          <w:tcPr>
-            <w:tcW w:type="dxa" w:w="3000"/>
-            <w:vAlign w:val="center"/>
-          </w:tcPr>
-          <w:p>
-            <w:pPr>
-              <w:jc w:val="left"/>
-            </w:pPr>
-            <w:r/>
-            <w:r>
-              <w:rPr>
-                <w:rFonts w:ascii="Times New Roman" w:hAnsi="Times New Roman"/>
-                <w:b w:val="0"/>
-                <w:sz w:val="21"/>
-              </w:rPr>
-              <w:t>Vehicle</w:t>
-            </w:r>
-          </w:p>
-        </w:tc>
-        <w:tc>
-          <w:tcPr>
-            <w:tcW w:type="dxa" w:w="3000"/>
-            <w:vAlign w:val="center"/>
-          </w:tcPr>
-          <w:p>
-            <w:pPr>
-              <w:jc w:val="left"/>
-            </w:pPr>
-            <w:r/>
-            <w:r>
-              <w:rPr>
-                <w:rFonts w:ascii="Times New Roman" w:hAnsi="Times New Roman"/>
-                <w:b w:val="0"/>
-                <w:sz w:val="21"/>
-              </w:rPr>
-              <w:t>[Description]</w:t>
-            </w:r>
-          </w:p>
-        </w:tc>
-        <w:tc>
-          <w:tcPr>
-            <w:tcW w:type="dxa" w:w="3000"/>
-            <w:vAlign w:val="center"/>
-          </w:tcPr>
-          <w:p>
-            <w:pPr>
-              <w:jc w:val="left"/>
-            </w:pPr>
-            <w:r/>
-            <w:r>
-              <w:rPr>
-                <w:rFonts w:ascii="Times New Roman" w:hAnsi="Times New Roman"/>
-                <w:b w:val="0"/>
-                <w:sz w:val="21"/>
-              </w:rPr>
-              <w:t>[Attributes]</w:t>
-            </w:r>
-          </w:p>
-        </w:tc>
-      </w:tr>
-      <w:tr>
-        <w:tc>
-          <w:tcPr>
-            <w:tcW w:type="dxa" w:w="3000"/>
-            <w:vAlign w:val="center"/>
-          </w:tcPr>
-          <w:p>
-            <w:pPr>
-              <w:jc w:val="left"/>
-            </w:pPr>
-            <w:r/>
-            <w:r>
-              <w:rPr>
-                <w:rFonts w:ascii="Times New Roman" w:hAnsi="Times New Roman"/>
-                <w:b w:val="0"/>
-                <w:sz w:val="21"/>
-              </w:rPr>
-              <w:t>Parking Permit</w:t>
-            </w:r>
-          </w:p>
-        </w:tc>
-        <w:tc>
-          <w:tcPr>
-            <w:tcW w:type="dxa" w:w="3000"/>
-            <w:vAlign w:val="center"/>
-          </w:tcPr>
-          <w:p>
-            <w:pPr>
-              <w:jc w:val="left"/>
-            </w:pPr>
-            <w:r/>
-            <w:r>
-              <w:rPr>
-                <w:rFonts w:ascii="Times New Roman" w:hAnsi="Times New Roman"/>
-                <w:b w:val="0"/>
-                <w:sz w:val="21"/>
-              </w:rPr>
-              <w:t>[Description]</w:t>
-            </w:r>
-          </w:p>
-        </w:tc>
-        <w:tc>
-          <w:tcPr>
-            <w:tcW w:type="dxa" w:w="3000"/>
-            <w:vAlign w:val="center"/>
-          </w:tcPr>
-          <w:p>
-            <w:pPr>
-              <w:jc w:val="left"/>
-            </w:pPr>
-            <w:r/>
-            <w:r>
-              <w:rPr>
-                <w:rFonts w:ascii="Times New Roman" w:hAnsi="Times New Roman"/>
-                <w:b w:val="0"/>
-                <w:sz w:val="21"/>
-              </w:rPr>
-              <w:t>[Attributes]</w:t>
-            </w:r>
-          </w:p>
-        </w:tc>
-      </w:tr>
-      <w:tr>
-        <w:tc>
-          <w:tcPr>
-            <w:tcW w:type="dxa" w:w="3000"/>
-            <w:vAlign w:val="center"/>
-          </w:tcPr>
-          <w:p>
-            <w:pPr>
-              <w:jc w:val="left"/>
-            </w:pPr>
-            <w:r/>
-            <w:r>
-              <w:rPr>
-                <w:rFonts w:ascii="Times New Roman" w:hAnsi="Times New Roman"/>
-                <w:b w:val="0"/>
-                <w:sz w:val="21"/>
-              </w:rPr>
-              <w:t>Parking Space</w:t>
-            </w:r>
-          </w:p>
-        </w:tc>
-        <w:tc>
-          <w:tcPr>
-            <w:tcW w:type="dxa" w:w="3000"/>
-            <w:vAlign w:val="center"/>
-          </w:tcPr>
-          <w:p>
-            <w:pPr>
-              <w:jc w:val="left"/>
-            </w:pPr>
-            <w:r/>
-            <w:r>
-              <w:rPr>
-                <w:rFonts w:ascii="Times New Roman" w:hAnsi="Times New Roman"/>
-                <w:b w:val="0"/>
-                <w:sz w:val="21"/>
-              </w:rPr>
-              <w:t>[Description]</w:t>
-            </w:r>
-          </w:p>
-        </w:tc>
-        <w:tc>
-          <w:tcPr>
-            <w:tcW w:type="dxa" w:w="3000"/>
-            <w:vAlign w:val="center"/>
-          </w:tcPr>
-          <w:p>
-            <w:pPr>
-              <w:jc w:val="left"/>
-            </w:pPr>
-            <w:r/>
-            <w:r>
-              <w:rPr>
-                <w:rFonts w:ascii="Times New Roman" w:hAnsi="Times New Roman"/>
-                <w:b w:val="0"/>
-                <w:sz w:val="21"/>
-              </w:rPr>
-              <w:t>[Attributes]</w:t>
-            </w:r>
-          </w:p>
-        </w:tc>
-      </w:tr>
-      <w:tr>
-        <w:tc>
-          <w:tcPr>
-            <w:tcW w:type="dxa" w:w="3000"/>
-            <w:vAlign w:val="center"/>
-          </w:tcPr>
-          <w:p>
-            <w:pPr>
-              <w:jc w:val="left"/>
-            </w:pPr>
-            <w:r/>
-            <w:r>
-              <w:rPr>
-                <w:rFonts w:ascii="Times New Roman" w:hAnsi="Times New Roman"/>
-                <w:b w:val="0"/>
-                <w:sz w:val="21"/>
-              </w:rPr>
-              <w:t>Parking Zone</w:t>
-            </w:r>
-          </w:p>
-        </w:tc>
-        <w:tc>
-          <w:tcPr>
-            <w:tcW w:type="dxa" w:w="3000"/>
-            <w:vAlign w:val="center"/>
-          </w:tcPr>
-          <w:p>
-            <w:pPr>
-              <w:jc w:val="left"/>
-            </w:pPr>
-            <w:r/>
-            <w:r>
-              <w:rPr>
-                <w:rFonts w:ascii="Times New Roman" w:hAnsi="Times New Roman"/>
-                <w:b w:val="0"/>
-                <w:sz w:val="21"/>
-              </w:rPr>
-              <w:t>[Description]</w:t>
-            </w:r>
-          </w:p>
-        </w:tc>
-        <w:tc>
-          <w:tcPr>
-            <w:tcW w:type="dxa" w:w="3000"/>
-            <w:vAlign w:val="center"/>
-          </w:tcPr>
-          <w:p>
-            <w:pPr>
-              <w:jc w:val="left"/>
-            </w:pPr>
-            <w:r/>
-            <w:r>
-              <w:rPr>
-                <w:rFonts w:ascii="Times New Roman" w:hAnsi="Times New Roman"/>
-                <w:b w:val="0"/>
-                <w:sz w:val="21"/>
-              </w:rPr>
-              <w:t>[Attributes]</w:t>
-            </w:r>
-          </w:p>
-        </w:tc>
-      </w:tr>
-      <w:tr>
-        <w:tc>
-          <w:tcPr>
-            <w:tcW w:type="dxa" w:w="3000"/>
-            <w:vAlign w:val="center"/>
-          </w:tcPr>
-          <w:p>
-            <w:pPr>
-              <w:jc w:val="left"/>
-            </w:pPr>
-            <w:r/>
-            <w:r>
-              <w:rPr>
-                <w:rFonts w:ascii="Times New Roman" w:hAnsi="Times New Roman"/>
-                <w:b w:val="0"/>
-                <w:sz w:val="21"/>
-              </w:rPr>
-              <w:t>Reservation</w:t>
-            </w:r>
-          </w:p>
-        </w:tc>
-        <w:tc>
-          <w:tcPr>
-            <w:tcW w:type="dxa" w:w="3000"/>
-            <w:vAlign w:val="center"/>
-          </w:tcPr>
-          <w:p>
-            <w:pPr>
-              <w:jc w:val="left"/>
-            </w:pPr>
-            <w:r/>
-            <w:r>
-              <w:rPr>
-                <w:rFonts w:ascii="Times New Roman" w:hAnsi="Times New Roman"/>
-                <w:b w:val="0"/>
-                <w:sz w:val="21"/>
-              </w:rPr>
-              <w:t>[Description]</w:t>
-            </w:r>
-          </w:p>
-        </w:tc>
-        <w:tc>
-          <w:tcPr>
-            <w:tcW w:type="dxa" w:w="3000"/>
-            <w:vAlign w:val="center"/>
-          </w:tcPr>
-          <w:p>
-            <w:pPr>
-              <w:jc w:val="left"/>
-            </w:pPr>
-            <w:r/>
-            <w:r>
-              <w:rPr>
-                <w:rFonts w:ascii="Times New Roman" w:hAnsi="Times New Roman"/>
-                <w:b w:val="0"/>
-                <w:sz w:val="21"/>
-              </w:rPr>
-              <w:t>[Attributes]</w:t>
-            </w:r>
-          </w:p>
-        </w:tc>
-      </w:tr>
-    </w:tbl>
-    <w:p/>
-    <w:p>
-      <w:pPr>
-        <w:pStyle w:val="Heading2"/>
-      </w:pPr>
-      <w:r>
-        <w:t>2.3 Domain Relationships</w:t>
-      </w:r>
-    </w:p>
-    <w:p>
-      <w:pPr>
-        <w:pStyle w:val="TemplateNote"/>
-      </w:pPr>
-      <w:r>
-        <w:rPr>
-          <w:b/>
-        </w:rPr>
-        <w:t xml:space="preserve">[PLACEHOLDER] </w:t>
-      </w:r>
-      <w:r>
-        <w:t>Describe is-a, has-a, owns, located-in, reserves, assigned-to, eligible-for, etc.</w:t>
-      </w:r>
-    </w:p>
-    <w:p>
-      <w:pPr>
-        <w:pStyle w:val="Heading2"/>
-      </w:pPr>
-      <w:r>
-        <w:t>2.4 Knowledge Acquisition</w:t>
-      </w:r>
-    </w:p>
-    <w:p>
-      <w:pPr>
-        <w:pStyle w:val="TemplateNote"/>
-      </w:pPr>
-      <w:r>
-        <w:rPr>
-          <w:b/>
-        </w:rPr>
-        <w:t xml:space="preserve">[PLACEHOLDER] </w:t>
-      </w:r>
-      <w:r>
-        <w:t>Explain where the rules and constraints come from: domain assumptions, university-style parking policies, and explicitly defined project assumptions.</w:t>
-      </w:r>
-    </w:p>
-    <w:p>
-      <w:pPr>
-        <w:pStyle w:val="Heading2"/>
-      </w:pPr>
-      <w:r>
-        <w:t>2.5 Domain Constraints</w:t>
-      </w:r>
-    </w:p>
-    <w:p>
-      <w:pPr>
-        <w:pStyle w:val="TemplateNote"/>
-      </w:pPr>
-      <w:r>
-        <w:rPr>
-          <w:b/>
-        </w:rPr>
-        <w:t xml:space="preserve">[PLACEHOLDER] </w:t>
-      </w:r>
-      <w:r>
-        <w:t>List important constraints and exceptions.</w:t>
-      </w:r>
-    </w:p>
-    <w:p>
-      <w:pPr>
-        <w:pStyle w:val="Heading2"/>
-      </w:pPr>
-      <w:r>
-        <w:t>2.6 Limitations of Traditional Database Systems</w:t>
-      </w:r>
-    </w:p>
-    <w:p>
-      <w:pPr>
-        <w:pStyle w:val="TemplateNote"/>
-      </w:pPr>
-      <w:r>
-        <w:rPr>
-          <w:b/>
-        </w:rPr>
-        <w:t xml:space="preserve">[PLACEHOLDER] </w:t>
-      </w:r>
-      <w:r>
-        <w:t>Discuss storage/query strengths and why pure CRUD/database queries do not provide the same explicit symbolic inference.</w:t>
-      </w:r>
-    </w:p>
-    <w:p>
-      <w:r>
-        <w:br w:type="page"/>
-      </w:r>
-    </w:p>
-    <w:p>
-      <w:pPr>
-        <w:pStyle w:val="Heading1"/>
-      </w:pPr>
-      <w:r>
-        <w:t>Chapter 3: Knowledge Representation Architecture</w:t>
-      </w:r>
-    </w:p>
-    <w:p>
-      <w:pPr>
-        <w:pStyle w:val="TemplateNote"/>
-      </w:pPr>
-      <w:r>
-        <w:rPr>
-          <w:b/>
-        </w:rPr>
-        <w:t xml:space="preserve">[PLACEHOLDER] </w:t>
-      </w:r>
-      <w:r>
-        <w:t>Write a 4–8 line overview explaining what this chapter contains and how it supports the CT-351 CCP.</w:t>
-      </w:r>
-    </w:p>
-    <w:p>
-      <w:pPr>
-        <w:pStyle w:val="Heading2"/>
-      </w:pPr>
-      <w:r>
-        <w:t>3.1 Overall Knowledge Model</w:t>
-      </w:r>
-    </w:p>
-    <w:p>
-      <w:pPr>
-        <w:pStyle w:val="TemplateNote"/>
-      </w:pPr>
-      <w:r>
-        <w:rPr>
-          <w:b/>
-        </w:rPr>
-        <w:t xml:space="preserve">[PLACEHOLDER] </w:t>
-      </w:r>
-      <w:r>
-        <w:t>Insert a high-level ontology/knowledge model diagram.</w:t>
-      </w:r>
-    </w:p>
-    <w:p>
-      <w:pPr>
-        <w:pStyle w:val="Heading2"/>
-      </w:pPr>
-      <w:r>
-        <w:t>3.2 Concept Hierarchy</w:t>
-      </w:r>
-    </w:p>
-    <w:p>
-      <w:pPr>
-        <w:pStyle w:val="TemplateNote"/>
-      </w:pPr>
-      <w:r>
-        <w:rPr>
-          <w:b/>
-        </w:rPr>
-        <w:t xml:space="preserve">[PLACEHOLDER] </w:t>
-      </w:r>
-      <w:r>
-        <w:t>Show Person → Student/Faculty/Staff/Visitor, ParkingSpace → specialized space types, etc.</w:t>
-      </w:r>
-    </w:p>
-    <w:p>
-      <w:pPr>
-        <w:pStyle w:val="Heading2"/>
-      </w:pPr>
-      <w:r>
-        <w:t>3.3 Knowledge Representation Paradigms</w:t>
-      </w:r>
-    </w:p>
-    <w:tbl>
-      <w:tblPr>
-        <w:tblStyle w:val="TableGrid"/>
-        <w:tblW w:type="auto" w:w="0"/>
-        <w:jc w:val="center"/>
-        <w:tblLook w:firstColumn="1" w:firstRow="1" w:lastColumn="0" w:lastRow="0" w:noHBand="0" w:noVBand="1" w:val="04A0"/>
-      </w:tblPr>
-      <w:tblGrid>
-        <w:gridCol w:w="3000"/>
-        <w:gridCol w:w="3000"/>
-        <w:gridCol w:w="3000"/>
-      </w:tblGrid>
-      <w:tr>
-        <w:tc>
-          <w:tcPr>
-            <w:tcW w:type="dxa" w:w="3000"/>
-            <w:vAlign w:val="center"/>
-            <w:shd w:fill="D9EAF7"/>
-          </w:tcPr>
-          <w:p>
-            <w:pPr>
-              <w:jc w:val="left"/>
-            </w:pPr>
-            <w:r/>
-            <w:r>
-              <w:rPr>
-                <w:rFonts w:ascii="Times New Roman" w:hAnsi="Times New Roman"/>
-                <w:b/>
-                <w:sz w:val="21"/>
-              </w:rPr>
-              <w:t>Paradigm</w:t>
-            </w:r>
-          </w:p>
-        </w:tc>
-        <w:tc>
-          <w:tcPr>
-            <w:tcW w:type="dxa" w:w="3000"/>
-            <w:vAlign w:val="center"/>
-            <w:shd w:fill="D9EAF7"/>
-          </w:tcPr>
-          <w:p>
-            <w:pPr>
-              <w:jc w:val="left"/>
-            </w:pPr>
-            <w:r/>
-            <w:r>
-              <w:rPr>
-                <w:rFonts w:ascii="Times New Roman" w:hAnsi="Times New Roman"/>
-                <w:b/>
-                <w:sz w:val="21"/>
-              </w:rPr>
-              <w:t>Purpose in This Project</w:t>
-            </w:r>
-          </w:p>
-        </w:tc>
-        <w:tc>
-          <w:tcPr>
-            <w:tcW w:type="dxa" w:w="3000"/>
-            <w:vAlign w:val="center"/>
-            <w:shd w:fill="D9EAF7"/>
-          </w:tcPr>
-          <w:p>
-            <w:pPr>
-              <w:jc w:val="left"/>
-            </w:pPr>
-            <w:r/>
-            <w:r>
-              <w:rPr>
-                <w:rFonts w:ascii="Times New Roman" w:hAnsi="Times New Roman"/>
-                <w:b/>
-                <w:sz w:val="21"/>
-              </w:rPr>
-              <w:t>Example</w:t>
-            </w:r>
-          </w:p>
-        </w:tc>
-      </w:tr>
-      <w:tr>
-        <w:tc>
-          <w:tcPr>
-            <w:tcW w:type="dxa" w:w="3000"/>
-            <w:vAlign w:val="center"/>
-          </w:tcPr>
-          <w:p>
-            <w:pPr>
-              <w:jc w:val="left"/>
-            </w:pPr>
-            <w:r/>
-            <w:r>
-              <w:rPr>
-                <w:rFonts w:ascii="Times New Roman" w:hAnsi="Times New Roman"/>
-                <w:b w:val="0"/>
-                <w:sz w:val="21"/>
-              </w:rPr>
-              <w:t>Frames</w:t>
-            </w:r>
-          </w:p>
-        </w:tc>
-        <w:tc>
-          <w:tcPr>
-            <w:tcW w:type="dxa" w:w="3000"/>
-            <w:vAlign w:val="center"/>
-          </w:tcPr>
-          <w:p>
-            <w:pPr>
-              <w:jc w:val="left"/>
-            </w:pPr>
-            <w:r/>
-            <w:r>
-              <w:rPr>
-                <w:rFonts w:ascii="Times New Roman" w:hAnsi="Times New Roman"/>
-                <w:b w:val="0"/>
-                <w:sz w:val="21"/>
-              </w:rPr>
-              <w:t>Structured concepts, slots, facets, defaults</w:t>
-            </w:r>
-          </w:p>
-        </w:tc>
-        <w:tc>
-          <w:tcPr>
-            <w:tcW w:type="dxa" w:w="3000"/>
-            <w:vAlign w:val="center"/>
-          </w:tcPr>
-          <w:p>
-            <w:pPr>
-              <w:jc w:val="left"/>
-            </w:pPr>
-            <w:r/>
-            <w:r>
-              <w:rPr>
-                <w:rFonts w:ascii="Times New Roman" w:hAnsi="Times New Roman"/>
-                <w:b w:val="0"/>
-                <w:sz w:val="21"/>
-              </w:rPr>
-              <w:t>[Example]</w:t>
-            </w:r>
-          </w:p>
-        </w:tc>
-      </w:tr>
-      <w:tr>
-        <w:tc>
-          <w:tcPr>
-            <w:tcW w:type="dxa" w:w="3000"/>
-            <w:vAlign w:val="center"/>
-          </w:tcPr>
-          <w:p>
-            <w:pPr>
-              <w:jc w:val="left"/>
-            </w:pPr>
-            <w:r/>
-            <w:r>
-              <w:rPr>
-                <w:rFonts w:ascii="Times New Roman" w:hAnsi="Times New Roman"/>
-                <w:b w:val="0"/>
-                <w:sz w:val="21"/>
-              </w:rPr>
-              <w:t>Semantic Network</w:t>
-            </w:r>
-          </w:p>
-        </w:tc>
-        <w:tc>
-          <w:tcPr>
-            <w:tcW w:type="dxa" w:w="3000"/>
-            <w:vAlign w:val="center"/>
-          </w:tcPr>
-          <w:p>
-            <w:pPr>
-              <w:jc w:val="left"/>
-            </w:pPr>
-            <w:r/>
-            <w:r>
-              <w:rPr>
-                <w:rFonts w:ascii="Times New Roman" w:hAnsi="Times New Roman"/>
-                <w:b w:val="0"/>
-                <w:sz w:val="21"/>
-              </w:rPr>
-              <w:t>Visual relationships among concepts</w:t>
-            </w:r>
-          </w:p>
-        </w:tc>
-        <w:tc>
-          <w:tcPr>
-            <w:tcW w:type="dxa" w:w="3000"/>
-            <w:vAlign w:val="center"/>
-          </w:tcPr>
-          <w:p>
-            <w:pPr>
-              <w:jc w:val="left"/>
-            </w:pPr>
-            <w:r/>
-            <w:r>
-              <w:rPr>
-                <w:rFonts w:ascii="Times New Roman" w:hAnsi="Times New Roman"/>
-                <w:b w:val="0"/>
-                <w:sz w:val="21"/>
-              </w:rPr>
-              <w:t>[Example]</w:t>
-            </w:r>
-          </w:p>
-        </w:tc>
-      </w:tr>
-      <w:tr>
-        <w:tc>
-          <w:tcPr>
-            <w:tcW w:type="dxa" w:w="3000"/>
-            <w:vAlign w:val="center"/>
-          </w:tcPr>
-          <w:p>
-            <w:pPr>
-              <w:jc w:val="left"/>
-            </w:pPr>
-            <w:r/>
-            <w:r>
-              <w:rPr>
-                <w:rFonts w:ascii="Times New Roman" w:hAnsi="Times New Roman"/>
-                <w:b w:val="0"/>
-                <w:sz w:val="21"/>
-              </w:rPr>
-              <w:t>FOL</w:t>
-            </w:r>
-          </w:p>
-        </w:tc>
-        <w:tc>
-          <w:tcPr>
-            <w:tcW w:type="dxa" w:w="3000"/>
-            <w:vAlign w:val="center"/>
-          </w:tcPr>
-          <w:p>
-            <w:pPr>
-              <w:jc w:val="left"/>
-            </w:pPr>
-            <w:r/>
-            <w:r>
-              <w:rPr>
-                <w:rFonts w:ascii="Times New Roman" w:hAnsi="Times New Roman"/>
-                <w:b w:val="0"/>
-                <w:sz w:val="21"/>
-              </w:rPr>
-              <w:t>Precise logical constraints and rules</w:t>
-            </w:r>
-          </w:p>
-        </w:tc>
-        <w:tc>
-          <w:tcPr>
-            <w:tcW w:type="dxa" w:w="3000"/>
-            <w:vAlign w:val="center"/>
-          </w:tcPr>
-          <w:p>
-            <w:pPr>
-              <w:jc w:val="left"/>
-            </w:pPr>
-            <w:r/>
-            <w:r>
-              <w:rPr>
-                <w:rFonts w:ascii="Times New Roman" w:hAnsi="Times New Roman"/>
-                <w:b w:val="0"/>
-                <w:sz w:val="21"/>
-              </w:rPr>
-              <w:t>[Example]</w:t>
-            </w:r>
-          </w:p>
-        </w:tc>
-      </w:tr>
-      <w:tr>
-        <w:tc>
-          <w:tcPr>
-            <w:tcW w:type="dxa" w:w="3000"/>
-            <w:vAlign w:val="center"/>
-          </w:tcPr>
-          <w:p>
-            <w:pPr>
-              <w:jc w:val="left"/>
-            </w:pPr>
-            <w:r/>
-            <w:r>
-              <w:rPr>
-                <w:rFonts w:ascii="Times New Roman" w:hAnsi="Times New Roman"/>
-                <w:b w:val="0"/>
-                <w:sz w:val="21"/>
-              </w:rPr>
-              <w:t>Description Logic</w:t>
-            </w:r>
-          </w:p>
-        </w:tc>
-        <w:tc>
-          <w:tcPr>
-            <w:tcW w:type="dxa" w:w="3000"/>
-            <w:vAlign w:val="center"/>
-          </w:tcPr>
-          <w:p>
-            <w:pPr>
-              <w:jc w:val="left"/>
-            </w:pPr>
-            <w:r/>
-            <w:r>
-              <w:rPr>
-                <w:rFonts w:ascii="Times New Roman" w:hAnsi="Times New Roman"/>
-                <w:b w:val="0"/>
-                <w:sz w:val="21"/>
-              </w:rPr>
-              <w:t>Classes, roles, subsumption, disjointness</w:t>
-            </w:r>
-          </w:p>
-        </w:tc>
-        <w:tc>
-          <w:tcPr>
-            <w:tcW w:type="dxa" w:w="3000"/>
-            <w:vAlign w:val="center"/>
-          </w:tcPr>
-          <w:p>
-            <w:pPr>
-              <w:jc w:val="left"/>
-            </w:pPr>
-            <w:r/>
-            <w:r>
-              <w:rPr>
-                <w:rFonts w:ascii="Times New Roman" w:hAnsi="Times New Roman"/>
-                <w:b w:val="0"/>
-                <w:sz w:val="21"/>
-              </w:rPr>
-              <w:t>[Example]</w:t>
-            </w:r>
-          </w:p>
-        </w:tc>
-      </w:tr>
-      <w:tr>
-        <w:tc>
-          <w:tcPr>
-            <w:tcW w:type="dxa" w:w="3000"/>
-            <w:vAlign w:val="center"/>
-          </w:tcPr>
-          <w:p>
-            <w:pPr>
-              <w:jc w:val="left"/>
-            </w:pPr>
-            <w:r/>
-            <w:r>
-              <w:rPr>
-                <w:rFonts w:ascii="Times New Roman" w:hAnsi="Times New Roman"/>
-                <w:b w:val="0"/>
-                <w:sz w:val="21"/>
-              </w:rPr>
-              <w:t>Horn Clauses</w:t>
-            </w:r>
-          </w:p>
-        </w:tc>
-        <w:tc>
-          <w:tcPr>
-            <w:tcW w:type="dxa" w:w="3000"/>
-            <w:vAlign w:val="center"/>
-          </w:tcPr>
-          <w:p>
-            <w:pPr>
-              <w:jc w:val="left"/>
-            </w:pPr>
-            <w:r/>
-            <w:r>
-              <w:rPr>
-                <w:rFonts w:ascii="Times New Roman" w:hAnsi="Times New Roman"/>
-                <w:b w:val="0"/>
-                <w:sz w:val="21"/>
-              </w:rPr>
-              <w:t>Executable rule representation</w:t>
-            </w:r>
-          </w:p>
-        </w:tc>
-        <w:tc>
-          <w:tcPr>
-            <w:tcW w:type="dxa" w:w="3000"/>
-            <w:vAlign w:val="center"/>
-          </w:tcPr>
-          <w:p>
-            <w:pPr>
-              <w:jc w:val="left"/>
-            </w:pPr>
-            <w:r/>
-            <w:r>
-              <w:rPr>
-                <w:rFonts w:ascii="Times New Roman" w:hAnsi="Times New Roman"/>
-                <w:b w:val="0"/>
-                <w:sz w:val="21"/>
-              </w:rPr>
-              <w:t>[Example]</w:t>
-            </w:r>
-          </w:p>
-        </w:tc>
-      </w:tr>
-    </w:tbl>
-    <w:p/>
-    <w:p>
-      <w:r>
-        <w:br w:type="page"/>
-      </w:r>
-    </w:p>
-    <w:p>
-      <w:pPr>
-        <w:pStyle w:val="Heading1"/>
-      </w:pPr>
-      <w:r>
-        <w:t>Chapter 4: Frames &amp; Scripts</w:t>
-      </w:r>
-    </w:p>
-    <w:p>
-      <w:pPr>
-        <w:pStyle w:val="TemplateNote"/>
-      </w:pPr>
-      <w:r>
-        <w:rPr>
-          <w:b/>
-        </w:rPr>
-        <w:t xml:space="preserve">[PLACEHOLDER] </w:t>
-      </w:r>
-      <w:r>
-        <w:t>Write a 4–8 line overview explaining what this chapter contains and how it supports the CT-351 CCP.</w:t>
-      </w:r>
-    </w:p>
-    <w:p>
-      <w:pPr>
-        <w:pStyle w:val="Heading2"/>
-      </w:pPr>
-      <w:r>
-        <w:t>4.1 Frame Architecture</w:t>
-      </w:r>
-    </w:p>
-    <w:p>
-      <w:pPr>
-        <w:pStyle w:val="TemplateNote"/>
-      </w:pPr>
-      <w:r>
-        <w:rPr>
-          <w:b/>
-        </w:rPr>
-        <w:t xml:space="preserve">[PLACEHOLDER] </w:t>
-      </w:r>
-      <w:r>
-        <w:t>Insert the frame hierarchy diagram.</w:t>
-      </w:r>
-    </w:p>
-    <w:p>
-      <w:pPr>
-        <w:pStyle w:val="Heading2"/>
-      </w:pPr>
-      <w:r>
-        <w:t>4.2 Frame: Person</w:t>
-      </w:r>
-    </w:p>
-    <w:p>
-      <w:pPr>
-        <w:pStyle w:val="TemplateNote"/>
-      </w:pPr>
-      <w:r>
-        <w:rPr>
-          <w:b/>
-        </w:rPr>
-        <w:t xml:space="preserve">[PLACEHOLDER] </w:t>
-      </w:r>
-      <w:r>
-        <w:t>Document slots, facets, types, and defaults.</w:t>
-      </w:r>
-    </w:p>
-    <w:p>
-      <w:pPr>
-        <w:pStyle w:val="Heading2"/>
-      </w:pPr>
-      <w:r>
-        <w:t>4.3 Frame: Student</w:t>
-      </w:r>
-    </w:p>
-    <w:p>
-      <w:pPr>
-        <w:pStyle w:val="TemplateNote"/>
-      </w:pPr>
-      <w:r>
-        <w:rPr>
-          <w:b/>
-        </w:rPr>
-        <w:t xml:space="preserve">[PLACEHOLDER] </w:t>
-      </w:r>
-      <w:r>
-        <w:t>Document slots, facets, inheritance and defaults.</w:t>
-      </w:r>
-    </w:p>
-    <w:p>
-      <w:pPr>
-        <w:pStyle w:val="Heading2"/>
-      </w:pPr>
-      <w:r>
-        <w:t>4.4 Frame: Faculty / Staff</w:t>
-      </w:r>
-    </w:p>
-    <w:p>
-      <w:pPr>
-        <w:pStyle w:val="TemplateNote"/>
-      </w:pPr>
-      <w:r>
-        <w:rPr>
-          <w:b/>
-        </w:rPr>
-        <w:t xml:space="preserve">[PLACEHOLDER] </w:t>
-      </w:r>
-      <w:r>
-        <w:t>Document slots, facets, inheritance and defaults.</w:t>
-      </w:r>
-    </w:p>
-    <w:p>
-      <w:pPr>
-        <w:pStyle w:val="Heading2"/>
-      </w:pPr>
-      <w:r>
-        <w:t>4.5 Frame: Visitor</w:t>
-      </w:r>
-    </w:p>
-    <w:p>
-      <w:pPr>
-        <w:pStyle w:val="TemplateNote"/>
-      </w:pPr>
-      <w:r>
-        <w:rPr>
-          <w:b/>
-        </w:rPr>
-        <w:t xml:space="preserve">[PLACEHOLDER] </w:t>
-      </w:r>
-      <w:r>
-        <w:t>Document slots, facets and defaults.</w:t>
-      </w:r>
-    </w:p>
-    <w:p>
-      <w:pPr>
-        <w:pStyle w:val="Heading2"/>
-      </w:pPr>
-      <w:r>
-        <w:t>4.6 Frame: Vehicle</w:t>
-      </w:r>
-    </w:p>
-    <w:p>
-      <w:pPr>
-        <w:pStyle w:val="TemplateNote"/>
-      </w:pPr>
-      <w:r>
-        <w:rPr>
-          <w:b/>
-        </w:rPr>
-        <w:t xml:space="preserve">[PLACEHOLDER] </w:t>
-      </w:r>
-      <w:r>
-        <w:t>Document slots, facets and defaults.</w:t>
-      </w:r>
-    </w:p>
-    <w:p>
-      <w:pPr>
-        <w:pStyle w:val="Heading2"/>
-      </w:pPr>
-      <w:r>
-        <w:t>4.7 Frame: Parking Permit</w:t>
-      </w:r>
-    </w:p>
-    <w:p>
-      <w:pPr>
-        <w:pStyle w:val="TemplateNote"/>
-      </w:pPr>
-      <w:r>
-        <w:rPr>
-          <w:b/>
-        </w:rPr>
-        <w:t xml:space="preserve">[PLACEHOLDER] </w:t>
-      </w:r>
-      <w:r>
-        <w:t>Document slots, facets and defaults.</w:t>
-      </w:r>
-    </w:p>
-    <w:p>
-      <w:pPr>
-        <w:pStyle w:val="Heading2"/>
-      </w:pPr>
-      <w:r>
-        <w:t>4.8 Frame: Parking Space</w:t>
-      </w:r>
-    </w:p>
-    <w:p>
-      <w:pPr>
-        <w:pStyle w:val="TemplateNote"/>
-      </w:pPr>
-      <w:r>
-        <w:rPr>
-          <w:b/>
-        </w:rPr>
-        <w:t xml:space="preserve">[PLACEHOLDER] </w:t>
-      </w:r>
-      <w:r>
-        <w:t>Document slots, facets and defaults.</w:t>
-      </w:r>
-    </w:p>
-    <w:p>
-      <w:pPr>
-        <w:pStyle w:val="Heading2"/>
-      </w:pPr>
-      <w:r>
-        <w:t>4.9 Frame: Parking Zone</w:t>
-      </w:r>
-    </w:p>
-    <w:p>
-      <w:pPr>
-        <w:pStyle w:val="TemplateNote"/>
-      </w:pPr>
-      <w:r>
-        <w:rPr>
-          <w:b/>
-        </w:rPr>
-        <w:t xml:space="preserve">[PLACEHOLDER] </w:t>
-      </w:r>
-      <w:r>
-        <w:t>Document slots, facets and defaults.</w:t>
-      </w:r>
-    </w:p>
-    <w:p>
-      <w:pPr>
-        <w:pStyle w:val="Heading2"/>
-      </w:pPr>
-      <w:r>
-        <w:t>4.10 Frame: Reservation</w:t>
-      </w:r>
-    </w:p>
-    <w:p>
-      <w:pPr>
-        <w:pStyle w:val="TemplateNote"/>
-      </w:pPr>
-      <w:r>
-        <w:rPr>
-          <w:b/>
-        </w:rPr>
-        <w:t xml:space="preserve">[PLACEHOLDER] </w:t>
-      </w:r>
-      <w:r>
-        <w:t>Document slots, facets and defaults.</w:t>
-      </w:r>
-    </w:p>
-    <w:p>
-      <w:pPr>
-        <w:pStyle w:val="Heading2"/>
-      </w:pPr>
-      <w:r>
-        <w:t>4.11 Script / Event Sequence</w:t>
-      </w:r>
-    </w:p>
-    <w:p>
-      <w:pPr>
-        <w:pStyle w:val="TemplateNote"/>
-      </w:pPr>
-      <w:r>
-        <w:rPr>
-          <w:b/>
-        </w:rPr>
-        <w:t xml:space="preserve">[PLACEHOLDER] </w:t>
-      </w:r>
-      <w:r>
-        <w:t>Describe the sequence for a parking request: request → validate → determine eligibility → identify suitable space → resolve conflict → allocate/deny.</w:t>
-      </w:r>
-    </w:p>
-    <w:p>
-      <w:r>
-        <w:br w:type="page"/>
-      </w:r>
-    </w:p>
-    <w:p>
-      <w:pPr>
-        <w:pStyle w:val="Heading1"/>
-      </w:pPr>
-      <w:r>
-        <w:t>Chapter 5: Semantic Network</w:t>
-      </w:r>
-    </w:p>
-    <w:p>
-      <w:pPr>
-        <w:pStyle w:val="TemplateNote"/>
-      </w:pPr>
-      <w:r>
-        <w:rPr>
-          <w:b/>
-        </w:rPr>
-        <w:t xml:space="preserve">[PLACEHOLDER] </w:t>
-      </w:r>
-      <w:r>
-        <w:t>Write a 4–8 line overview explaining what this chapter contains and how it supports the CT-351 CCP.</w:t>
-      </w:r>
-    </w:p>
-    <w:p>
-      <w:pPr>
-        <w:pStyle w:val="Heading2"/>
-      </w:pPr>
-      <w:r>
-        <w:t>5.1 Semantic Network Design</w:t>
-      </w:r>
-    </w:p>
-    <w:p>
-      <w:pPr>
-        <w:pStyle w:val="TemplateNote"/>
-      </w:pPr>
-      <w:r>
-        <w:rPr>
-          <w:b/>
-        </w:rPr>
-        <w:t xml:space="preserve">[PLACEHOLDER] </w:t>
-      </w:r>
-      <w:r>
-        <w:t>Insert a clean, readable semantic network diagram.</w:t>
-      </w:r>
-    </w:p>
-    <w:p>
-      <w:pPr>
-        <w:pStyle w:val="Heading2"/>
-      </w:pPr>
-      <w:r>
-        <w:t>5.2 Relationship Types</w:t>
-      </w:r>
-    </w:p>
-    <w:tbl>
-      <w:tblPr>
-        <w:tblStyle w:val="TableGrid"/>
-        <w:tblW w:type="auto" w:w="0"/>
-        <w:jc w:val="center"/>
-        <w:tblLook w:firstColumn="1" w:firstRow="1" w:lastColumn="0" w:lastRow="0" w:noHBand="0" w:noVBand="1" w:val="04A0"/>
-      </w:tblPr>
-      <w:tblGrid>
-        <w:gridCol w:w="3000"/>
-        <w:gridCol w:w="3000"/>
-        <w:gridCol w:w="3000"/>
-      </w:tblGrid>
-      <w:tr>
-        <w:tc>
-          <w:tcPr>
-            <w:tcW w:type="dxa" w:w="3000"/>
-            <w:vAlign w:val="center"/>
-            <w:shd w:fill="D9EAF7"/>
-          </w:tcPr>
-          <w:p>
-            <w:pPr>
-              <w:jc w:val="left"/>
-            </w:pPr>
-            <w:r/>
-            <w:r>
-              <w:rPr>
-                <w:rFonts w:ascii="Times New Roman" w:hAnsi="Times New Roman"/>
-                <w:b/>
-                <w:sz w:val="21"/>
-              </w:rPr>
-              <w:t>Relationship</w:t>
-            </w:r>
-          </w:p>
-        </w:tc>
-        <w:tc>
-          <w:tcPr>
-            <w:tcW w:type="dxa" w:w="3000"/>
-            <w:vAlign w:val="center"/>
-            <w:shd w:fill="D9EAF7"/>
-          </w:tcPr>
-          <w:p>
-            <w:pPr>
-              <w:jc w:val="left"/>
-            </w:pPr>
-            <w:r/>
-            <w:r>
-              <w:rPr>
-                <w:rFonts w:ascii="Times New Roman" w:hAnsi="Times New Roman"/>
-                <w:b/>
-                <w:sz w:val="21"/>
-              </w:rPr>
-              <w:t>Meaning</w:t>
-            </w:r>
-          </w:p>
-        </w:tc>
-        <w:tc>
-          <w:tcPr>
-            <w:tcW w:type="dxa" w:w="3000"/>
-            <w:vAlign w:val="center"/>
-            <w:shd w:fill="D9EAF7"/>
-          </w:tcPr>
-          <w:p>
-            <w:pPr>
-              <w:jc w:val="left"/>
-            </w:pPr>
-            <w:r/>
-            <w:r>
-              <w:rPr>
-                <w:rFonts w:ascii="Times New Roman" w:hAnsi="Times New Roman"/>
-                <w:b/>
-                <w:sz w:val="21"/>
-              </w:rPr>
-              <w:t>Example</w:t>
-            </w:r>
-          </w:p>
-        </w:tc>
-      </w:tr>
-      <w:tr>
-        <w:tc>
-          <w:tcPr>
-            <w:tcW w:type="dxa" w:w="3000"/>
-            <w:vAlign w:val="center"/>
-          </w:tcPr>
-          <w:p>
-            <w:pPr>
-              <w:jc w:val="left"/>
-            </w:pPr>
-            <w:r/>
-            <w:r>
-              <w:rPr>
-                <w:rFonts w:ascii="Times New Roman" w:hAnsi="Times New Roman"/>
-                <w:b w:val="0"/>
-                <w:sz w:val="21"/>
-              </w:rPr>
-              <w:t>is-a</w:t>
-            </w:r>
-          </w:p>
-        </w:tc>
-        <w:tc>
-          <w:tcPr>
-            <w:tcW w:type="dxa" w:w="3000"/>
-            <w:vAlign w:val="center"/>
-          </w:tcPr>
-          <w:p>
-            <w:pPr>
-              <w:jc w:val="left"/>
-            </w:pPr>
-            <w:r/>
-            <w:r>
-              <w:rPr>
-                <w:rFonts w:ascii="Times New Roman" w:hAnsi="Times New Roman"/>
-                <w:b w:val="0"/>
-                <w:sz w:val="21"/>
-              </w:rPr>
-              <w:t>[Meaning]</w:t>
-            </w:r>
-          </w:p>
-        </w:tc>
-        <w:tc>
-          <w:tcPr>
-            <w:tcW w:type="dxa" w:w="3000"/>
-            <w:vAlign w:val="center"/>
-          </w:tcPr>
-          <w:p>
-            <w:pPr>
-              <w:jc w:val="left"/>
-            </w:pPr>
-            <w:r/>
-            <w:r>
-              <w:rPr>
-                <w:rFonts w:ascii="Times New Roman" w:hAnsi="Times New Roman"/>
-                <w:b w:val="0"/>
-                <w:sz w:val="21"/>
-              </w:rPr>
-              <w:t>Student is-a Person</w:t>
-            </w:r>
-          </w:p>
-        </w:tc>
-      </w:tr>
-      <w:tr>
-        <w:tc>
-          <w:tcPr>
-            <w:tcW w:type="dxa" w:w="3000"/>
-            <w:vAlign w:val="center"/>
-          </w:tcPr>
-          <w:p>
-            <w:pPr>
-              <w:jc w:val="left"/>
-            </w:pPr>
-            <w:r/>
-            <w:r>
-              <w:rPr>
-                <w:rFonts w:ascii="Times New Roman" w:hAnsi="Times New Roman"/>
-                <w:b w:val="0"/>
-                <w:sz w:val="21"/>
-              </w:rPr>
-              <w:t>has-a</w:t>
-            </w:r>
-          </w:p>
-        </w:tc>
-        <w:tc>
-          <w:tcPr>
-            <w:tcW w:type="dxa" w:w="3000"/>
-            <w:vAlign w:val="center"/>
-          </w:tcPr>
-          <w:p>
-            <w:pPr>
-              <w:jc w:val="left"/>
-            </w:pPr>
-            <w:r/>
-            <w:r>
-              <w:rPr>
-                <w:rFonts w:ascii="Times New Roman" w:hAnsi="Times New Roman"/>
-                <w:b w:val="0"/>
-                <w:sz w:val="21"/>
-              </w:rPr>
-              <w:t>[Meaning]</w:t>
-            </w:r>
-          </w:p>
-        </w:tc>
-        <w:tc>
-          <w:tcPr>
-            <w:tcW w:type="dxa" w:w="3000"/>
-            <w:vAlign w:val="center"/>
-          </w:tcPr>
-          <w:p>
-            <w:pPr>
-              <w:jc w:val="left"/>
-            </w:pPr>
-            <w:r/>
-            <w:r>
-              <w:rPr>
-                <w:rFonts w:ascii="Times New Roman" w:hAnsi="Times New Roman"/>
-                <w:b w:val="0"/>
-                <w:sz w:val="21"/>
-              </w:rPr>
-              <w:t>Person has-a Vehicle</w:t>
-            </w:r>
-          </w:p>
-        </w:tc>
-      </w:tr>
-      <w:tr>
-        <w:tc>
-          <w:tcPr>
-            <w:tcW w:type="dxa" w:w="3000"/>
-            <w:vAlign w:val="center"/>
-          </w:tcPr>
-          <w:p>
-            <w:pPr>
-              <w:jc w:val="left"/>
-            </w:pPr>
-            <w:r/>
-            <w:r>
-              <w:rPr>
-                <w:rFonts w:ascii="Times New Roman" w:hAnsi="Times New Roman"/>
-                <w:b w:val="0"/>
-                <w:sz w:val="21"/>
-              </w:rPr>
-              <w:t>owns</w:t>
-            </w:r>
-          </w:p>
-        </w:tc>
-        <w:tc>
-          <w:tcPr>
-            <w:tcW w:type="dxa" w:w="3000"/>
-            <w:vAlign w:val="center"/>
-          </w:tcPr>
-          <w:p>
-            <w:pPr>
-              <w:jc w:val="left"/>
-            </w:pPr>
-            <w:r/>
-            <w:r>
-              <w:rPr>
-                <w:rFonts w:ascii="Times New Roman" w:hAnsi="Times New Roman"/>
-                <w:b w:val="0"/>
-                <w:sz w:val="21"/>
-              </w:rPr>
-              <w:t>[Meaning]</w:t>
-            </w:r>
-          </w:p>
-        </w:tc>
-        <w:tc>
-          <w:tcPr>
-            <w:tcW w:type="dxa" w:w="3000"/>
-            <w:vAlign w:val="center"/>
-          </w:tcPr>
-          <w:p>
-            <w:pPr>
-              <w:jc w:val="left"/>
-            </w:pPr>
-            <w:r/>
-            <w:r>
-              <w:rPr>
-                <w:rFonts w:ascii="Times New Roman" w:hAnsi="Times New Roman"/>
-                <w:b w:val="0"/>
-                <w:sz w:val="21"/>
-              </w:rPr>
-              <w:t>Person owns Vehicle</w:t>
-            </w:r>
-          </w:p>
-        </w:tc>
-      </w:tr>
-      <w:tr>
-        <w:tc>
-          <w:tcPr>
-            <w:tcW w:type="dxa" w:w="3000"/>
-            <w:vAlign w:val="center"/>
-          </w:tcPr>
-          <w:p>
-            <w:pPr>
-              <w:jc w:val="left"/>
-            </w:pPr>
-            <w:r/>
-            <w:r>
-              <w:rPr>
-                <w:rFonts w:ascii="Times New Roman" w:hAnsi="Times New Roman"/>
-                <w:b w:val="0"/>
-                <w:sz w:val="21"/>
-              </w:rPr>
-              <w:t>located-in</w:t>
-            </w:r>
-          </w:p>
-        </w:tc>
-        <w:tc>
-          <w:tcPr>
-            <w:tcW w:type="dxa" w:w="3000"/>
-            <w:vAlign w:val="center"/>
-          </w:tcPr>
-          <w:p>
-            <w:pPr>
-              <w:jc w:val="left"/>
-            </w:pPr>
-            <w:r/>
-            <w:r>
-              <w:rPr>
-                <w:rFonts w:ascii="Times New Roman" w:hAnsi="Times New Roman"/>
-                <w:b w:val="0"/>
-                <w:sz w:val="21"/>
-              </w:rPr>
-              <w:t>[Meaning]</w:t>
-            </w:r>
-          </w:p>
-        </w:tc>
-        <w:tc>
-          <w:tcPr>
-            <w:tcW w:type="dxa" w:w="3000"/>
-            <w:vAlign w:val="center"/>
-          </w:tcPr>
-          <w:p>
-            <w:pPr>
-              <w:jc w:val="left"/>
-            </w:pPr>
-            <w:r/>
-            <w:r>
-              <w:rPr>
-                <w:rFonts w:ascii="Times New Roman" w:hAnsi="Times New Roman"/>
-                <w:b w:val="0"/>
-                <w:sz w:val="21"/>
-              </w:rPr>
-              <w:t>Space located-in Zone</w:t>
-            </w:r>
-          </w:p>
-        </w:tc>
-      </w:tr>
-      <w:tr>
-        <w:tc>
-          <w:tcPr>
-            <w:tcW w:type="dxa" w:w="3000"/>
-            <w:vAlign w:val="center"/>
-          </w:tcPr>
-          <w:p>
-            <w:pPr>
-              <w:jc w:val="left"/>
-            </w:pPr>
-            <w:r/>
-            <w:r>
-              <w:rPr>
-                <w:rFonts w:ascii="Times New Roman" w:hAnsi="Times New Roman"/>
-                <w:b w:val="0"/>
-                <w:sz w:val="21"/>
-              </w:rPr>
-              <w:t>reserves</w:t>
-            </w:r>
-          </w:p>
-        </w:tc>
-        <w:tc>
-          <w:tcPr>
-            <w:tcW w:type="dxa" w:w="3000"/>
-            <w:vAlign w:val="center"/>
-          </w:tcPr>
-          <w:p>
-            <w:pPr>
-              <w:jc w:val="left"/>
-            </w:pPr>
-            <w:r/>
-            <w:r>
-              <w:rPr>
-                <w:rFonts w:ascii="Times New Roman" w:hAnsi="Times New Roman"/>
-                <w:b w:val="0"/>
-                <w:sz w:val="21"/>
-              </w:rPr>
-              <w:t>[Meaning]</w:t>
-            </w:r>
-          </w:p>
-        </w:tc>
-        <w:tc>
-          <w:tcPr>
-            <w:tcW w:type="dxa" w:w="3000"/>
-            <w:vAlign w:val="center"/>
-          </w:tcPr>
-          <w:p>
-            <w:pPr>
-              <w:jc w:val="left"/>
-            </w:pPr>
-            <w:r/>
-            <w:r>
-              <w:rPr>
-                <w:rFonts w:ascii="Times New Roman" w:hAnsi="Times New Roman"/>
-                <w:b w:val="0"/>
-                <w:sz w:val="21"/>
-              </w:rPr>
-              <w:t>Person reserves Space</w:t>
-            </w:r>
-          </w:p>
-        </w:tc>
-      </w:tr>
-      <w:tr>
-        <w:tc>
-          <w:tcPr>
-            <w:tcW w:type="dxa" w:w="3000"/>
-            <w:vAlign w:val="center"/>
-          </w:tcPr>
-          <w:p>
-            <w:pPr>
-              <w:jc w:val="left"/>
-            </w:pPr>
-            <w:r/>
-            <w:r>
-              <w:rPr>
-                <w:rFonts w:ascii="Times New Roman" w:hAnsi="Times New Roman"/>
-                <w:b w:val="0"/>
-                <w:sz w:val="21"/>
-              </w:rPr>
-              <w:t>eligible-for</w:t>
-            </w:r>
-          </w:p>
-        </w:tc>
-        <w:tc>
-          <w:tcPr>
-            <w:tcW w:type="dxa" w:w="3000"/>
-            <w:vAlign w:val="center"/>
-          </w:tcPr>
-          <w:p>
-            <w:pPr>
-              <w:jc w:val="left"/>
-            </w:pPr>
-            <w:r/>
-            <w:r>
-              <w:rPr>
-                <w:rFonts w:ascii="Times New Roman" w:hAnsi="Times New Roman"/>
-                <w:b w:val="0"/>
-                <w:sz w:val="21"/>
-              </w:rPr>
-              <w:t>[Meaning]</w:t>
-            </w:r>
-          </w:p>
-        </w:tc>
-        <w:tc>
-          <w:tcPr>
-            <w:tcW w:type="dxa" w:w="3000"/>
-            <w:vAlign w:val="center"/>
-          </w:tcPr>
-          <w:p>
-            <w:pPr>
-              <w:jc w:val="left"/>
-            </w:pPr>
-            <w:r/>
-            <w:r>
-              <w:rPr>
-                <w:rFonts w:ascii="Times New Roman" w:hAnsi="Times New Roman"/>
-                <w:b w:val="0"/>
-                <w:sz w:val="21"/>
-              </w:rPr>
-              <w:t>Person eligible-for Space</w:t>
-            </w:r>
-          </w:p>
-        </w:tc>
-      </w:tr>
-    </w:tbl>
-    <w:p/>
-    <w:p>
-      <w:pPr>
-        <w:pStyle w:val="Heading2"/>
-      </w:pPr>
-      <w:r>
-        <w:t>5.3 Semantic Network Walkthrough</w:t>
-      </w:r>
-    </w:p>
-    <w:p>
-      <w:pPr>
-        <w:pStyle w:val="TemplateNote"/>
-      </w:pPr>
-      <w:r>
-        <w:rPr>
-          <w:b/>
-        </w:rPr>
-        <w:t xml:space="preserve">[PLACEHOLDER] </w:t>
-      </w:r>
-      <w:r>
-        <w:t>Explain at least 5 important paths through the network.</w:t>
-      </w:r>
-    </w:p>
-    <w:p>
-      <w:r>
-        <w:br w:type="page"/>
-      </w:r>
-    </w:p>
-    <w:p>
-      <w:pPr>
-        <w:pStyle w:val="Heading1"/>
-      </w:pPr>
-      <w:r>
-        <w:t>Chapter 6: First-Order Logic (FOL)</w:t>
-      </w:r>
-    </w:p>
-    <w:p>
-      <w:pPr>
-        <w:pStyle w:val="TemplateNote"/>
-      </w:pPr>
-      <w:r>
-        <w:rPr>
-          <w:b/>
-        </w:rPr>
-        <w:t xml:space="preserve">[PLACEHOLDER] </w:t>
-      </w:r>
-      <w:r>
-        <w:t>Write a 4–8 line overview explaining what this chapter contains and how it supports the CT-351 CCP.</w:t>
-      </w:r>
-    </w:p>
-    <w:p>
-      <w:pPr>
-        <w:pStyle w:val="Heading2"/>
-      </w:pPr>
-      <w:r>
-        <w:t>6.1 FOL Vocabulary</w:t>
-      </w:r>
-    </w:p>
-    <w:p>
-      <w:pPr>
-        <w:pStyle w:val="TemplateNote"/>
-      </w:pPr>
-      <w:r>
-        <w:rPr>
-          <w:b/>
-        </w:rPr>
-        <w:t xml:space="preserve">[PLACEHOLDER] </w:t>
-      </w:r>
-      <w:r>
-        <w:t>Define constants, variables, predicates, functions if used, and logical connectives.</w:t>
-      </w:r>
-    </w:p>
-    <w:p>
-      <w:pPr>
-        <w:pStyle w:val="Heading2"/>
-      </w:pPr>
-      <w:r>
-        <w:t>6.2 Domain Facts</w:t>
-      </w:r>
-    </w:p>
-    <w:p>
-      <w:pPr>
-        <w:pStyle w:val="TemplateNote"/>
-      </w:pPr>
-      <w:r>
-        <w:rPr>
-          <w:b/>
-        </w:rPr>
-        <w:t xml:space="preserve">[PLACEHOLDER] </w:t>
-      </w:r>
-      <w:r>
-        <w:t>List representative facts in natural language and symbolic form.</w:t>
-      </w:r>
-    </w:p>
-    <w:p>
-      <w:pPr>
-        <w:pStyle w:val="Heading2"/>
-      </w:pPr>
-      <w:r>
-        <w:t>6.3 FOL Rules</w:t>
-      </w:r>
-    </w:p>
-    <w:p>
-      <w:pPr>
-        <w:pStyle w:val="TemplateNote"/>
-      </w:pPr>
-      <w:r>
-        <w:rPr>
-          <w:b/>
-        </w:rPr>
-        <w:t xml:space="preserve">[PLACEHOLDER] </w:t>
-      </w:r>
-      <w:r>
-        <w:t>Insert at least 10 carefully verified FOL rules. Number them FOL-01, FOL-02, etc.</w:t>
-      </w:r>
-    </w:p>
-    <w:tbl>
-      <w:tblPr>
-        <w:tblStyle w:val="TableGrid"/>
-        <w:tblW w:type="auto" w:w="0"/>
-        <w:jc w:val="center"/>
-        <w:tblLook w:firstColumn="1" w:firstRow="1" w:lastColumn="0" w:lastRow="0" w:noHBand="0" w:noVBand="1" w:val="04A0"/>
-      </w:tblPr>
-      <w:tblGrid>
-        <w:gridCol w:w="2250"/>
-        <w:gridCol w:w="2250"/>
-        <w:gridCol w:w="2250"/>
-        <w:gridCol w:w="2250"/>
-      </w:tblGrid>
-      <w:tr>
-        <w:tc>
-          <w:tcPr>
-            <w:tcW w:type="dxa" w:w="2250"/>
-            <w:vAlign w:val="center"/>
-            <w:shd w:fill="D9EAF7"/>
-          </w:tcPr>
-          <w:p>
-            <w:pPr>
-              <w:jc w:val="left"/>
-            </w:pPr>
-            <w:r/>
-            <w:r>
-              <w:rPr>
-                <w:rFonts w:ascii="Times New Roman" w:hAnsi="Times New Roman"/>
-                <w:b/>
-                <w:sz w:val="21"/>
-              </w:rPr>
-              <w:t>ID</w:t>
-            </w:r>
-          </w:p>
-        </w:tc>
-        <w:tc>
-          <w:tcPr>
-            <w:tcW w:type="dxa" w:w="2250"/>
-            <w:vAlign w:val="center"/>
-            <w:shd w:fill="D9EAF7"/>
-          </w:tcPr>
-          <w:p>
-            <w:pPr>
-              <w:jc w:val="left"/>
-            </w:pPr>
-            <w:r/>
-            <w:r>
-              <w:rPr>
-                <w:rFonts w:ascii="Times New Roman" w:hAnsi="Times New Roman"/>
-                <w:b/>
-                <w:sz w:val="21"/>
-              </w:rPr>
-              <w:t>Natural-Language Rule</w:t>
-            </w:r>
-          </w:p>
-        </w:tc>
-        <w:tc>
-          <w:tcPr>
-            <w:tcW w:type="dxa" w:w="2250"/>
-            <w:vAlign w:val="center"/>
-            <w:shd w:fill="D9EAF7"/>
-          </w:tcPr>
-          <w:p>
-            <w:pPr>
-              <w:jc w:val="left"/>
-            </w:pPr>
-            <w:r/>
-            <w:r>
-              <w:rPr>
-                <w:rFonts w:ascii="Times New Roman" w:hAnsi="Times New Roman"/>
-                <w:b/>
-                <w:sz w:val="21"/>
-              </w:rPr>
-              <w:t>FOL Formula</w:t>
-            </w:r>
-          </w:p>
-        </w:tc>
-        <w:tc>
-          <w:tcPr>
-            <w:tcW w:type="dxa" w:w="2250"/>
-            <w:vAlign w:val="center"/>
-            <w:shd w:fill="D9EAF7"/>
-          </w:tcPr>
-          <w:p>
-            <w:pPr>
-              <w:jc w:val="left"/>
-            </w:pPr>
-            <w:r/>
-            <w:r>
-              <w:rPr>
-                <w:rFonts w:ascii="Times New Roman" w:hAnsi="Times New Roman"/>
-                <w:b/>
-                <w:sz w:val="21"/>
-              </w:rPr>
-              <w:t>Explanation</w:t>
-            </w:r>
-          </w:p>
-        </w:tc>
-      </w:tr>
-      <w:tr>
-        <w:tc>
-          <w:tcPr>
-            <w:tcW w:type="dxa" w:w="2250"/>
-            <w:vAlign w:val="center"/>
-          </w:tcPr>
-          <w:p>
-            <w:pPr>
-              <w:jc w:val="left"/>
-            </w:pPr>
-            <w:r/>
-            <w:r>
-              <w:rPr>
-                <w:rFonts w:ascii="Times New Roman" w:hAnsi="Times New Roman"/>
-                <w:b w:val="0"/>
-                <w:sz w:val="21"/>
-              </w:rPr>
-              <w:t>FOL-01</w:t>
-            </w:r>
-          </w:p>
-        </w:tc>
-        <w:tc>
-          <w:tcPr>
-            <w:tcW w:type="dxa" w:w="2250"/>
-            <w:vAlign w:val="center"/>
-          </w:tcPr>
-          <w:p>
-            <w:pPr>
-              <w:jc w:val="left"/>
-            </w:pPr>
-            <w:r/>
-            <w:r>
-              <w:rPr>
-                <w:rFonts w:ascii="Times New Roman" w:hAnsi="Times New Roman"/>
-                <w:b w:val="0"/>
-                <w:sz w:val="21"/>
-              </w:rPr>
-              <w:t>[Rule]</w:t>
-            </w:r>
-          </w:p>
-        </w:tc>
-        <w:tc>
-          <w:tcPr>
-            <w:tcW w:type="dxa" w:w="2250"/>
-            <w:vAlign w:val="center"/>
-          </w:tcPr>
-          <w:p>
-            <w:pPr>
-              <w:jc w:val="left"/>
-            </w:pPr>
-            <w:r/>
-            <w:r>
-              <w:rPr>
-                <w:rFonts w:ascii="Times New Roman" w:hAnsi="Times New Roman"/>
-                <w:b w:val="0"/>
-                <w:sz w:val="21"/>
-              </w:rPr>
-              <w:t>[Formula]</w:t>
-            </w:r>
-          </w:p>
-        </w:tc>
-        <w:tc>
-          <w:tcPr>
-            <w:tcW w:type="dxa" w:w="2250"/>
-            <w:vAlign w:val="center"/>
-          </w:tcPr>
-          <w:p>
-            <w:pPr>
-              <w:jc w:val="left"/>
-            </w:pPr>
-            <w:r/>
-            <w:r>
-              <w:rPr>
-                <w:rFonts w:ascii="Times New Roman" w:hAnsi="Times New Roman"/>
-                <w:b w:val="0"/>
-                <w:sz w:val="21"/>
-              </w:rPr>
-              <w:t>[Explanation]</w:t>
-            </w:r>
-          </w:p>
-        </w:tc>
-      </w:tr>
-      <w:tr>
-        <w:tc>
-          <w:tcPr>
-            <w:tcW w:type="dxa" w:w="2250"/>
-            <w:vAlign w:val="center"/>
-          </w:tcPr>
-          <w:p>
-            <w:pPr>
-              <w:jc w:val="left"/>
-            </w:pPr>
-            <w:r/>
-            <w:r>
-              <w:rPr>
-                <w:rFonts w:ascii="Times New Roman" w:hAnsi="Times New Roman"/>
-                <w:b w:val="0"/>
-                <w:sz w:val="21"/>
-              </w:rPr>
-              <w:t>FOL-02</w:t>
-            </w:r>
-          </w:p>
-        </w:tc>
-        <w:tc>
-          <w:tcPr>
-            <w:tcW w:type="dxa" w:w="2250"/>
-            <w:vAlign w:val="center"/>
-          </w:tcPr>
-          <w:p>
-            <w:pPr>
-              <w:jc w:val="left"/>
-            </w:pPr>
-            <w:r/>
-            <w:r>
-              <w:rPr>
-                <w:rFonts w:ascii="Times New Roman" w:hAnsi="Times New Roman"/>
-                <w:b w:val="0"/>
-                <w:sz w:val="21"/>
-              </w:rPr>
-              <w:t>[Rule]</w:t>
-            </w:r>
-          </w:p>
-        </w:tc>
-        <w:tc>
-          <w:tcPr>
-            <w:tcW w:type="dxa" w:w="2250"/>
-            <w:vAlign w:val="center"/>
-          </w:tcPr>
-          <w:p>
-            <w:pPr>
-              <w:jc w:val="left"/>
-            </w:pPr>
-            <w:r/>
-            <w:r>
-              <w:rPr>
-                <w:rFonts w:ascii="Times New Roman" w:hAnsi="Times New Roman"/>
-                <w:b w:val="0"/>
-                <w:sz w:val="21"/>
-              </w:rPr>
-              <w:t>[Formula]</w:t>
-            </w:r>
-          </w:p>
-        </w:tc>
-        <w:tc>
-          <w:tcPr>
-            <w:tcW w:type="dxa" w:w="2250"/>
-            <w:vAlign w:val="center"/>
-          </w:tcPr>
-          <w:p>
-            <w:pPr>
-              <w:jc w:val="left"/>
-            </w:pPr>
-            <w:r/>
-            <w:r>
-              <w:rPr>
-                <w:rFonts w:ascii="Times New Roman" w:hAnsi="Times New Roman"/>
-                <w:b w:val="0"/>
-                <w:sz w:val="21"/>
-              </w:rPr>
-              <w:t>[Explanation]</w:t>
-            </w:r>
-          </w:p>
-        </w:tc>
-      </w:tr>
-      <w:tr>
-        <w:tc>
-          <w:tcPr>
-            <w:tcW w:type="dxa" w:w="2250"/>
-            <w:vAlign w:val="center"/>
-          </w:tcPr>
-          <w:p>
-            <w:pPr>
-              <w:jc w:val="left"/>
-            </w:pPr>
-            <w:r/>
-            <w:r>
-              <w:rPr>
-                <w:rFonts w:ascii="Times New Roman" w:hAnsi="Times New Roman"/>
-                <w:b w:val="0"/>
-                <w:sz w:val="21"/>
-              </w:rPr>
-              <w:t>FOL-03</w:t>
-            </w:r>
-          </w:p>
-        </w:tc>
-        <w:tc>
-          <w:tcPr>
-            <w:tcW w:type="dxa" w:w="2250"/>
-            <w:vAlign w:val="center"/>
-          </w:tcPr>
-          <w:p>
-            <w:pPr>
-              <w:jc w:val="left"/>
-            </w:pPr>
-            <w:r/>
-            <w:r>
-              <w:rPr>
-                <w:rFonts w:ascii="Times New Roman" w:hAnsi="Times New Roman"/>
-                <w:b w:val="0"/>
-                <w:sz w:val="21"/>
-              </w:rPr>
-              <w:t>[Rule]</w:t>
-            </w:r>
-          </w:p>
-        </w:tc>
-        <w:tc>
-          <w:tcPr>
-            <w:tcW w:type="dxa" w:w="2250"/>
-            <w:vAlign w:val="center"/>
-          </w:tcPr>
-          <w:p>
-            <w:pPr>
-              <w:jc w:val="left"/>
-            </w:pPr>
-            <w:r/>
-            <w:r>
-              <w:rPr>
-                <w:rFonts w:ascii="Times New Roman" w:hAnsi="Times New Roman"/>
-                <w:b w:val="0"/>
-                <w:sz w:val="21"/>
-              </w:rPr>
-              <w:t>[Formula]</w:t>
-            </w:r>
-          </w:p>
-        </w:tc>
-        <w:tc>
-          <w:tcPr>
-            <w:tcW w:type="dxa" w:w="2250"/>
-            <w:vAlign w:val="center"/>
-          </w:tcPr>
-          <w:p>
-            <w:pPr>
-              <w:jc w:val="left"/>
-            </w:pPr>
-            <w:r/>
-            <w:r>
-              <w:rPr>
-                <w:rFonts w:ascii="Times New Roman" w:hAnsi="Times New Roman"/>
-                <w:b w:val="0"/>
-                <w:sz w:val="21"/>
-              </w:rPr>
-              <w:t>[Explanation]</w:t>
-            </w:r>
-          </w:p>
-        </w:tc>
-      </w:tr>
-      <w:tr>
-        <w:tc>
-          <w:tcPr>
-            <w:tcW w:type="dxa" w:w="2250"/>
-            <w:vAlign w:val="center"/>
-          </w:tcPr>
-          <w:p>
-            <w:pPr>
-              <w:jc w:val="left"/>
-            </w:pPr>
-            <w:r/>
-            <w:r>
-              <w:rPr>
-                <w:rFonts w:ascii="Times New Roman" w:hAnsi="Times New Roman"/>
-                <w:b w:val="0"/>
-                <w:sz w:val="21"/>
-              </w:rPr>
-              <w:t>FOL-04</w:t>
-            </w:r>
-          </w:p>
-        </w:tc>
-        <w:tc>
-          <w:tcPr>
-            <w:tcW w:type="dxa" w:w="2250"/>
-            <w:vAlign w:val="center"/>
-          </w:tcPr>
-          <w:p>
-            <w:pPr>
-              <w:jc w:val="left"/>
-            </w:pPr>
-            <w:r/>
-            <w:r>
-              <w:rPr>
-                <w:rFonts w:ascii="Times New Roman" w:hAnsi="Times New Roman"/>
-                <w:b w:val="0"/>
-                <w:sz w:val="21"/>
-              </w:rPr>
-              <w:t>[Rule]</w:t>
-            </w:r>
-          </w:p>
-        </w:tc>
-        <w:tc>
-          <w:tcPr>
-            <w:tcW w:type="dxa" w:w="2250"/>
-            <w:vAlign w:val="center"/>
-          </w:tcPr>
-          <w:p>
-            <w:pPr>
-              <w:jc w:val="left"/>
-            </w:pPr>
-            <w:r/>
-            <w:r>
-              <w:rPr>
-                <w:rFonts w:ascii="Times New Roman" w:hAnsi="Times New Roman"/>
-                <w:b w:val="0"/>
-                <w:sz w:val="21"/>
-              </w:rPr>
-              <w:t>[Formula]</w:t>
-            </w:r>
-          </w:p>
-        </w:tc>
-        <w:tc>
-          <w:tcPr>
-            <w:tcW w:type="dxa" w:w="2250"/>
-            <w:vAlign w:val="center"/>
-          </w:tcPr>
-          <w:p>
-            <w:pPr>
-              <w:jc w:val="left"/>
-            </w:pPr>
-            <w:r/>
-            <w:r>
-              <w:rPr>
-                <w:rFonts w:ascii="Times New Roman" w:hAnsi="Times New Roman"/>
-                <w:b w:val="0"/>
-                <w:sz w:val="21"/>
-              </w:rPr>
-              <w:t>[Explanation]</w:t>
-            </w:r>
-          </w:p>
-        </w:tc>
-      </w:tr>
-      <w:tr>
-        <w:tc>
-          <w:tcPr>
-            <w:tcW w:type="dxa" w:w="2250"/>
-            <w:vAlign w:val="center"/>
-          </w:tcPr>
-          <w:p>
-            <w:pPr>
-              <w:jc w:val="left"/>
-            </w:pPr>
-            <w:r/>
-            <w:r>
-              <w:rPr>
-                <w:rFonts w:ascii="Times New Roman" w:hAnsi="Times New Roman"/>
-                <w:b w:val="0"/>
-                <w:sz w:val="21"/>
-              </w:rPr>
-              <w:t>FOL-05</w:t>
-            </w:r>
-          </w:p>
-        </w:tc>
-        <w:tc>
-          <w:tcPr>
-            <w:tcW w:type="dxa" w:w="2250"/>
-            <w:vAlign w:val="center"/>
-          </w:tcPr>
-          <w:p>
-            <w:pPr>
-              <w:jc w:val="left"/>
-            </w:pPr>
-            <w:r/>
-            <w:r>
-              <w:rPr>
-                <w:rFonts w:ascii="Times New Roman" w:hAnsi="Times New Roman"/>
-                <w:b w:val="0"/>
-                <w:sz w:val="21"/>
-              </w:rPr>
-              <w:t>[Rule]</w:t>
-            </w:r>
-          </w:p>
-        </w:tc>
-        <w:tc>
-          <w:tcPr>
-            <w:tcW w:type="dxa" w:w="2250"/>
-            <w:vAlign w:val="center"/>
-          </w:tcPr>
-          <w:p>
-            <w:pPr>
-              <w:jc w:val="left"/>
-            </w:pPr>
-            <w:r/>
-            <w:r>
-              <w:rPr>
-                <w:rFonts w:ascii="Times New Roman" w:hAnsi="Times New Roman"/>
-                <w:b w:val="0"/>
-                <w:sz w:val="21"/>
-              </w:rPr>
-              <w:t>[Formula]</w:t>
-            </w:r>
-          </w:p>
-        </w:tc>
-        <w:tc>
-          <w:tcPr>
-            <w:tcW w:type="dxa" w:w="2250"/>
-            <w:vAlign w:val="center"/>
-          </w:tcPr>
-          <w:p>
-            <w:pPr>
-              <w:jc w:val="left"/>
-            </w:pPr>
-            <w:r/>
-            <w:r>
-              <w:rPr>
-                <w:rFonts w:ascii="Times New Roman" w:hAnsi="Times New Roman"/>
-                <w:b w:val="0"/>
-                <w:sz w:val="21"/>
-              </w:rPr>
-              <w:t>[Explanation]</w:t>
-            </w:r>
-          </w:p>
-        </w:tc>
-      </w:tr>
-    </w:tbl>
-    <w:p/>
-    <w:p>
-      <w:pPr>
-        <w:pStyle w:val="Heading2"/>
-      </w:pPr>
-      <w:r>
-        <w:t>6.4 Quantifier Usage</w:t>
-      </w:r>
-    </w:p>
-    <w:p>
-      <w:pPr>
-        <w:pStyle w:val="TemplateNote"/>
-      </w:pPr>
-      <w:r>
-        <w:rPr>
-          <w:b/>
-        </w:rPr>
-        <w:t xml:space="preserve">[PLACEHOLDER] </w:t>
-      </w:r>
-      <w:r>
-        <w:t>Explicitly demonstrate universal and existential quantifiers and explain their scope.</w:t>
-      </w:r>
-    </w:p>
-    <w:p>
-      <w:pPr>
-        <w:pStyle w:val="Heading2"/>
-      </w:pPr>
-      <w:r>
-        <w:t>6.5 Consistency Verification</w:t>
-      </w:r>
-    </w:p>
-    <w:p>
-      <w:pPr>
-        <w:pStyle w:val="TemplateNote"/>
-      </w:pPr>
-      <w:r>
-        <w:rPr>
-          <w:b/>
-        </w:rPr>
-        <w:t xml:space="preserve">[PLACEHOLDER] </w:t>
-      </w:r>
-      <w:r>
-        <w:t>Explain how formulas were checked for variable, quantifier, and implication consistency.</w:t>
-      </w:r>
-    </w:p>
-    <w:p>
-      <w:r>
-        <w:br w:type="page"/>
-      </w:r>
-    </w:p>
-    <w:p>
-      <w:pPr>
-        <w:pStyle w:val="Heading1"/>
-      </w:pPr>
-      <w:r>
-        <w:t>Chapter 7: Description Logic</w:t>
-      </w:r>
-    </w:p>
-    <w:p>
-      <w:pPr>
-        <w:pStyle w:val="TemplateNote"/>
-      </w:pPr>
-      <w:r>
-        <w:rPr>
-          <w:b/>
-        </w:rPr>
-        <w:t xml:space="preserve">[PLACEHOLDER] </w:t>
-      </w:r>
-      <w:r>
-        <w:t>Write a 4–8 line overview explaining what this chapter contains and how it supports the CT-351 CCP.</w:t>
-      </w:r>
-    </w:p>
-    <w:p>
-      <w:pPr>
-        <w:pStyle w:val="Heading2"/>
-      </w:pPr>
-      <w:r>
-        <w:t>7.1 DL Concepts</w:t>
-      </w:r>
-    </w:p>
-    <w:p>
-      <w:pPr>
-        <w:pStyle w:val="TemplateNote"/>
-      </w:pPr>
-      <w:r>
-        <w:rPr>
-          <w:b/>
-        </w:rPr>
-        <w:t xml:space="preserve">[PLACEHOLDER] </w:t>
-      </w:r>
-      <w:r>
-        <w:t>Define concepts/classes used by the system.</w:t>
-      </w:r>
-    </w:p>
-    <w:p>
-      <w:pPr>
-        <w:pStyle w:val="Heading2"/>
-      </w:pPr>
-      <w:r>
-        <w:t>7.2 DL Roles</w:t>
-      </w:r>
-    </w:p>
-    <w:p>
-      <w:pPr>
-        <w:pStyle w:val="TemplateNote"/>
-      </w:pPr>
-      <w:r>
-        <w:rPr>
-          <w:b/>
-        </w:rPr>
-        <w:t xml:space="preserve">[PLACEHOLDER] </w:t>
-      </w:r>
-      <w:r>
-        <w:t>Define binary roles such as owns, locatedIn, reserves, assignedTo.</w:t>
-      </w:r>
-    </w:p>
-    <w:p>
-      <w:pPr>
-        <w:pStyle w:val="Heading2"/>
-      </w:pPr>
-      <w:r>
-        <w:t>7.3 Subsumption Axioms</w:t>
-      </w:r>
-    </w:p>
-    <w:p>
-      <w:pPr>
-        <w:pStyle w:val="TemplateNote"/>
-      </w:pPr>
-      <w:r>
-        <w:rPr>
-          <w:b/>
-        </w:rPr>
-        <w:t xml:space="preserve">[PLACEHOLDER] </w:t>
-      </w:r>
-      <w:r>
-        <w:t>Insert TBox axioms such as Student ⊑ Person, with domain-specific examples.</w:t>
-      </w:r>
-    </w:p>
-    <w:p>
-      <w:pPr>
-        <w:pStyle w:val="Heading2"/>
-      </w:pPr>
-      <w:r>
-        <w:t>7.4 Disjointness Axioms</w:t>
-      </w:r>
-    </w:p>
-    <w:p>
-      <w:pPr>
-        <w:pStyle w:val="TemplateNote"/>
-      </w:pPr>
-      <w:r>
-        <w:rPr>
-          <w:b/>
-        </w:rPr>
-        <w:t xml:space="preserve">[PLACEHOLDER] </w:t>
-      </w:r>
-      <w:r>
-        <w:t>Insert logically justified disjointness constraints.</w:t>
-      </w:r>
-    </w:p>
-    <w:p>
-      <w:pPr>
-        <w:pStyle w:val="Heading2"/>
-      </w:pPr>
-      <w:r>
-        <w:t>7.5 Membership Assertions</w:t>
-      </w:r>
-    </w:p>
-    <w:p>
-      <w:pPr>
-        <w:pStyle w:val="TemplateNote"/>
-      </w:pPr>
-      <w:r>
-        <w:rPr>
-          <w:b/>
-        </w:rPr>
-        <w:t xml:space="preserve">[PLACEHOLDER] </w:t>
-      </w:r>
-      <w:r>
-        <w:t>Insert ABox assertions for sample individuals.</w:t>
-      </w:r>
-    </w:p>
-    <w:p>
-      <w:pPr>
-        <w:pStyle w:val="Heading2"/>
-      </w:pPr>
-      <w:r>
-        <w:t>7.6 Existential / Universal Restrictions</w:t>
-      </w:r>
-    </w:p>
-    <w:p>
-      <w:pPr>
-        <w:pStyle w:val="TemplateNote"/>
-      </w:pPr>
-      <w:r>
-        <w:rPr>
-          <w:b/>
-        </w:rPr>
-        <w:t xml:space="preserve">[PLACEHOLDER] </w:t>
-      </w:r>
-      <w:r>
-        <w:t>Insert meaningful restrictions such as ∃hasPermit.ValidPermit or ∀locatedIn.ParkingZone where appropriate.</w:t>
-      </w:r>
-    </w:p>
-    <w:p>
-      <w:pPr>
-        <w:pStyle w:val="Heading2"/>
-      </w:pPr>
-      <w:r>
-        <w:t>7.7 DL Interpretation</w:t>
-      </w:r>
-    </w:p>
-    <w:p>
-      <w:pPr>
-        <w:pStyle w:val="TemplateNote"/>
-      </w:pPr>
-      <w:r>
-        <w:rPr>
-          <w:b/>
-        </w:rPr>
-        <w:t xml:space="preserve">[PLACEHOLDER] </w:t>
-      </w:r>
-      <w:r>
-        <w:t>Explain every important DL axiom in plain language.</w:t>
-      </w:r>
-    </w:p>
-    <w:p>
-      <w:r>
-        <w:br w:type="page"/>
-      </w:r>
-    </w:p>
-    <w:p>
-      <w:pPr>
-        <w:pStyle w:val="Heading1"/>
-      </w:pPr>
-      <w:r>
-        <w:t>Chapter 8: Knowledge Base &amp; Horn Clauses</w:t>
-      </w:r>
-    </w:p>
-    <w:p>
-      <w:pPr>
-        <w:pStyle w:val="TemplateNote"/>
-      </w:pPr>
-      <w:r>
-        <w:rPr>
-          <w:b/>
-        </w:rPr>
-        <w:t xml:space="preserve">[PLACEHOLDER] </w:t>
-      </w:r>
-      <w:r>
-        <w:t>Write a 4–8 line overview explaining what this chapter contains and how it supports the CT-351 CCP.</w:t>
-      </w:r>
-    </w:p>
-    <w:p>
-      <w:pPr>
-        <w:pStyle w:val="Heading2"/>
-      </w:pPr>
-      <w:r>
-        <w:t>8.1 Knowledge Base</w:t>
-      </w:r>
-    </w:p>
-    <w:p>
-      <w:pPr>
-        <w:pStyle w:val="TemplateNote"/>
-      </w:pPr>
-      <w:r>
-        <w:rPr>
-          <w:b/>
-        </w:rPr>
-        <w:t xml:space="preserve">[PLACEHOLDER] </w:t>
-      </w:r>
-      <w:r>
-        <w:t>Separate base facts from derived facts.</w:t>
-      </w:r>
-    </w:p>
-    <w:p>
-      <w:pPr>
-        <w:pStyle w:val="Heading2"/>
-      </w:pPr>
-      <w:r>
-        <w:t>8.2 Facts</w:t>
-      </w:r>
-    </w:p>
-    <w:p>
-      <w:pPr>
-        <w:pStyle w:val="TemplateNote"/>
-      </w:pPr>
-      <w:r>
-        <w:rPr>
-          <w:b/>
-        </w:rPr>
-        <w:t xml:space="preserve">[PLACEHOLDER] </w:t>
-      </w:r>
-      <w:r>
-        <w:t>Insert at least 20–30 consistent sample facts.</w:t>
-      </w:r>
-    </w:p>
-    <w:p>
-      <w:pPr>
-        <w:pStyle w:val="Heading2"/>
-      </w:pPr>
-      <w:r>
-        <w:t>8.3 Rules</w:t>
-      </w:r>
-    </w:p>
-    <w:p>
-      <w:pPr>
-        <w:pStyle w:val="TemplateNote"/>
-      </w:pPr>
-      <w:r>
-        <w:rPr>
-          <w:b/>
-        </w:rPr>
-        <w:t xml:space="preserve">[PLACEHOLDER] </w:t>
-      </w:r>
-      <w:r>
-        <w:t>Insert at least 15–20 domain-specific rules.</w:t>
-      </w:r>
-    </w:p>
-    <w:p>
-      <w:pPr>
-        <w:pStyle w:val="Heading2"/>
-      </w:pPr>
-      <w:r>
-        <w:t>8.4 Horn Clause Conversion</w:t>
-      </w:r>
-    </w:p>
-    <w:p>
-      <w:pPr>
-        <w:pStyle w:val="TemplateNote"/>
-      </w:pPr>
-      <w:r>
-        <w:rPr>
-          <w:b/>
-        </w:rPr>
-        <w:t xml:space="preserve">[PLACEHOLDER] </w:t>
-      </w:r>
-      <w:r>
-        <w:t>For each major rule, show natural language → FOL where applicable → Horn Clause.</w:t>
-      </w:r>
-    </w:p>
-    <w:tbl>
-      <w:tblPr>
-        <w:tblStyle w:val="TableGrid"/>
-        <w:tblW w:type="auto" w:w="0"/>
-        <w:jc w:val="center"/>
-        <w:tblLook w:firstColumn="1" w:firstRow="1" w:lastColumn="0" w:lastRow="0" w:noHBand="0" w:noVBand="1" w:val="04A0"/>
-      </w:tblPr>
-      <w:tblGrid>
-        <w:gridCol w:w="2250"/>
-        <w:gridCol w:w="2250"/>
-        <w:gridCol w:w="2250"/>
-        <w:gridCol w:w="2250"/>
-      </w:tblGrid>
-      <w:tr>
-        <w:tc>
-          <w:tcPr>
-            <w:tcW w:type="dxa" w:w="2250"/>
-            <w:vAlign w:val="center"/>
-            <w:shd w:fill="D9EAF7"/>
-          </w:tcPr>
-          <w:p>
-            <w:pPr>
-              <w:jc w:val="left"/>
-            </w:pPr>
-            <w:r/>
-            <w:r>
-              <w:rPr>
-                <w:rFonts w:ascii="Times New Roman" w:hAnsi="Times New Roman"/>
-                <w:b/>
-                <w:sz w:val="21"/>
-              </w:rPr>
-              <w:t>Rule ID</w:t>
-            </w:r>
-          </w:p>
-        </w:tc>
-        <w:tc>
-          <w:tcPr>
-            <w:tcW w:type="dxa" w:w="2250"/>
-            <w:vAlign w:val="center"/>
-            <w:shd w:fill="D9EAF7"/>
-          </w:tcPr>
-          <w:p>
-            <w:pPr>
-              <w:jc w:val="left"/>
-            </w:pPr>
-            <w:r/>
-            <w:r>
-              <w:rPr>
-                <w:rFonts w:ascii="Times New Roman" w:hAnsi="Times New Roman"/>
-                <w:b/>
-                <w:sz w:val="21"/>
-              </w:rPr>
-              <w:t>Natural Language</w:t>
-            </w:r>
-          </w:p>
-        </w:tc>
-        <w:tc>
-          <w:tcPr>
-            <w:tcW w:type="dxa" w:w="2250"/>
-            <w:vAlign w:val="center"/>
-            <w:shd w:fill="D9EAF7"/>
-          </w:tcPr>
-          <w:p>
-            <w:pPr>
-              <w:jc w:val="left"/>
-            </w:pPr>
-            <w:r/>
-            <w:r>
-              <w:rPr>
-                <w:rFonts w:ascii="Times New Roman" w:hAnsi="Times New Roman"/>
-                <w:b/>
-                <w:sz w:val="21"/>
-              </w:rPr>
-              <w:t>Horn Clause</w:t>
-            </w:r>
-          </w:p>
-        </w:tc>
-        <w:tc>
-          <w:tcPr>
-            <w:tcW w:type="dxa" w:w="2250"/>
-            <w:vAlign w:val="center"/>
-            <w:shd w:fill="D9EAF7"/>
-          </w:tcPr>
-          <w:p>
-            <w:pPr>
-              <w:jc w:val="left"/>
-            </w:pPr>
-            <w:r/>
-            <w:r>
-              <w:rPr>
-                <w:rFonts w:ascii="Times New Roman" w:hAnsi="Times New Roman"/>
-                <w:b/>
-                <w:sz w:val="21"/>
-              </w:rPr>
-              <w:t>Purpose</w:t>
-            </w:r>
-          </w:p>
-        </w:tc>
-      </w:tr>
-      <w:tr>
-        <w:tc>
-          <w:tcPr>
-            <w:tcW w:type="dxa" w:w="2250"/>
-            <w:vAlign w:val="center"/>
-          </w:tcPr>
-          <w:p>
-            <w:pPr>
-              <w:jc w:val="left"/>
-            </w:pPr>
-            <w:r/>
-            <w:r>
-              <w:rPr>
-                <w:rFonts w:ascii="Times New Roman" w:hAnsi="Times New Roman"/>
-                <w:b w:val="0"/>
-                <w:sz w:val="21"/>
-              </w:rPr>
-              <w:t>R01</w:t>
-            </w:r>
-          </w:p>
-        </w:tc>
-        <w:tc>
-          <w:tcPr>
-            <w:tcW w:type="dxa" w:w="2250"/>
-            <w:vAlign w:val="center"/>
-          </w:tcPr>
-          <w:p>
-            <w:pPr>
-              <w:jc w:val="left"/>
-            </w:pPr>
-            <w:r/>
-            <w:r>
-              <w:rPr>
-                <w:rFonts w:ascii="Times New Roman" w:hAnsi="Times New Roman"/>
-                <w:b w:val="0"/>
-                <w:sz w:val="21"/>
-              </w:rPr>
-              <w:t>[Rule]</w:t>
-            </w:r>
-          </w:p>
-        </w:tc>
-        <w:tc>
-          <w:tcPr>
-            <w:tcW w:type="dxa" w:w="2250"/>
-            <w:vAlign w:val="center"/>
-          </w:tcPr>
-          <w:p>
-            <w:pPr>
-              <w:jc w:val="left"/>
-            </w:pPr>
-            <w:r/>
-            <w:r>
-              <w:rPr>
-                <w:rFonts w:ascii="Times New Roman" w:hAnsi="Times New Roman"/>
-                <w:b w:val="0"/>
-                <w:sz w:val="21"/>
-              </w:rPr>
-              <w:t>[Horn clause]</w:t>
-            </w:r>
-          </w:p>
-        </w:tc>
-        <w:tc>
-          <w:tcPr>
-            <w:tcW w:type="dxa" w:w="2250"/>
-            <w:vAlign w:val="center"/>
-          </w:tcPr>
-          <w:p>
-            <w:pPr>
-              <w:jc w:val="left"/>
-            </w:pPr>
-            <w:r/>
-            <w:r>
-              <w:rPr>
-                <w:rFonts w:ascii="Times New Roman" w:hAnsi="Times New Roman"/>
-                <w:b w:val="0"/>
-                <w:sz w:val="21"/>
-              </w:rPr>
-              <w:t>[Purpose]</w:t>
-            </w:r>
-          </w:p>
-        </w:tc>
-      </w:tr>
-      <w:tr>
-        <w:tc>
-          <w:tcPr>
-            <w:tcW w:type="dxa" w:w="2250"/>
-            <w:vAlign w:val="center"/>
-          </w:tcPr>
-          <w:p>
-            <w:pPr>
-              <w:jc w:val="left"/>
-            </w:pPr>
-            <w:r/>
-            <w:r>
-              <w:rPr>
-                <w:rFonts w:ascii="Times New Roman" w:hAnsi="Times New Roman"/>
-                <w:b w:val="0"/>
-                <w:sz w:val="21"/>
-              </w:rPr>
-              <w:t>R02</w:t>
-            </w:r>
-          </w:p>
-        </w:tc>
-        <w:tc>
-          <w:tcPr>
-            <w:tcW w:type="dxa" w:w="2250"/>
-            <w:vAlign w:val="center"/>
-          </w:tcPr>
-          <w:p>
-            <w:pPr>
-              <w:jc w:val="left"/>
-            </w:pPr>
-            <w:r/>
-            <w:r>
-              <w:rPr>
-                <w:rFonts w:ascii="Times New Roman" w:hAnsi="Times New Roman"/>
-                <w:b w:val="0"/>
-                <w:sz w:val="21"/>
-              </w:rPr>
-              <w:t>[Rule]</w:t>
-            </w:r>
-          </w:p>
-        </w:tc>
-        <w:tc>
-          <w:tcPr>
-            <w:tcW w:type="dxa" w:w="2250"/>
-            <w:vAlign w:val="center"/>
-          </w:tcPr>
-          <w:p>
-            <w:pPr>
-              <w:jc w:val="left"/>
-            </w:pPr>
-            <w:r/>
-            <w:r>
-              <w:rPr>
-                <w:rFonts w:ascii="Times New Roman" w:hAnsi="Times New Roman"/>
-                <w:b w:val="0"/>
-                <w:sz w:val="21"/>
-              </w:rPr>
-              <w:t>[Horn clause]</w:t>
-            </w:r>
-          </w:p>
-        </w:tc>
-        <w:tc>
-          <w:tcPr>
-            <w:tcW w:type="dxa" w:w="2250"/>
-            <w:vAlign w:val="center"/>
-          </w:tcPr>
-          <w:p>
-            <w:pPr>
-              <w:jc w:val="left"/>
-            </w:pPr>
-            <w:r/>
-            <w:r>
-              <w:rPr>
-                <w:rFonts w:ascii="Times New Roman" w:hAnsi="Times New Roman"/>
-                <w:b w:val="0"/>
-                <w:sz w:val="21"/>
-              </w:rPr>
-              <w:t>[Purpose]</w:t>
-            </w:r>
-          </w:p>
-        </w:tc>
-      </w:tr>
-      <w:tr>
-        <w:tc>
-          <w:tcPr>
-            <w:tcW w:type="dxa" w:w="2250"/>
-            <w:vAlign w:val="center"/>
-          </w:tcPr>
-          <w:p>
-            <w:pPr>
-              <w:jc w:val="left"/>
-            </w:pPr>
-            <w:r/>
-            <w:r>
-              <w:rPr>
-                <w:rFonts w:ascii="Times New Roman" w:hAnsi="Times New Roman"/>
-                <w:b w:val="0"/>
-                <w:sz w:val="21"/>
-              </w:rPr>
-              <w:t>R03</w:t>
-            </w:r>
-          </w:p>
-        </w:tc>
-        <w:tc>
-          <w:tcPr>
-            <w:tcW w:type="dxa" w:w="2250"/>
-            <w:vAlign w:val="center"/>
-          </w:tcPr>
-          <w:p>
-            <w:pPr>
-              <w:jc w:val="left"/>
-            </w:pPr>
-            <w:r/>
-            <w:r>
-              <w:rPr>
-                <w:rFonts w:ascii="Times New Roman" w:hAnsi="Times New Roman"/>
-                <w:b w:val="0"/>
-                <w:sz w:val="21"/>
-              </w:rPr>
-              <w:t>[Rule]</w:t>
-            </w:r>
-          </w:p>
-        </w:tc>
-        <w:tc>
-          <w:tcPr>
-            <w:tcW w:type="dxa" w:w="2250"/>
-            <w:vAlign w:val="center"/>
-          </w:tcPr>
-          <w:p>
-            <w:pPr>
-              <w:jc w:val="left"/>
-            </w:pPr>
-            <w:r/>
-            <w:r>
-              <w:rPr>
-                <w:rFonts w:ascii="Times New Roman" w:hAnsi="Times New Roman"/>
-                <w:b w:val="0"/>
-                <w:sz w:val="21"/>
-              </w:rPr>
-              <w:t>[Horn clause]</w:t>
-            </w:r>
-          </w:p>
-        </w:tc>
-        <w:tc>
-          <w:tcPr>
-            <w:tcW w:type="dxa" w:w="2250"/>
-            <w:vAlign w:val="center"/>
-          </w:tcPr>
-          <w:p>
-            <w:pPr>
-              <w:jc w:val="left"/>
-            </w:pPr>
-            <w:r/>
-            <w:r>
-              <w:rPr>
-                <w:rFonts w:ascii="Times New Roman" w:hAnsi="Times New Roman"/>
-                <w:b w:val="0"/>
-                <w:sz w:val="21"/>
-              </w:rPr>
-              <w:t>[Purpose]</w:t>
-            </w:r>
-          </w:p>
-        </w:tc>
-      </w:tr>
-      <w:tr>
-        <w:tc>
-          <w:tcPr>
-            <w:tcW w:type="dxa" w:w="2250"/>
-            <w:vAlign w:val="center"/>
-          </w:tcPr>
-          <w:p>
-            <w:pPr>
-              <w:jc w:val="left"/>
-            </w:pPr>
-            <w:r/>
-            <w:r>
-              <w:rPr>
-                <w:rFonts w:ascii="Times New Roman" w:hAnsi="Times New Roman"/>
-                <w:b w:val="0"/>
-                <w:sz w:val="21"/>
-              </w:rPr>
-              <w:t>R04</w:t>
-            </w:r>
-          </w:p>
-        </w:tc>
-        <w:tc>
-          <w:tcPr>
-            <w:tcW w:type="dxa" w:w="2250"/>
-            <w:vAlign w:val="center"/>
-          </w:tcPr>
-          <w:p>
-            <w:pPr>
-              <w:jc w:val="left"/>
-            </w:pPr>
-            <w:r/>
-            <w:r>
-              <w:rPr>
-                <w:rFonts w:ascii="Times New Roman" w:hAnsi="Times New Roman"/>
-                <w:b w:val="0"/>
-                <w:sz w:val="21"/>
-              </w:rPr>
-              <w:t>[Rule]</w:t>
-            </w:r>
-          </w:p>
-        </w:tc>
-        <w:tc>
-          <w:tcPr>
-            <w:tcW w:type="dxa" w:w="2250"/>
-            <w:vAlign w:val="center"/>
-          </w:tcPr>
-          <w:p>
-            <w:pPr>
-              <w:jc w:val="left"/>
-            </w:pPr>
-            <w:r/>
-            <w:r>
-              <w:rPr>
-                <w:rFonts w:ascii="Times New Roman" w:hAnsi="Times New Roman"/>
-                <w:b w:val="0"/>
-                <w:sz w:val="21"/>
-              </w:rPr>
-              <w:t>[Horn clause]</w:t>
-            </w:r>
-          </w:p>
-        </w:tc>
-        <w:tc>
-          <w:tcPr>
-            <w:tcW w:type="dxa" w:w="2250"/>
-            <w:vAlign w:val="center"/>
-          </w:tcPr>
-          <w:p>
-            <w:pPr>
-              <w:jc w:val="left"/>
-            </w:pPr>
-            <w:r/>
-            <w:r>
-              <w:rPr>
-                <w:rFonts w:ascii="Times New Roman" w:hAnsi="Times New Roman"/>
-                <w:b w:val="0"/>
-                <w:sz w:val="21"/>
-              </w:rPr>
-              <w:t>[Purpose]</w:t>
-            </w:r>
-          </w:p>
-        </w:tc>
-      </w:tr>
-      <w:tr>
-        <w:tc>
-          <w:tcPr>
-            <w:tcW w:type="dxa" w:w="2250"/>
-            <w:vAlign w:val="center"/>
-          </w:tcPr>
-          <w:p>
-            <w:pPr>
-              <w:jc w:val="left"/>
-            </w:pPr>
-            <w:r/>
-            <w:r>
-              <w:rPr>
-                <w:rFonts w:ascii="Times New Roman" w:hAnsi="Times New Roman"/>
-                <w:b w:val="0"/>
-                <w:sz w:val="21"/>
-              </w:rPr>
-              <w:t>R05</w:t>
-            </w:r>
-          </w:p>
-        </w:tc>
-        <w:tc>
-          <w:tcPr>
-            <w:tcW w:type="dxa" w:w="2250"/>
-            <w:vAlign w:val="center"/>
-          </w:tcPr>
-          <w:p>
-            <w:pPr>
-              <w:jc w:val="left"/>
-            </w:pPr>
-            <w:r/>
-            <w:r>
-              <w:rPr>
-                <w:rFonts w:ascii="Times New Roman" w:hAnsi="Times New Roman"/>
-                <w:b w:val="0"/>
-                <w:sz w:val="21"/>
-              </w:rPr>
-              <w:t>[Rule]</w:t>
-            </w:r>
-          </w:p>
-        </w:tc>
-        <w:tc>
-          <w:tcPr>
-            <w:tcW w:type="dxa" w:w="2250"/>
-            <w:vAlign w:val="center"/>
-          </w:tcPr>
-          <w:p>
-            <w:pPr>
-              <w:jc w:val="left"/>
-            </w:pPr>
-            <w:r/>
-            <w:r>
-              <w:rPr>
-                <w:rFonts w:ascii="Times New Roman" w:hAnsi="Times New Roman"/>
-                <w:b w:val="0"/>
-                <w:sz w:val="21"/>
-              </w:rPr>
-              <w:t>[Horn clause]</w:t>
-            </w:r>
-          </w:p>
-        </w:tc>
-        <w:tc>
-          <w:tcPr>
-            <w:tcW w:type="dxa" w:w="2250"/>
-            <w:vAlign w:val="center"/>
-          </w:tcPr>
-          <w:p>
-            <w:pPr>
-              <w:jc w:val="left"/>
-            </w:pPr>
-            <w:r/>
-            <w:r>
-              <w:rPr>
-                <w:rFonts w:ascii="Times New Roman" w:hAnsi="Times New Roman"/>
-                <w:b w:val="0"/>
-                <w:sz w:val="21"/>
-              </w:rPr>
-              <w:t>[Purpose]</w:t>
-            </w:r>
-          </w:p>
-        </w:tc>
-      </w:tr>
-    </w:tbl>
-    <w:p/>
-    <w:p>
-      <w:r>
-        <w:br w:type="page"/>
-      </w:r>
-    </w:p>
-    <w:p>
-      <w:pPr>
-        <w:pStyle w:val="Heading1"/>
-      </w:pPr>
-      <w:r>
-        <w:t>Chapter 9: Inference Engine: Forward &amp; Backward Chaining</w:t>
-      </w:r>
-    </w:p>
-    <w:p>
-      <w:pPr>
-        <w:pStyle w:val="TemplateNote"/>
-      </w:pPr>
-      <w:r>
-        <w:rPr>
-          <w:b/>
-        </w:rPr>
-        <w:t xml:space="preserve">[PLACEHOLDER] </w:t>
-      </w:r>
-      <w:r>
-        <w:t>Write a 4–8 line overview explaining what this chapter contains and how it supports the CT-351 CCP.</w:t>
-      </w:r>
-    </w:p>
-    <w:p>
-      <w:pPr>
-        <w:pStyle w:val="Heading2"/>
-      </w:pPr>
-      <w:r>
-        <w:t>9.1 Inference Engine Architecture</w:t>
-      </w:r>
-    </w:p>
-    <w:p>
-      <w:pPr>
-        <w:pStyle w:val="TemplateNote"/>
-      </w:pPr>
-      <w:r>
-        <w:rPr>
-          <w:b/>
-        </w:rPr>
-        <w:t xml:space="preserve">[PLACEHOLDER] </w:t>
-      </w:r>
-      <w:r>
-        <w:t>Insert architecture diagram showing facts → rule matching → inference → derived knowledge → query/result.</w:t>
-      </w:r>
-    </w:p>
-    <w:p>
-      <w:pPr>
-        <w:pStyle w:val="Heading2"/>
-      </w:pPr>
-      <w:r>
-        <w:t>9.2 Forward Chaining Algorithm</w:t>
-      </w:r>
-    </w:p>
-    <w:p>
-      <w:pPr>
-        <w:pStyle w:val="TemplateNote"/>
-      </w:pPr>
-      <w:r>
-        <w:rPr>
-          <w:b/>
-        </w:rPr>
-        <w:t xml:space="preserve">[PLACEHOLDER] </w:t>
-      </w:r>
-      <w:r>
-        <w:t>Provide pseudocode and explain data-driven reasoning.</w:t>
-      </w:r>
-    </w:p>
-    <w:p>
-      <w:pPr>
-        <w:pStyle w:val="Heading2"/>
-      </w:pPr>
-      <w:r>
-        <w:t>9.3 Forward Chaining Trace</w:t>
-      </w:r>
-    </w:p>
-    <w:p>
-      <w:pPr>
-        <w:pStyle w:val="TemplateNote"/>
-      </w:pPr>
-      <w:r>
-        <w:rPr>
-          <w:b/>
-        </w:rPr>
-        <w:t xml:space="preserve">[PLACEHOLDER] </w:t>
-      </w:r>
-      <w:r>
-        <w:t>Provide a complete step-by-step trace beginning from known facts and ending when no new facts can be derived.</w:t>
-      </w:r>
-    </w:p>
-    <w:tbl>
-      <w:tblPr>
-        <w:tblStyle w:val="TableGrid"/>
-        <w:tblW w:type="auto" w:w="0"/>
-        <w:jc w:val="center"/>
-        <w:tblLook w:firstColumn="1" w:firstRow="1" w:lastColumn="0" w:lastRow="0" w:noHBand="0" w:noVBand="1" w:val="04A0"/>
-      </w:tblPr>
-      <w:tblGrid>
-        <w:gridCol w:w="1800"/>
-        <w:gridCol w:w="1800"/>
-        <w:gridCol w:w="1800"/>
-        <w:gridCol w:w="1800"/>
-        <w:gridCol w:w="1800"/>
-      </w:tblGrid>
-      <w:tr>
-        <w:tc>
-          <w:tcPr>
-            <w:tcW w:type="dxa" w:w="1800"/>
-            <w:vAlign w:val="center"/>
-            <w:shd w:fill="D9EAF7"/>
-          </w:tcPr>
-          <w:p>
-            <w:pPr>
-              <w:jc w:val="left"/>
-            </w:pPr>
-            <w:r/>
-            <w:r>
-              <w:rPr>
-                <w:rFonts w:ascii="Times New Roman" w:hAnsi="Times New Roman"/>
-                <w:b/>
-                <w:sz w:val="21"/>
-              </w:rPr>
-              <w:t>Step</w:t>
-            </w:r>
-          </w:p>
-        </w:tc>
-        <w:tc>
-          <w:tcPr>
-            <w:tcW w:type="dxa" w:w="1800"/>
-            <w:vAlign w:val="center"/>
-            <w:shd w:fill="D9EAF7"/>
-          </w:tcPr>
-          <w:p>
-            <w:pPr>
-              <w:jc w:val="left"/>
-            </w:pPr>
-            <w:r/>
-            <w:r>
-              <w:rPr>
-                <w:rFonts w:ascii="Times New Roman" w:hAnsi="Times New Roman"/>
-                <w:b/>
-                <w:sz w:val="21"/>
-              </w:rPr>
-              <w:t>Facts Before</w:t>
-            </w:r>
-          </w:p>
-        </w:tc>
-        <w:tc>
-          <w:tcPr>
-            <w:tcW w:type="dxa" w:w="1800"/>
-            <w:vAlign w:val="center"/>
-            <w:shd w:fill="D9EAF7"/>
-          </w:tcPr>
-          <w:p>
-            <w:pPr>
-              <w:jc w:val="left"/>
-            </w:pPr>
-            <w:r/>
-            <w:r>
-              <w:rPr>
-                <w:rFonts w:ascii="Times New Roman" w:hAnsi="Times New Roman"/>
-                <w:b/>
-                <w:sz w:val="21"/>
-              </w:rPr>
-              <w:t>Rule Fired</w:t>
-            </w:r>
-          </w:p>
-        </w:tc>
-        <w:tc>
-          <w:tcPr>
-            <w:tcW w:type="dxa" w:w="1800"/>
-            <w:vAlign w:val="center"/>
-            <w:shd w:fill="D9EAF7"/>
-          </w:tcPr>
-          <w:p>
-            <w:pPr>
-              <w:jc w:val="left"/>
-            </w:pPr>
-            <w:r/>
-            <w:r>
-              <w:rPr>
-                <w:rFonts w:ascii="Times New Roman" w:hAnsi="Times New Roman"/>
-                <w:b/>
-                <w:sz w:val="21"/>
-              </w:rPr>
-              <w:t>New Fact</w:t>
-            </w:r>
-          </w:p>
-        </w:tc>
-        <w:tc>
-          <w:tcPr>
-            <w:tcW w:type="dxa" w:w="1800"/>
-            <w:vAlign w:val="center"/>
-            <w:shd w:fill="D9EAF7"/>
-          </w:tcPr>
-          <w:p>
-            <w:pPr>
-              <w:jc w:val="left"/>
-            </w:pPr>
-            <w:r/>
-            <w:r>
-              <w:rPr>
-                <w:rFonts w:ascii="Times New Roman" w:hAnsi="Times New Roman"/>
-                <w:b/>
-                <w:sz w:val="21"/>
-              </w:rPr>
-              <w:t>Reason</w:t>
-            </w:r>
-          </w:p>
-        </w:tc>
-      </w:tr>
-      <w:tr>
-        <w:tc>
-          <w:tcPr>
-            <w:tcW w:type="dxa" w:w="1800"/>
-            <w:vAlign w:val="center"/>
-          </w:tcPr>
-          <w:p>
-            <w:pPr>
-              <w:jc w:val="left"/>
-            </w:pPr>
-            <w:r/>
-            <w:r>
-              <w:rPr>
-                <w:rFonts w:ascii="Times New Roman" w:hAnsi="Times New Roman"/>
-                <w:b w:val="0"/>
-                <w:sz w:val="21"/>
-              </w:rPr>
-              <w:t>1</w:t>
-            </w:r>
-          </w:p>
-        </w:tc>
-        <w:tc>
-          <w:tcPr>
-            <w:tcW w:type="dxa" w:w="1800"/>
-            <w:vAlign w:val="center"/>
-          </w:tcPr>
-          <w:p>
-            <w:pPr>
-              <w:jc w:val="left"/>
-            </w:pPr>
-            <w:r/>
-            <w:r>
-              <w:rPr>
-                <w:rFonts w:ascii="Times New Roman" w:hAnsi="Times New Roman"/>
-                <w:b w:val="0"/>
-                <w:sz w:val="21"/>
-              </w:rPr>
-              <w:t>[Facts]</w:t>
-            </w:r>
-          </w:p>
-        </w:tc>
-        <w:tc>
-          <w:tcPr>
-            <w:tcW w:type="dxa" w:w="1800"/>
-            <w:vAlign w:val="center"/>
-          </w:tcPr>
-          <w:p>
-            <w:pPr>
-              <w:jc w:val="left"/>
-            </w:pPr>
-            <w:r/>
-            <w:r>
-              <w:rPr>
-                <w:rFonts w:ascii="Times New Roman" w:hAnsi="Times New Roman"/>
-                <w:b w:val="0"/>
-                <w:sz w:val="21"/>
-              </w:rPr>
-              <w:t>[R-ID]</w:t>
-            </w:r>
-          </w:p>
-        </w:tc>
-        <w:tc>
-          <w:tcPr>
-            <w:tcW w:type="dxa" w:w="1800"/>
-            <w:vAlign w:val="center"/>
-          </w:tcPr>
-          <w:p>
-            <w:pPr>
-              <w:jc w:val="left"/>
-            </w:pPr>
-            <w:r/>
-            <w:r>
-              <w:rPr>
-                <w:rFonts w:ascii="Times New Roman" w:hAnsi="Times New Roman"/>
-                <w:b w:val="0"/>
-                <w:sz w:val="21"/>
-              </w:rPr>
-              <w:t>[Derived fact]</w:t>
-            </w:r>
-          </w:p>
-        </w:tc>
-        <w:tc>
-          <w:tcPr>
-            <w:tcW w:type="dxa" w:w="1800"/>
-            <w:vAlign w:val="center"/>
-          </w:tcPr>
-          <w:p>
-            <w:pPr>
-              <w:jc w:val="left"/>
-            </w:pPr>
-            <w:r/>
-            <w:r>
-              <w:rPr>
-                <w:rFonts w:ascii="Times New Roman" w:hAnsi="Times New Roman"/>
-                <w:b w:val="0"/>
-                <w:sz w:val="21"/>
-              </w:rPr>
-              <w:t>[Why]</w:t>
-            </w:r>
-          </w:p>
-        </w:tc>
-      </w:tr>
-      <w:tr>
-        <w:tc>
-          <w:tcPr>
-            <w:tcW w:type="dxa" w:w="1800"/>
-            <w:vAlign w:val="center"/>
-          </w:tcPr>
-          <w:p>
-            <w:pPr>
-              <w:jc w:val="left"/>
-            </w:pPr>
-            <w:r/>
-            <w:r>
-              <w:rPr>
-                <w:rFonts w:ascii="Times New Roman" w:hAnsi="Times New Roman"/>
-                <w:b w:val="0"/>
-                <w:sz w:val="21"/>
-              </w:rPr>
-              <w:t>2</w:t>
-            </w:r>
-          </w:p>
-        </w:tc>
-        <w:tc>
-          <w:tcPr>
-            <w:tcW w:type="dxa" w:w="1800"/>
-            <w:vAlign w:val="center"/>
-          </w:tcPr>
-          <w:p>
-            <w:pPr>
-              <w:jc w:val="left"/>
-            </w:pPr>
-            <w:r/>
-            <w:r>
-              <w:rPr>
-                <w:rFonts w:ascii="Times New Roman" w:hAnsi="Times New Roman"/>
-                <w:b w:val="0"/>
-                <w:sz w:val="21"/>
-              </w:rPr>
-              <w:t>[Facts]</w:t>
-            </w:r>
-          </w:p>
-        </w:tc>
-        <w:tc>
-          <w:tcPr>
-            <w:tcW w:type="dxa" w:w="1800"/>
-            <w:vAlign w:val="center"/>
-          </w:tcPr>
-          <w:p>
-            <w:pPr>
-              <w:jc w:val="left"/>
-            </w:pPr>
-            <w:r/>
-            <w:r>
-              <w:rPr>
-                <w:rFonts w:ascii="Times New Roman" w:hAnsi="Times New Roman"/>
-                <w:b w:val="0"/>
-                <w:sz w:val="21"/>
-              </w:rPr>
-              <w:t>[R-ID]</w:t>
-            </w:r>
-          </w:p>
-        </w:tc>
-        <w:tc>
-          <w:tcPr>
-            <w:tcW w:type="dxa" w:w="1800"/>
-            <w:vAlign w:val="center"/>
-          </w:tcPr>
-          <w:p>
-            <w:pPr>
-              <w:jc w:val="left"/>
-            </w:pPr>
-            <w:r/>
-            <w:r>
-              <w:rPr>
-                <w:rFonts w:ascii="Times New Roman" w:hAnsi="Times New Roman"/>
-                <w:b w:val="0"/>
-                <w:sz w:val="21"/>
-              </w:rPr>
-              <w:t>[Derived fact]</w:t>
-            </w:r>
-          </w:p>
-        </w:tc>
-        <w:tc>
-          <w:tcPr>
-            <w:tcW w:type="dxa" w:w="1800"/>
-            <w:vAlign w:val="center"/>
-          </w:tcPr>
-          <w:p>
-            <w:pPr>
-              <w:jc w:val="left"/>
-            </w:pPr>
-            <w:r/>
-            <w:r>
-              <w:rPr>
-                <w:rFonts w:ascii="Times New Roman" w:hAnsi="Times New Roman"/>
-                <w:b w:val="0"/>
-                <w:sz w:val="21"/>
-              </w:rPr>
-              <w:t>[Why]</w:t>
-            </w:r>
-          </w:p>
-        </w:tc>
-      </w:tr>
-      <w:tr>
-        <w:tc>
-          <w:tcPr>
-            <w:tcW w:type="dxa" w:w="1800"/>
-            <w:vAlign w:val="center"/>
-          </w:tcPr>
-          <w:p>
-            <w:pPr>
-              <w:jc w:val="left"/>
-            </w:pPr>
-            <w:r/>
-            <w:r>
-              <w:rPr>
-                <w:rFonts w:ascii="Times New Roman" w:hAnsi="Times New Roman"/>
-                <w:b w:val="0"/>
-                <w:sz w:val="21"/>
-              </w:rPr>
-              <w:t>3</w:t>
-            </w:r>
-          </w:p>
-        </w:tc>
-        <w:tc>
-          <w:tcPr>
-            <w:tcW w:type="dxa" w:w="1800"/>
-            <w:vAlign w:val="center"/>
-          </w:tcPr>
-          <w:p>
-            <w:pPr>
-              <w:jc w:val="left"/>
-            </w:pPr>
-            <w:r/>
-            <w:r>
-              <w:rPr>
-                <w:rFonts w:ascii="Times New Roman" w:hAnsi="Times New Roman"/>
-                <w:b w:val="0"/>
-                <w:sz w:val="21"/>
-              </w:rPr>
-              <w:t>[Facts]</w:t>
-            </w:r>
-          </w:p>
-        </w:tc>
-        <w:tc>
-          <w:tcPr>
-            <w:tcW w:type="dxa" w:w="1800"/>
-            <w:vAlign w:val="center"/>
-          </w:tcPr>
-          <w:p>
-            <w:pPr>
-              <w:jc w:val="left"/>
-            </w:pPr>
-            <w:r/>
-            <w:r>
-              <w:rPr>
-                <w:rFonts w:ascii="Times New Roman" w:hAnsi="Times New Roman"/>
-                <w:b w:val="0"/>
-                <w:sz w:val="21"/>
-              </w:rPr>
-              <w:t>[R-ID]</w:t>
-            </w:r>
-          </w:p>
-        </w:tc>
-        <w:tc>
-          <w:tcPr>
-            <w:tcW w:type="dxa" w:w="1800"/>
-            <w:vAlign w:val="center"/>
-          </w:tcPr>
-          <w:p>
-            <w:pPr>
-              <w:jc w:val="left"/>
-            </w:pPr>
-            <w:r/>
-            <w:r>
-              <w:rPr>
-                <w:rFonts w:ascii="Times New Roman" w:hAnsi="Times New Roman"/>
-                <w:b w:val="0"/>
-                <w:sz w:val="21"/>
-              </w:rPr>
-              <w:t>[Derived fact]</w:t>
-            </w:r>
-          </w:p>
-        </w:tc>
-        <w:tc>
-          <w:tcPr>
-            <w:tcW w:type="dxa" w:w="1800"/>
-            <w:vAlign w:val="center"/>
-          </w:tcPr>
-          <w:p>
-            <w:pPr>
-              <w:jc w:val="left"/>
-            </w:pPr>
-            <w:r/>
-            <w:r>
-              <w:rPr>
-                <w:rFonts w:ascii="Times New Roman" w:hAnsi="Times New Roman"/>
-                <w:b w:val="0"/>
-                <w:sz w:val="21"/>
-              </w:rPr>
-              <w:t>[Why]</w:t>
-            </w:r>
-          </w:p>
-        </w:tc>
-      </w:tr>
-      <w:tr>
-        <w:tc>
-          <w:tcPr>
-            <w:tcW w:type="dxa" w:w="1800"/>
-            <w:vAlign w:val="center"/>
-          </w:tcPr>
-          <w:p>
-            <w:pPr>
-              <w:jc w:val="left"/>
-            </w:pPr>
-            <w:r/>
-            <w:r>
-              <w:rPr>
-                <w:rFonts w:ascii="Times New Roman" w:hAnsi="Times New Roman"/>
-                <w:b w:val="0"/>
-                <w:sz w:val="21"/>
-              </w:rPr>
-              <w:t>4</w:t>
-            </w:r>
-          </w:p>
-        </w:tc>
-        <w:tc>
-          <w:tcPr>
-            <w:tcW w:type="dxa" w:w="1800"/>
-            <w:vAlign w:val="center"/>
-          </w:tcPr>
-          <w:p>
-            <w:pPr>
-              <w:jc w:val="left"/>
-            </w:pPr>
-            <w:r/>
-            <w:r>
-              <w:rPr>
-                <w:rFonts w:ascii="Times New Roman" w:hAnsi="Times New Roman"/>
-                <w:b w:val="0"/>
-                <w:sz w:val="21"/>
-              </w:rPr>
-              <w:t>[Facts]</w:t>
-            </w:r>
-          </w:p>
-        </w:tc>
-        <w:tc>
-          <w:tcPr>
-            <w:tcW w:type="dxa" w:w="1800"/>
-            <w:vAlign w:val="center"/>
-          </w:tcPr>
-          <w:p>
-            <w:pPr>
-              <w:jc w:val="left"/>
-            </w:pPr>
-            <w:r/>
-            <w:r>
-              <w:rPr>
-                <w:rFonts w:ascii="Times New Roman" w:hAnsi="Times New Roman"/>
-                <w:b w:val="0"/>
-                <w:sz w:val="21"/>
-              </w:rPr>
-              <w:t>[R-ID]</w:t>
-            </w:r>
-          </w:p>
-        </w:tc>
-        <w:tc>
-          <w:tcPr>
-            <w:tcW w:type="dxa" w:w="1800"/>
-            <w:vAlign w:val="center"/>
-          </w:tcPr>
-          <w:p>
-            <w:pPr>
-              <w:jc w:val="left"/>
-            </w:pPr>
-            <w:r/>
-            <w:r>
-              <w:rPr>
-                <w:rFonts w:ascii="Times New Roman" w:hAnsi="Times New Roman"/>
-                <w:b w:val="0"/>
-                <w:sz w:val="21"/>
-              </w:rPr>
-              <w:t>[Derived fact]</w:t>
-            </w:r>
-          </w:p>
-        </w:tc>
-        <w:tc>
-          <w:tcPr>
-            <w:tcW w:type="dxa" w:w="1800"/>
-            <w:vAlign w:val="center"/>
-          </w:tcPr>
-          <w:p>
-            <w:pPr>
-              <w:jc w:val="left"/>
-            </w:pPr>
-            <w:r/>
-            <w:r>
-              <w:rPr>
-                <w:rFonts w:ascii="Times New Roman" w:hAnsi="Times New Roman"/>
-                <w:b w:val="0"/>
-                <w:sz w:val="21"/>
-              </w:rPr>
-              <w:t>[Why]</w:t>
-            </w:r>
-          </w:p>
-        </w:tc>
-      </w:tr>
-    </w:tbl>
-    <w:p/>
-    <w:p>
-      <w:pPr>
-        <w:pStyle w:val="Heading2"/>
-      </w:pPr>
-      <w:r>
-        <w:t>9.4 Backward Chaining Algorithm</w:t>
-      </w:r>
-    </w:p>
-    <w:p>
-      <w:pPr>
-        <w:pStyle w:val="TemplateNote"/>
-      </w:pPr>
-      <w:r>
-        <w:rPr>
-          <w:b/>
-        </w:rPr>
-        <w:t xml:space="preserve">[PLACEHOLDER] </w:t>
-      </w:r>
-      <w:r>
-        <w:t>Provide pseudocode and explain goal-driven reasoning.</w:t>
-      </w:r>
-    </w:p>
-    <w:p>
-      <w:pPr>
-        <w:pStyle w:val="Heading2"/>
-      </w:pPr>
-      <w:r>
-        <w:t>9.5 Backward Chaining Trace</w:t>
-      </w:r>
-    </w:p>
-    <w:p>
-      <w:pPr>
-        <w:pStyle w:val="TemplateNote"/>
-      </w:pPr>
-      <w:r>
-        <w:rPr>
-          <w:b/>
-        </w:rPr>
-        <w:t xml:space="preserve">[PLACEHOLDER] </w:t>
-      </w:r>
-      <w:r>
-        <w:t>Start with a meaningful goal such as eligibleForSpace(ali,p12), expand subgoals, and show success/failure.</w:t>
-      </w:r>
-    </w:p>
-    <w:tbl>
-      <w:tblPr>
-        <w:tblStyle w:val="TableGrid"/>
-        <w:tblW w:type="auto" w:w="0"/>
-        <w:jc w:val="center"/>
-        <w:tblLook w:firstColumn="1" w:firstRow="1" w:lastColumn="0" w:lastRow="0" w:noHBand="0" w:noVBand="1" w:val="04A0"/>
-      </w:tblPr>
-      <w:tblGrid>
-        <w:gridCol w:w="1800"/>
-        <w:gridCol w:w="1800"/>
-        <w:gridCol w:w="1800"/>
-        <w:gridCol w:w="1800"/>
-        <w:gridCol w:w="1800"/>
-      </w:tblGrid>
-      <w:tr>
-        <w:tc>
-          <w:tcPr>
-            <w:tcW w:type="dxa" w:w="1800"/>
-            <w:vAlign w:val="center"/>
-            <w:shd w:fill="D9EAF7"/>
-          </w:tcPr>
-          <w:p>
-            <w:pPr>
-              <w:jc w:val="left"/>
-            </w:pPr>
-            <w:r/>
-            <w:r>
-              <w:rPr>
-                <w:rFonts w:ascii="Times New Roman" w:hAnsi="Times New Roman"/>
-                <w:b/>
-                <w:sz w:val="21"/>
-              </w:rPr>
-              <w:t>Goal</w:t>
-            </w:r>
-          </w:p>
-        </w:tc>
-        <w:tc>
-          <w:tcPr>
-            <w:tcW w:type="dxa" w:w="1800"/>
-            <w:vAlign w:val="center"/>
-            <w:shd w:fill="D9EAF7"/>
-          </w:tcPr>
-          <w:p>
-            <w:pPr>
-              <w:jc w:val="left"/>
-            </w:pPr>
-            <w:r/>
-            <w:r>
-              <w:rPr>
-                <w:rFonts w:ascii="Times New Roman" w:hAnsi="Times New Roman"/>
-                <w:b/>
-                <w:sz w:val="21"/>
-              </w:rPr>
-              <w:t>Selected Rule</w:t>
-            </w:r>
-          </w:p>
-        </w:tc>
-        <w:tc>
-          <w:tcPr>
-            <w:tcW w:type="dxa" w:w="1800"/>
-            <w:vAlign w:val="center"/>
-            <w:shd w:fill="D9EAF7"/>
-          </w:tcPr>
-          <w:p>
-            <w:pPr>
-              <w:jc w:val="left"/>
-            </w:pPr>
-            <w:r/>
-            <w:r>
-              <w:rPr>
-                <w:rFonts w:ascii="Times New Roman" w:hAnsi="Times New Roman"/>
-                <w:b/>
-                <w:sz w:val="21"/>
-              </w:rPr>
-              <w:t>Subgoals</w:t>
-            </w:r>
-          </w:p>
-        </w:tc>
-        <w:tc>
-          <w:tcPr>
-            <w:tcW w:type="dxa" w:w="1800"/>
-            <w:vAlign w:val="center"/>
-            <w:shd w:fill="D9EAF7"/>
-          </w:tcPr>
-          <w:p>
-            <w:pPr>
-              <w:jc w:val="left"/>
-            </w:pPr>
-            <w:r/>
-            <w:r>
-              <w:rPr>
-                <w:rFonts w:ascii="Times New Roman" w:hAnsi="Times New Roman"/>
-                <w:b/>
-                <w:sz w:val="21"/>
-              </w:rPr>
-              <w:t>Evidence</w:t>
-            </w:r>
-          </w:p>
-        </w:tc>
-        <w:tc>
-          <w:tcPr>
-            <w:tcW w:type="dxa" w:w="1800"/>
-            <w:vAlign w:val="center"/>
-            <w:shd w:fill="D9EAF7"/>
-          </w:tcPr>
-          <w:p>
-            <w:pPr>
-              <w:jc w:val="left"/>
-            </w:pPr>
-            <w:r/>
-            <w:r>
-              <w:rPr>
-                <w:rFonts w:ascii="Times New Roman" w:hAnsi="Times New Roman"/>
-                <w:b/>
-                <w:sz w:val="21"/>
-              </w:rPr>
-              <w:t>Result</w:t>
-            </w:r>
-          </w:p>
-        </w:tc>
-      </w:tr>
-      <w:tr>
-        <w:tc>
-          <w:tcPr>
-            <w:tcW w:type="dxa" w:w="1800"/>
-            <w:vAlign w:val="center"/>
-          </w:tcPr>
-          <w:p>
-            <w:pPr>
-              <w:jc w:val="left"/>
-            </w:pPr>
-            <w:r/>
-            <w:r>
-              <w:rPr>
-                <w:rFonts w:ascii="Times New Roman" w:hAnsi="Times New Roman"/>
-                <w:b w:val="0"/>
-                <w:sz w:val="21"/>
-              </w:rPr>
-              <w:t>[Goal]</w:t>
-            </w:r>
-          </w:p>
-        </w:tc>
-        <w:tc>
-          <w:tcPr>
-            <w:tcW w:type="dxa" w:w="1800"/>
-            <w:vAlign w:val="center"/>
-          </w:tcPr>
-          <w:p>
-            <w:pPr>
-              <w:jc w:val="left"/>
-            </w:pPr>
-            <w:r/>
-            <w:r>
-              <w:rPr>
-                <w:rFonts w:ascii="Times New Roman" w:hAnsi="Times New Roman"/>
-                <w:b w:val="0"/>
-                <w:sz w:val="21"/>
-              </w:rPr>
-              <w:t>[R-ID]</w:t>
-            </w:r>
-          </w:p>
-        </w:tc>
-        <w:tc>
-          <w:tcPr>
-            <w:tcW w:type="dxa" w:w="1800"/>
-            <w:vAlign w:val="center"/>
-          </w:tcPr>
-          <w:p>
-            <w:pPr>
-              <w:jc w:val="left"/>
-            </w:pPr>
-            <w:r/>
-            <w:r>
-              <w:rPr>
-                <w:rFonts w:ascii="Times New Roman" w:hAnsi="Times New Roman"/>
-                <w:b w:val="0"/>
-                <w:sz w:val="21"/>
-              </w:rPr>
-              <w:t>[Subgoals]</w:t>
-            </w:r>
-          </w:p>
-        </w:tc>
-        <w:tc>
-          <w:tcPr>
-            <w:tcW w:type="dxa" w:w="1800"/>
-            <w:vAlign w:val="center"/>
-          </w:tcPr>
-          <w:p>
-            <w:pPr>
-              <w:jc w:val="left"/>
-            </w:pPr>
-            <w:r/>
-            <w:r>
-              <w:rPr>
-                <w:rFonts w:ascii="Times New Roman" w:hAnsi="Times New Roman"/>
-                <w:b w:val="0"/>
-                <w:sz w:val="21"/>
-              </w:rPr>
-              <w:t>[Facts]</w:t>
-            </w:r>
-          </w:p>
-        </w:tc>
-        <w:tc>
-          <w:tcPr>
-            <w:tcW w:type="dxa" w:w="1800"/>
-            <w:vAlign w:val="center"/>
-          </w:tcPr>
-          <w:p>
-            <w:pPr>
-              <w:jc w:val="left"/>
-            </w:pPr>
-            <w:r/>
-            <w:r>
-              <w:rPr>
-                <w:rFonts w:ascii="Times New Roman" w:hAnsi="Times New Roman"/>
-                <w:b w:val="0"/>
-                <w:sz w:val="21"/>
-              </w:rPr>
-              <w:t>[Success/Failure]</w:t>
-            </w:r>
-          </w:p>
-        </w:tc>
-      </w:tr>
-      <w:tr>
-        <w:tc>
-          <w:tcPr>
-            <w:tcW w:type="dxa" w:w="1800"/>
-            <w:vAlign w:val="center"/>
-          </w:tcPr>
-          <w:p>
-            <w:pPr>
-              <w:jc w:val="left"/>
-            </w:pPr>
-            <w:r/>
-            <w:r>
-              <w:rPr>
-                <w:rFonts w:ascii="Times New Roman" w:hAnsi="Times New Roman"/>
-                <w:b w:val="0"/>
-                <w:sz w:val="21"/>
-              </w:rPr>
-              <w:t>[Subgoal]</w:t>
-            </w:r>
-          </w:p>
-        </w:tc>
-        <w:tc>
-          <w:tcPr>
-            <w:tcW w:type="dxa" w:w="1800"/>
-            <w:vAlign w:val="center"/>
-          </w:tcPr>
-          <w:p>
-            <w:pPr>
-              <w:jc w:val="left"/>
-            </w:pPr>
-            <w:r/>
-            <w:r>
-              <w:rPr>
-                <w:rFonts w:ascii="Times New Roman" w:hAnsi="Times New Roman"/>
-                <w:b w:val="0"/>
-                <w:sz w:val="21"/>
-              </w:rPr>
-              <w:t>[R-ID]</w:t>
-            </w:r>
-          </w:p>
-        </w:tc>
-        <w:tc>
-          <w:tcPr>
-            <w:tcW w:type="dxa" w:w="1800"/>
-            <w:vAlign w:val="center"/>
-          </w:tcPr>
-          <w:p>
-            <w:pPr>
-              <w:jc w:val="left"/>
-            </w:pPr>
-            <w:r/>
-            <w:r>
-              <w:rPr>
-                <w:rFonts w:ascii="Times New Roman" w:hAnsi="Times New Roman"/>
-                <w:b w:val="0"/>
-                <w:sz w:val="21"/>
-              </w:rPr>
-              <w:t>[Subgoals]</w:t>
-            </w:r>
-          </w:p>
-        </w:tc>
-        <w:tc>
-          <w:tcPr>
-            <w:tcW w:type="dxa" w:w="1800"/>
-            <w:vAlign w:val="center"/>
-          </w:tcPr>
-          <w:p>
-            <w:pPr>
-              <w:jc w:val="left"/>
-            </w:pPr>
-            <w:r/>
-            <w:r>
-              <w:rPr>
-                <w:rFonts w:ascii="Times New Roman" w:hAnsi="Times New Roman"/>
-                <w:b w:val="0"/>
-                <w:sz w:val="21"/>
-              </w:rPr>
-              <w:t>[Facts]</w:t>
-            </w:r>
-          </w:p>
-        </w:tc>
-        <w:tc>
-          <w:tcPr>
-            <w:tcW w:type="dxa" w:w="1800"/>
-            <w:vAlign w:val="center"/>
-          </w:tcPr>
-          <w:p>
-            <w:pPr>
-              <w:jc w:val="left"/>
-            </w:pPr>
-            <w:r/>
-            <w:r>
-              <w:rPr>
-                <w:rFonts w:ascii="Times New Roman" w:hAnsi="Times New Roman"/>
-                <w:b w:val="0"/>
-                <w:sz w:val="21"/>
-              </w:rPr>
-              <w:t>[Success/Failure]</w:t>
-            </w:r>
-          </w:p>
-        </w:tc>
-      </w:tr>
-      <w:tr>
-        <w:tc>
-          <w:tcPr>
-            <w:tcW w:type="dxa" w:w="1800"/>
-            <w:vAlign w:val="center"/>
-          </w:tcPr>
-          <w:p>
-            <w:pPr>
-              <w:jc w:val="left"/>
-            </w:pPr>
-            <w:r/>
-            <w:r>
-              <w:rPr>
-                <w:rFonts w:ascii="Times New Roman" w:hAnsi="Times New Roman"/>
-                <w:b w:val="0"/>
-                <w:sz w:val="21"/>
-              </w:rPr>
-              <w:t>[Subgoal]</w:t>
-            </w:r>
-          </w:p>
-        </w:tc>
-        <w:tc>
-          <w:tcPr>
-            <w:tcW w:type="dxa" w:w="1800"/>
-            <w:vAlign w:val="center"/>
-          </w:tcPr>
-          <w:p>
-            <w:pPr>
-              <w:jc w:val="left"/>
-            </w:pPr>
-            <w:r/>
-            <w:r>
-              <w:rPr>
-                <w:rFonts w:ascii="Times New Roman" w:hAnsi="Times New Roman"/>
-                <w:b w:val="0"/>
-                <w:sz w:val="21"/>
-              </w:rPr>
-              <w:t>[Fact]</w:t>
-            </w:r>
-          </w:p>
-        </w:tc>
-        <w:tc>
-          <w:tcPr>
-            <w:tcW w:type="dxa" w:w="1800"/>
-            <w:vAlign w:val="center"/>
-          </w:tcPr>
-          <w:p>
-            <w:pPr>
-              <w:jc w:val="left"/>
-            </w:pPr>
-            <w:r/>
-            <w:r>
-              <w:rPr>
-                <w:rFonts w:ascii="Times New Roman" w:hAnsi="Times New Roman"/>
-                <w:b w:val="0"/>
-                <w:sz w:val="21"/>
-              </w:rPr>
-              <w:t>—</w:t>
-            </w:r>
-          </w:p>
-        </w:tc>
-        <w:tc>
-          <w:tcPr>
-            <w:tcW w:type="dxa" w:w="1800"/>
-            <w:vAlign w:val="center"/>
-          </w:tcPr>
-          <w:p>
-            <w:pPr>
-              <w:jc w:val="left"/>
-            </w:pPr>
-            <w:r/>
-            <w:r>
-              <w:rPr>
-                <w:rFonts w:ascii="Times New Roman" w:hAnsi="Times New Roman"/>
-                <w:b w:val="0"/>
-                <w:sz w:val="21"/>
-              </w:rPr>
-              <w:t>[Fact]</w:t>
-            </w:r>
-          </w:p>
-        </w:tc>
-        <w:tc>
-          <w:tcPr>
-            <w:tcW w:type="dxa" w:w="1800"/>
-            <w:vAlign w:val="center"/>
-          </w:tcPr>
-          <w:p>
-            <w:pPr>
-              <w:jc w:val="left"/>
-            </w:pPr>
-            <w:r/>
-            <w:r>
-              <w:rPr>
-                <w:rFonts w:ascii="Times New Roman" w:hAnsi="Times New Roman"/>
-                <w:b w:val="0"/>
-                <w:sz w:val="21"/>
-              </w:rPr>
-              <w:t>[Success/Failure]</w:t>
-            </w:r>
-          </w:p>
-        </w:tc>
-      </w:tr>
-    </w:tbl>
-    <w:p/>
-    <w:p>
-      <w:pPr>
-        <w:pStyle w:val="Heading2"/>
-      </w:pPr>
-      <w:r>
-        <w:t>9.6 Forward vs. Backward Chaining</w:t>
-      </w:r>
-    </w:p>
-    <w:p>
-      <w:pPr>
-        <w:pStyle w:val="TemplateNote"/>
-      </w:pPr>
-      <w:r>
-        <w:rPr>
-          <w:b/>
-        </w:rPr>
-        <w:t xml:space="preserve">[PLACEHOLDER] </w:t>
-      </w:r>
-      <w:r>
-        <w:t>Compare them descriptively without claiming one is universally superior.</w:t>
-      </w:r>
-    </w:p>
-    <w:p>
-      <w:r>
-        <w:br w:type="page"/>
-      </w:r>
-    </w:p>
-    <w:p>
-      <w:pPr>
-        <w:pStyle w:val="Heading1"/>
-      </w:pPr>
-      <w:r>
-        <w:t>Chapter 10: System Implementation</w:t>
-      </w:r>
-    </w:p>
-    <w:p>
-      <w:pPr>
-        <w:pStyle w:val="TemplateNote"/>
-      </w:pPr>
-      <w:r>
-        <w:rPr>
-          <w:b/>
-        </w:rPr>
-        <w:t xml:space="preserve">[PLACEHOLDER] </w:t>
-      </w:r>
-      <w:r>
-        <w:t>Write a 4–8 line overview explaining what this chapter contains and how it supports the CT-351 CCP.</w:t>
-      </w:r>
-    </w:p>
-    <w:p>
-      <w:pPr>
-        <w:pStyle w:val="Heading2"/>
-      </w:pPr>
-      <w:r>
-        <w:t>10.1 Technology Stack</w:t>
-      </w:r>
-    </w:p>
-    <w:p>
-      <w:pPr>
-        <w:pStyle w:val="TemplateNote"/>
-      </w:pPr>
-      <w:r>
-        <w:rPr>
-          <w:b/>
-        </w:rPr>
-        <w:t xml:space="preserve">[PLACEHOLDER] </w:t>
-      </w:r>
-      <w:r>
-        <w:t>Python version, libraries, environment, and why they were selected.</w:t>
-      </w:r>
-    </w:p>
-    <w:p>
-      <w:pPr>
-        <w:pStyle w:val="Heading2"/>
-      </w:pPr>
-      <w:r>
-        <w:t>10.2 Project Structure</w:t>
-      </w:r>
-    </w:p>
-    <w:p>
-      <w:pPr>
-        <w:pStyle w:val="TemplateNote"/>
-      </w:pPr>
-      <w:r>
-        <w:rPr>
-          <w:b/>
-        </w:rPr>
-        <w:t xml:space="preserve">[PLACEHOLDER] </w:t>
-      </w:r>
-      <w:r>
-        <w:t>Insert the final repository/file tree.</w:t>
-      </w:r>
-    </w:p>
-    <w:p>
-      <w:pPr>
-        <w:pStyle w:val="Heading2"/>
-      </w:pPr>
-      <w:r>
-        <w:t>10.3 Knowledge Base Implementation</w:t>
-      </w:r>
-    </w:p>
-    <w:p>
-      <w:pPr>
-        <w:pStyle w:val="TemplateNote"/>
-      </w:pPr>
-      <w:r>
-        <w:rPr>
-          <w:b/>
-        </w:rPr>
-        <w:t xml:space="preserve">[PLACEHOLDER] </w:t>
-      </w:r>
-      <w:r>
-        <w:t>Explain facts and rules implementation.</w:t>
-      </w:r>
-    </w:p>
-    <w:p>
-      <w:pPr>
-        <w:pStyle w:val="Heading2"/>
-      </w:pPr>
-      <w:r>
-        <w:t>10.4 Frame Implementation</w:t>
-      </w:r>
-    </w:p>
-    <w:p>
-      <w:pPr>
-        <w:pStyle w:val="TemplateNote"/>
-      </w:pPr>
-      <w:r>
-        <w:rPr>
-          <w:b/>
-        </w:rPr>
-        <w:t xml:space="preserve">[PLACEHOLDER] </w:t>
-      </w:r>
-      <w:r>
-        <w:t>Explain how frame structures are represented in code.</w:t>
-      </w:r>
-    </w:p>
-    <w:p>
-      <w:pPr>
-        <w:pStyle w:val="Heading2"/>
-      </w:pPr>
-      <w:r>
-        <w:t>10.5 Forward Chaining Implementation</w:t>
-      </w:r>
-    </w:p>
-    <w:p>
-      <w:pPr>
-        <w:pStyle w:val="TemplateNote"/>
-      </w:pPr>
-      <w:r>
-        <w:rPr>
-          <w:b/>
-        </w:rPr>
-        <w:t xml:space="preserve">[PLACEHOLDER] </w:t>
-      </w:r>
-      <w:r>
-        <w:t>Explain the actual algorithm and include selected code excerpts.</w:t>
-      </w:r>
-    </w:p>
-    <w:p>
-      <w:pPr>
-        <w:pStyle w:val="Heading2"/>
-      </w:pPr>
-      <w:r>
-        <w:t>10.6 Backward Chaining Implementation</w:t>
-      </w:r>
-    </w:p>
-    <w:p>
-      <w:pPr>
-        <w:pStyle w:val="TemplateNote"/>
-      </w:pPr>
-      <w:r>
-        <w:rPr>
-          <w:b/>
-        </w:rPr>
-        <w:t xml:space="preserve">[PLACEHOLDER] </w:t>
-      </w:r>
-      <w:r>
-        <w:t>Explain the actual algorithm and include selected code excerpts.</w:t>
-      </w:r>
-    </w:p>
-    <w:p>
-      <w:pPr>
-        <w:pStyle w:val="Heading2"/>
-      </w:pPr>
-      <w:r>
-        <w:t>10.7 User Interaction / CLI</w:t>
-      </w:r>
-    </w:p>
-    <w:p>
-      <w:pPr>
-        <w:pStyle w:val="TemplateNote"/>
-      </w:pPr>
-      <w:r>
-        <w:rPr>
-          <w:b/>
-        </w:rPr>
-        <w:t xml:space="preserve">[PLACEHOLDER] </w:t>
-      </w:r>
-      <w:r>
-        <w:t>Explain inputs, queries, and displayed reasoning.</w:t>
-      </w:r>
-    </w:p>
-    <w:p>
-      <w:pPr>
-        <w:pStyle w:val="Heading2"/>
-      </w:pPr>
-      <w:r>
-        <w:t>10.8 Sample Execution</w:t>
-      </w:r>
-    </w:p>
-    <w:p>
-      <w:pPr>
-        <w:pStyle w:val="TemplateNote"/>
-      </w:pPr>
-      <w:r>
-        <w:rPr>
-          <w:b/>
-        </w:rPr>
-        <w:t xml:space="preserve">[PLACEHOLDER] </w:t>
-      </w:r>
-      <w:r>
-        <w:t>Insert screenshots and outputs from the real running system. Do not use fabricated screenshots.</w:t>
-      </w:r>
-    </w:p>
-    <w:p>
-      <w:r>
-        <w:br w:type="page"/>
-      </w:r>
-    </w:p>
-    <w:p>
-      <w:pPr>
-        <w:pStyle w:val="Heading1"/>
-      </w:pPr>
-      <w:r>
-        <w:t>Chapter 11: Testing &amp; Results</w:t>
-      </w:r>
-    </w:p>
-    <w:p>
-      <w:pPr>
-        <w:pStyle w:val="TemplateNote"/>
-      </w:pPr>
-      <w:r>
-        <w:rPr>
-          <w:b/>
-        </w:rPr>
-        <w:t xml:space="preserve">[PLACEHOLDER] </w:t>
-      </w:r>
-      <w:r>
-        <w:t>Write a 4–8 line overview explaining what this chapter contains and how it supports the CT-351 CCP.</w:t>
-      </w:r>
-    </w:p>
-    <w:p>
-      <w:pPr>
-        <w:pStyle w:val="Heading2"/>
-      </w:pPr>
-      <w:r>
-        <w:t>11.1 Testing Strategy</w:t>
-      </w:r>
-    </w:p>
-    <w:p>
-      <w:pPr>
-        <w:pStyle w:val="TemplateNote"/>
-      </w:pPr>
-      <w:r>
-        <w:rPr>
-          <w:b/>
-        </w:rPr>
-        <w:t xml:space="preserve">[PLACEHOLDER] </w:t>
-      </w:r>
-      <w:r>
-        <w:t>Explain unit, rule, inference, and scenario testing.</w:t>
-      </w:r>
-    </w:p>
-    <w:p>
-      <w:pPr>
-        <w:pStyle w:val="Heading2"/>
-      </w:pPr>
-      <w:r>
-        <w:t>11.2 Test Cases</w:t>
-      </w:r>
-    </w:p>
-    <w:tbl>
-      <w:tblPr>
-        <w:tblStyle w:val="TableGrid"/>
-        <w:tblW w:type="auto" w:w="0"/>
-        <w:jc w:val="center"/>
-        <w:tblLook w:firstColumn="1" w:firstRow="1" w:lastColumn="0" w:lastRow="0" w:noHBand="0" w:noVBand="1" w:val="04A0"/>
-      </w:tblPr>
-      <w:tblGrid>
-        <w:gridCol w:w="1500"/>
-        <w:gridCol w:w="1500"/>
-        <w:gridCol w:w="1500"/>
-        <w:gridCol w:w="1500"/>
-        <w:gridCol w:w="1500"/>
-        <w:gridCol w:w="1500"/>
-      </w:tblGrid>
-      <w:tr>
-        <w:tc>
-          <w:tcPr>
-            <w:tcW w:type="dxa" w:w="1500"/>
-            <w:vAlign w:val="center"/>
-            <w:shd w:fill="D9EAF7"/>
-          </w:tcPr>
-          <w:p>
-            <w:pPr>
-              <w:jc w:val="left"/>
-            </w:pPr>
-            <w:r/>
-            <w:r>
-              <w:rPr>
-                <w:rFonts w:ascii="Times New Roman" w:hAnsi="Times New Roman"/>
-                <w:b/>
-                <w:sz w:val="21"/>
-              </w:rPr>
-              <w:t>TC ID</w:t>
-            </w:r>
-          </w:p>
-        </w:tc>
-        <w:tc>
-          <w:tcPr>
-            <w:tcW w:type="dxa" w:w="1500"/>
-            <w:vAlign w:val="center"/>
-            <w:shd w:fill="D9EAF7"/>
-          </w:tcPr>
-          <w:p>
-            <w:pPr>
-              <w:jc w:val="left"/>
-            </w:pPr>
-            <w:r/>
-            <w:r>
-              <w:rPr>
-                <w:rFonts w:ascii="Times New Roman" w:hAnsi="Times New Roman"/>
-                <w:b/>
-                <w:sz w:val="21"/>
-              </w:rPr>
-              <w:t>Scenario</w:t>
-            </w:r>
-          </w:p>
-        </w:tc>
-        <w:tc>
-          <w:tcPr>
-            <w:tcW w:type="dxa" w:w="1500"/>
-            <w:vAlign w:val="center"/>
-            <w:shd w:fill="D9EAF7"/>
-          </w:tcPr>
-          <w:p>
-            <w:pPr>
-              <w:jc w:val="left"/>
-            </w:pPr>
-            <w:r/>
-            <w:r>
-              <w:rPr>
-                <w:rFonts w:ascii="Times New Roman" w:hAnsi="Times New Roman"/>
-                <w:b/>
-                <w:sz w:val="21"/>
-              </w:rPr>
-              <w:t>Input Facts</w:t>
-            </w:r>
-          </w:p>
-        </w:tc>
-        <w:tc>
-          <w:tcPr>
-            <w:tcW w:type="dxa" w:w="1500"/>
-            <w:vAlign w:val="center"/>
-            <w:shd w:fill="D9EAF7"/>
-          </w:tcPr>
-          <w:p>
-            <w:pPr>
-              <w:jc w:val="left"/>
-            </w:pPr>
-            <w:r/>
-            <w:r>
-              <w:rPr>
-                <w:rFonts w:ascii="Times New Roman" w:hAnsi="Times New Roman"/>
-                <w:b/>
-                <w:sz w:val="21"/>
-              </w:rPr>
-              <w:t>Expected Result</w:t>
-            </w:r>
-          </w:p>
-        </w:tc>
-        <w:tc>
-          <w:tcPr>
-            <w:tcW w:type="dxa" w:w="1500"/>
-            <w:vAlign w:val="center"/>
-            <w:shd w:fill="D9EAF7"/>
-          </w:tcPr>
-          <w:p>
-            <w:pPr>
-              <w:jc w:val="left"/>
-            </w:pPr>
-            <w:r/>
-            <w:r>
-              <w:rPr>
-                <w:rFonts w:ascii="Times New Roman" w:hAnsi="Times New Roman"/>
-                <w:b/>
-                <w:sz w:val="21"/>
-              </w:rPr>
-              <w:t>Actual Result</w:t>
-            </w:r>
-          </w:p>
-        </w:tc>
-        <w:tc>
-          <w:tcPr>
-            <w:tcW w:type="dxa" w:w="1500"/>
-            <w:vAlign w:val="center"/>
-            <w:shd w:fill="D9EAF7"/>
-          </w:tcPr>
-          <w:p>
-            <w:pPr>
-              <w:jc w:val="left"/>
-            </w:pPr>
-            <w:r/>
-            <w:r>
-              <w:rPr>
-                <w:rFonts w:ascii="Times New Roman" w:hAnsi="Times New Roman"/>
-                <w:b/>
-                <w:sz w:val="21"/>
-              </w:rPr>
-              <w:t>Status</w:t>
-            </w:r>
-          </w:p>
-        </w:tc>
-      </w:tr>
-      <w:tr>
-        <w:tc>
-          <w:tcPr>
-            <w:tcW w:type="dxa" w:w="1500"/>
-            <w:vAlign w:val="center"/>
-          </w:tcPr>
-          <w:p>
-            <w:pPr>
-              <w:jc w:val="left"/>
-            </w:pPr>
-            <w:r/>
-            <w:r>
-              <w:rPr>
-                <w:rFonts w:ascii="Times New Roman" w:hAnsi="Times New Roman"/>
-                <w:b w:val="0"/>
-                <w:sz w:val="21"/>
-              </w:rPr>
-              <w:t>TC-01</w:t>
-            </w:r>
-          </w:p>
-        </w:tc>
-        <w:tc>
-          <w:tcPr>
-            <w:tcW w:type="dxa" w:w="1500"/>
-            <w:vAlign w:val="center"/>
-          </w:tcPr>
-          <w:p>
-            <w:pPr>
-              <w:jc w:val="left"/>
-            </w:pPr>
-            <w:r/>
-            <w:r>
-              <w:rPr>
-                <w:rFonts w:ascii="Times New Roman" w:hAnsi="Times New Roman"/>
-                <w:b w:val="0"/>
-                <w:sz w:val="21"/>
-              </w:rPr>
-              <w:t>Valid student + valid permit + available student space</w:t>
-            </w:r>
-          </w:p>
-        </w:tc>
-        <w:tc>
-          <w:tcPr>
-            <w:tcW w:type="dxa" w:w="1500"/>
-            <w:vAlign w:val="center"/>
-          </w:tcPr>
-          <w:p>
-            <w:pPr>
-              <w:jc w:val="left"/>
-            </w:pPr>
-            <w:r/>
-            <w:r>
-              <w:rPr>
-                <w:rFonts w:ascii="Times New Roman" w:hAnsi="Times New Roman"/>
-                <w:b w:val="0"/>
-                <w:sz w:val="21"/>
-              </w:rPr>
-              <w:t>[Input]</w:t>
-            </w:r>
-          </w:p>
-        </w:tc>
-        <w:tc>
-          <w:tcPr>
-            <w:tcW w:type="dxa" w:w="1500"/>
-            <w:vAlign w:val="center"/>
-          </w:tcPr>
-          <w:p>
-            <w:pPr>
-              <w:jc w:val="left"/>
-            </w:pPr>
-            <w:r/>
-            <w:r>
-              <w:rPr>
-                <w:rFonts w:ascii="Times New Roman" w:hAnsi="Times New Roman"/>
-                <w:b w:val="0"/>
-                <w:sz w:val="21"/>
-              </w:rPr>
-              <w:t>[Expected]</w:t>
-            </w:r>
-          </w:p>
-        </w:tc>
-        <w:tc>
-          <w:tcPr>
-            <w:tcW w:type="dxa" w:w="1500"/>
-            <w:vAlign w:val="center"/>
-          </w:tcPr>
-          <w:p>
-            <w:pPr>
-              <w:jc w:val="left"/>
-            </w:pPr>
-            <w:r/>
-            <w:r>
-              <w:rPr>
-                <w:rFonts w:ascii="Times New Roman" w:hAnsi="Times New Roman"/>
-                <w:b w:val="0"/>
-                <w:sz w:val="21"/>
-              </w:rPr>
-              <w:t>[Actual]</w:t>
-            </w:r>
-          </w:p>
-        </w:tc>
-        <w:tc>
-          <w:tcPr>
-            <w:tcW w:type="dxa" w:w="1500"/>
-            <w:vAlign w:val="center"/>
-          </w:tcPr>
-          <w:p>
-            <w:pPr>
-              <w:jc w:val="left"/>
-            </w:pPr>
-            <w:r/>
-            <w:r>
-              <w:rPr>
-                <w:rFonts w:ascii="Times New Roman" w:hAnsi="Times New Roman"/>
-                <w:b w:val="0"/>
-                <w:sz w:val="21"/>
-              </w:rPr>
-              <w:t>PASS/FAIL</w:t>
-            </w:r>
-          </w:p>
-        </w:tc>
-      </w:tr>
-      <w:tr>
-        <w:tc>
-          <w:tcPr>
-            <w:tcW w:type="dxa" w:w="1500"/>
-            <w:vAlign w:val="center"/>
-          </w:tcPr>
-          <w:p>
-            <w:pPr>
-              <w:jc w:val="left"/>
-            </w:pPr>
-            <w:r/>
-            <w:r>
-              <w:rPr>
-                <w:rFonts w:ascii="Times New Roman" w:hAnsi="Times New Roman"/>
-                <w:b w:val="0"/>
-                <w:sz w:val="21"/>
-              </w:rPr>
-              <w:t>TC-02</w:t>
-            </w:r>
-          </w:p>
-        </w:tc>
-        <w:tc>
-          <w:tcPr>
-            <w:tcW w:type="dxa" w:w="1500"/>
-            <w:vAlign w:val="center"/>
-          </w:tcPr>
-          <w:p>
-            <w:pPr>
-              <w:jc w:val="left"/>
-            </w:pPr>
-            <w:r/>
-            <w:r>
-              <w:rPr>
-                <w:rFonts w:ascii="Times New Roman" w:hAnsi="Times New Roman"/>
-                <w:b w:val="0"/>
-                <w:sz w:val="21"/>
-              </w:rPr>
-              <w:t>Expired permit</w:t>
-            </w:r>
-          </w:p>
-        </w:tc>
-        <w:tc>
-          <w:tcPr>
-            <w:tcW w:type="dxa" w:w="1500"/>
-            <w:vAlign w:val="center"/>
-          </w:tcPr>
-          <w:p>
-            <w:pPr>
-              <w:jc w:val="left"/>
-            </w:pPr>
-            <w:r/>
-            <w:r>
-              <w:rPr>
-                <w:rFonts w:ascii="Times New Roman" w:hAnsi="Times New Roman"/>
-                <w:b w:val="0"/>
-                <w:sz w:val="21"/>
-              </w:rPr>
-              <w:t>[Input]</w:t>
-            </w:r>
-          </w:p>
-        </w:tc>
-        <w:tc>
-          <w:tcPr>
-            <w:tcW w:type="dxa" w:w="1500"/>
-            <w:vAlign w:val="center"/>
-          </w:tcPr>
-          <w:p>
-            <w:pPr>
-              <w:jc w:val="left"/>
-            </w:pPr>
-            <w:r/>
-            <w:r>
-              <w:rPr>
-                <w:rFonts w:ascii="Times New Roman" w:hAnsi="Times New Roman"/>
-                <w:b w:val="0"/>
-                <w:sz w:val="21"/>
-              </w:rPr>
-              <w:t>[Expected]</w:t>
-            </w:r>
-          </w:p>
-        </w:tc>
-        <w:tc>
-          <w:tcPr>
-            <w:tcW w:type="dxa" w:w="1500"/>
-            <w:vAlign w:val="center"/>
-          </w:tcPr>
-          <w:p>
-            <w:pPr>
-              <w:jc w:val="left"/>
-            </w:pPr>
-            <w:r/>
-            <w:r>
-              <w:rPr>
-                <w:rFonts w:ascii="Times New Roman" w:hAnsi="Times New Roman"/>
-                <w:b w:val="0"/>
-                <w:sz w:val="21"/>
-              </w:rPr>
-              <w:t>[Actual]</w:t>
-            </w:r>
-          </w:p>
-        </w:tc>
-        <w:tc>
-          <w:tcPr>
-            <w:tcW w:type="dxa" w:w="1500"/>
-            <w:vAlign w:val="center"/>
-          </w:tcPr>
-          <w:p>
-            <w:pPr>
-              <w:jc w:val="left"/>
-            </w:pPr>
-            <w:r/>
-            <w:r>
-              <w:rPr>
-                <w:rFonts w:ascii="Times New Roman" w:hAnsi="Times New Roman"/>
-                <w:b w:val="0"/>
-                <w:sz w:val="21"/>
-              </w:rPr>
-              <w:t>PASS/FAIL</w:t>
-            </w:r>
-          </w:p>
-        </w:tc>
-      </w:tr>
-      <w:tr>
-        <w:tc>
-          <w:tcPr>
-            <w:tcW w:type="dxa" w:w="1500"/>
-            <w:vAlign w:val="center"/>
-          </w:tcPr>
-          <w:p>
-            <w:pPr>
-              <w:jc w:val="left"/>
-            </w:pPr>
-            <w:r/>
-            <w:r>
-              <w:rPr>
-                <w:rFonts w:ascii="Times New Roman" w:hAnsi="Times New Roman"/>
-                <w:b w:val="0"/>
-                <w:sz w:val="21"/>
-              </w:rPr>
-              <w:t>TC-03</w:t>
-            </w:r>
-          </w:p>
-        </w:tc>
-        <w:tc>
-          <w:tcPr>
-            <w:tcW w:type="dxa" w:w="1500"/>
-            <w:vAlign w:val="center"/>
-          </w:tcPr>
-          <w:p>
-            <w:pPr>
-              <w:jc w:val="left"/>
-            </w:pPr>
-            <w:r/>
-            <w:r>
-              <w:rPr>
-                <w:rFonts w:ascii="Times New Roman" w:hAnsi="Times New Roman"/>
-                <w:b w:val="0"/>
-                <w:sz w:val="21"/>
-              </w:rPr>
-              <w:t>Visitor without authorization</w:t>
-            </w:r>
-          </w:p>
-        </w:tc>
-        <w:tc>
-          <w:tcPr>
-            <w:tcW w:type="dxa" w:w="1500"/>
-            <w:vAlign w:val="center"/>
-          </w:tcPr>
-          <w:p>
-            <w:pPr>
-              <w:jc w:val="left"/>
-            </w:pPr>
-            <w:r/>
-            <w:r>
-              <w:rPr>
-                <w:rFonts w:ascii="Times New Roman" w:hAnsi="Times New Roman"/>
-                <w:b w:val="0"/>
-                <w:sz w:val="21"/>
-              </w:rPr>
-              <w:t>[Input]</w:t>
-            </w:r>
-          </w:p>
-        </w:tc>
-        <w:tc>
-          <w:tcPr>
-            <w:tcW w:type="dxa" w:w="1500"/>
-            <w:vAlign w:val="center"/>
-          </w:tcPr>
-          <w:p>
-            <w:pPr>
-              <w:jc w:val="left"/>
-            </w:pPr>
-            <w:r/>
-            <w:r>
-              <w:rPr>
-                <w:rFonts w:ascii="Times New Roman" w:hAnsi="Times New Roman"/>
-                <w:b w:val="0"/>
-                <w:sz w:val="21"/>
-              </w:rPr>
-              <w:t>[Expected]</w:t>
-            </w:r>
-          </w:p>
-        </w:tc>
-        <w:tc>
-          <w:tcPr>
-            <w:tcW w:type="dxa" w:w="1500"/>
-            <w:vAlign w:val="center"/>
-          </w:tcPr>
-          <w:p>
-            <w:pPr>
-              <w:jc w:val="left"/>
-            </w:pPr>
-            <w:r/>
-            <w:r>
-              <w:rPr>
-                <w:rFonts w:ascii="Times New Roman" w:hAnsi="Times New Roman"/>
-                <w:b w:val="0"/>
-                <w:sz w:val="21"/>
-              </w:rPr>
-              <w:t>[Actual]</w:t>
-            </w:r>
-          </w:p>
-        </w:tc>
-        <w:tc>
-          <w:tcPr>
-            <w:tcW w:type="dxa" w:w="1500"/>
-            <w:vAlign w:val="center"/>
-          </w:tcPr>
-          <w:p>
-            <w:pPr>
-              <w:jc w:val="left"/>
-            </w:pPr>
-            <w:r/>
-            <w:r>
-              <w:rPr>
-                <w:rFonts w:ascii="Times New Roman" w:hAnsi="Times New Roman"/>
-                <w:b w:val="0"/>
-                <w:sz w:val="21"/>
-              </w:rPr>
-              <w:t>PASS/FAIL</w:t>
-            </w:r>
-          </w:p>
-        </w:tc>
-      </w:tr>
-      <w:tr>
-        <w:tc>
-          <w:tcPr>
-            <w:tcW w:type="dxa" w:w="1500"/>
-            <w:vAlign w:val="center"/>
-          </w:tcPr>
-          <w:p>
-            <w:pPr>
-              <w:jc w:val="left"/>
-            </w:pPr>
-            <w:r/>
-            <w:r>
-              <w:rPr>
-                <w:rFonts w:ascii="Times New Roman" w:hAnsi="Times New Roman"/>
-                <w:b w:val="0"/>
-                <w:sz w:val="21"/>
-              </w:rPr>
-              <w:t>TC-04</w:t>
-            </w:r>
-          </w:p>
-        </w:tc>
-        <w:tc>
-          <w:tcPr>
-            <w:tcW w:type="dxa" w:w="1500"/>
-            <w:vAlign w:val="center"/>
-          </w:tcPr>
-          <w:p>
-            <w:pPr>
-              <w:jc w:val="left"/>
-            </w:pPr>
-            <w:r/>
-            <w:r>
-              <w:rPr>
-                <w:rFonts w:ascii="Times New Roman" w:hAnsi="Times New Roman"/>
-                <w:b w:val="0"/>
-                <w:sz w:val="21"/>
-              </w:rPr>
-              <w:t>Occupied space</w:t>
-            </w:r>
-          </w:p>
-        </w:tc>
-        <w:tc>
-          <w:tcPr>
-            <w:tcW w:type="dxa" w:w="1500"/>
-            <w:vAlign w:val="center"/>
-          </w:tcPr>
-          <w:p>
-            <w:pPr>
-              <w:jc w:val="left"/>
-            </w:pPr>
-            <w:r/>
-            <w:r>
-              <w:rPr>
-                <w:rFonts w:ascii="Times New Roman" w:hAnsi="Times New Roman"/>
-                <w:b w:val="0"/>
-                <w:sz w:val="21"/>
-              </w:rPr>
-              <w:t>[Input]</w:t>
-            </w:r>
-          </w:p>
-        </w:tc>
-        <w:tc>
-          <w:tcPr>
-            <w:tcW w:type="dxa" w:w="1500"/>
-            <w:vAlign w:val="center"/>
-          </w:tcPr>
-          <w:p>
-            <w:pPr>
-              <w:jc w:val="left"/>
-            </w:pPr>
-            <w:r/>
-            <w:r>
-              <w:rPr>
-                <w:rFonts w:ascii="Times New Roman" w:hAnsi="Times New Roman"/>
-                <w:b w:val="0"/>
-                <w:sz w:val="21"/>
-              </w:rPr>
-              <w:t>[Expected]</w:t>
-            </w:r>
-          </w:p>
-        </w:tc>
-        <w:tc>
-          <w:tcPr>
-            <w:tcW w:type="dxa" w:w="1500"/>
-            <w:vAlign w:val="center"/>
-          </w:tcPr>
-          <w:p>
-            <w:pPr>
-              <w:jc w:val="left"/>
-            </w:pPr>
-            <w:r/>
-            <w:r>
-              <w:rPr>
-                <w:rFonts w:ascii="Times New Roman" w:hAnsi="Times New Roman"/>
-                <w:b w:val="0"/>
-                <w:sz w:val="21"/>
-              </w:rPr>
-              <w:t>[Actual]</w:t>
-            </w:r>
-          </w:p>
-        </w:tc>
-        <w:tc>
-          <w:tcPr>
-            <w:tcW w:type="dxa" w:w="1500"/>
-            <w:vAlign w:val="center"/>
-          </w:tcPr>
-          <w:p>
-            <w:pPr>
-              <w:jc w:val="left"/>
-            </w:pPr>
-            <w:r/>
-            <w:r>
-              <w:rPr>
-                <w:rFonts w:ascii="Times New Roman" w:hAnsi="Times New Roman"/>
-                <w:b w:val="0"/>
-                <w:sz w:val="21"/>
-              </w:rPr>
-              <w:t>PASS/FAIL</w:t>
-            </w:r>
-          </w:p>
-        </w:tc>
-      </w:tr>
-      <w:tr>
-        <w:tc>
-          <w:tcPr>
-            <w:tcW w:type="dxa" w:w="1500"/>
-            <w:vAlign w:val="center"/>
-          </w:tcPr>
-          <w:p>
-            <w:pPr>
-              <w:jc w:val="left"/>
-            </w:pPr>
-            <w:r/>
-            <w:r>
-              <w:rPr>
-                <w:rFonts w:ascii="Times New Roman" w:hAnsi="Times New Roman"/>
-                <w:b w:val="0"/>
-                <w:sz w:val="21"/>
-              </w:rPr>
-              <w:t>TC-05</w:t>
-            </w:r>
-          </w:p>
-        </w:tc>
-        <w:tc>
-          <w:tcPr>
-            <w:tcW w:type="dxa" w:w="1500"/>
-            <w:vAlign w:val="center"/>
-          </w:tcPr>
-          <w:p>
-            <w:pPr>
-              <w:jc w:val="left"/>
-            </w:pPr>
-            <w:r/>
-            <w:r>
-              <w:rPr>
-                <w:rFonts w:ascii="Times New Roman" w:hAnsi="Times New Roman"/>
-                <w:b w:val="0"/>
-                <w:sz w:val="21"/>
-              </w:rPr>
-              <w:t>Wrong zone / incompatible space</w:t>
-            </w:r>
-          </w:p>
-        </w:tc>
-        <w:tc>
-          <w:tcPr>
-            <w:tcW w:type="dxa" w:w="1500"/>
-            <w:vAlign w:val="center"/>
-          </w:tcPr>
-          <w:p>
-            <w:pPr>
-              <w:jc w:val="left"/>
-            </w:pPr>
-            <w:r/>
-            <w:r>
-              <w:rPr>
-                <w:rFonts w:ascii="Times New Roman" w:hAnsi="Times New Roman"/>
-                <w:b w:val="0"/>
-                <w:sz w:val="21"/>
-              </w:rPr>
-              <w:t>[Input]</w:t>
-            </w:r>
-          </w:p>
-        </w:tc>
-        <w:tc>
-          <w:tcPr>
-            <w:tcW w:type="dxa" w:w="1500"/>
-            <w:vAlign w:val="center"/>
-          </w:tcPr>
-          <w:p>
-            <w:pPr>
-              <w:jc w:val="left"/>
-            </w:pPr>
-            <w:r/>
-            <w:r>
-              <w:rPr>
-                <w:rFonts w:ascii="Times New Roman" w:hAnsi="Times New Roman"/>
-                <w:b w:val="0"/>
-                <w:sz w:val="21"/>
-              </w:rPr>
-              <w:t>[Expected]</w:t>
-            </w:r>
-          </w:p>
-        </w:tc>
-        <w:tc>
-          <w:tcPr>
-            <w:tcW w:type="dxa" w:w="1500"/>
-            <w:vAlign w:val="center"/>
-          </w:tcPr>
-          <w:p>
-            <w:pPr>
-              <w:jc w:val="left"/>
-            </w:pPr>
-            <w:r/>
-            <w:r>
-              <w:rPr>
-                <w:rFonts w:ascii="Times New Roman" w:hAnsi="Times New Roman"/>
-                <w:b w:val="0"/>
-                <w:sz w:val="21"/>
-              </w:rPr>
-              <w:t>[Actual]</w:t>
-            </w:r>
-          </w:p>
-        </w:tc>
-        <w:tc>
-          <w:tcPr>
-            <w:tcW w:type="dxa" w:w="1500"/>
-            <w:vAlign w:val="center"/>
-          </w:tcPr>
-          <w:p>
-            <w:pPr>
-              <w:jc w:val="left"/>
-            </w:pPr>
-            <w:r/>
-            <w:r>
-              <w:rPr>
-                <w:rFonts w:ascii="Times New Roman" w:hAnsi="Times New Roman"/>
-                <w:b w:val="0"/>
-                <w:sz w:val="21"/>
-              </w:rPr>
-              <w:t>PASS/FAIL</w:t>
-            </w:r>
-          </w:p>
-        </w:tc>
-      </w:tr>
-      <w:tr>
-        <w:tc>
-          <w:tcPr>
-            <w:tcW w:type="dxa" w:w="1500"/>
-            <w:vAlign w:val="center"/>
-          </w:tcPr>
-          <w:p>
-            <w:pPr>
-              <w:jc w:val="left"/>
-            </w:pPr>
-            <w:r/>
-            <w:r>
-              <w:rPr>
-                <w:rFonts w:ascii="Times New Roman" w:hAnsi="Times New Roman"/>
-                <w:b w:val="0"/>
-                <w:sz w:val="21"/>
-              </w:rPr>
-              <w:t>TC-06</w:t>
-            </w:r>
-          </w:p>
-        </w:tc>
-        <w:tc>
-          <w:tcPr>
-            <w:tcW w:type="dxa" w:w="1500"/>
-            <w:vAlign w:val="center"/>
-          </w:tcPr>
-          <w:p>
-            <w:pPr>
-              <w:jc w:val="left"/>
-            </w:pPr>
-            <w:r/>
-            <w:r>
-              <w:rPr>
-                <w:rFonts w:ascii="Times New Roman" w:hAnsi="Times New Roman"/>
-                <w:b w:val="0"/>
-                <w:sz w:val="21"/>
-              </w:rPr>
-              <w:t>No suitable space</w:t>
-            </w:r>
-          </w:p>
-        </w:tc>
-        <w:tc>
-          <w:tcPr>
-            <w:tcW w:type="dxa" w:w="1500"/>
-            <w:vAlign w:val="center"/>
-          </w:tcPr>
-          <w:p>
-            <w:pPr>
-              <w:jc w:val="left"/>
-            </w:pPr>
-            <w:r/>
-            <w:r>
-              <w:rPr>
-                <w:rFonts w:ascii="Times New Roman" w:hAnsi="Times New Roman"/>
-                <w:b w:val="0"/>
-                <w:sz w:val="21"/>
-              </w:rPr>
-              <w:t>[Input]</w:t>
-            </w:r>
-          </w:p>
-        </w:tc>
-        <w:tc>
-          <w:tcPr>
-            <w:tcW w:type="dxa" w:w="1500"/>
-            <w:vAlign w:val="center"/>
-          </w:tcPr>
-          <w:p>
-            <w:pPr>
-              <w:jc w:val="left"/>
-            </w:pPr>
-            <w:r/>
-            <w:r>
-              <w:rPr>
-                <w:rFonts w:ascii="Times New Roman" w:hAnsi="Times New Roman"/>
-                <w:b w:val="0"/>
-                <w:sz w:val="21"/>
-              </w:rPr>
-              <w:t>[Expected]</w:t>
-            </w:r>
-          </w:p>
-        </w:tc>
-        <w:tc>
-          <w:tcPr>
-            <w:tcW w:type="dxa" w:w="1500"/>
-            <w:vAlign w:val="center"/>
-          </w:tcPr>
-          <w:p>
-            <w:pPr>
-              <w:jc w:val="left"/>
-            </w:pPr>
-            <w:r/>
-            <w:r>
-              <w:rPr>
-                <w:rFonts w:ascii="Times New Roman" w:hAnsi="Times New Roman"/>
-                <w:b w:val="0"/>
-                <w:sz w:val="21"/>
-              </w:rPr>
-              <w:t>[Actual]</w:t>
-            </w:r>
-          </w:p>
-        </w:tc>
-        <w:tc>
-          <w:tcPr>
-            <w:tcW w:type="dxa" w:w="1500"/>
-            <w:vAlign w:val="center"/>
-          </w:tcPr>
-          <w:p>
-            <w:pPr>
-              <w:jc w:val="left"/>
-            </w:pPr>
-            <w:r/>
-            <w:r>
-              <w:rPr>
-                <w:rFonts w:ascii="Times New Roman" w:hAnsi="Times New Roman"/>
-                <w:b w:val="0"/>
-                <w:sz w:val="21"/>
-              </w:rPr>
-              <w:t>PASS/FAIL</w:t>
-            </w:r>
-          </w:p>
-        </w:tc>
-      </w:tr>
-      <w:tr>
-        <w:tc>
-          <w:tcPr>
-            <w:tcW w:type="dxa" w:w="1500"/>
-            <w:vAlign w:val="center"/>
-          </w:tcPr>
-          <w:p>
-            <w:pPr>
-              <w:jc w:val="left"/>
-            </w:pPr>
-            <w:r/>
-            <w:r>
-              <w:rPr>
-                <w:rFonts w:ascii="Times New Roman" w:hAnsi="Times New Roman"/>
-                <w:b w:val="0"/>
-                <w:sz w:val="21"/>
-              </w:rPr>
-              <w:t>TC-07</w:t>
-            </w:r>
-          </w:p>
-        </w:tc>
-        <w:tc>
-          <w:tcPr>
-            <w:tcW w:type="dxa" w:w="1500"/>
-            <w:vAlign w:val="center"/>
-          </w:tcPr>
-          <w:p>
-            <w:pPr>
-              <w:jc w:val="left"/>
-            </w:pPr>
-            <w:r/>
-            <w:r>
-              <w:rPr>
-                <w:rFonts w:ascii="Times New Roman" w:hAnsi="Times New Roman"/>
-                <w:b w:val="0"/>
-                <w:sz w:val="21"/>
-              </w:rPr>
-              <w:t>Reservation conflict</w:t>
-            </w:r>
-          </w:p>
-        </w:tc>
-        <w:tc>
-          <w:tcPr>
-            <w:tcW w:type="dxa" w:w="1500"/>
-            <w:vAlign w:val="center"/>
-          </w:tcPr>
-          <w:p>
-            <w:pPr>
-              <w:jc w:val="left"/>
-            </w:pPr>
-            <w:r/>
-            <w:r>
-              <w:rPr>
-                <w:rFonts w:ascii="Times New Roman" w:hAnsi="Times New Roman"/>
-                <w:b w:val="0"/>
-                <w:sz w:val="21"/>
-              </w:rPr>
-              <w:t>[Input]</w:t>
-            </w:r>
-          </w:p>
-        </w:tc>
-        <w:tc>
-          <w:tcPr>
-            <w:tcW w:type="dxa" w:w="1500"/>
-            <w:vAlign w:val="center"/>
-          </w:tcPr>
-          <w:p>
-            <w:pPr>
-              <w:jc w:val="left"/>
-            </w:pPr>
-            <w:r/>
-            <w:r>
-              <w:rPr>
-                <w:rFonts w:ascii="Times New Roman" w:hAnsi="Times New Roman"/>
-                <w:b w:val="0"/>
-                <w:sz w:val="21"/>
-              </w:rPr>
-              <w:t>[Expected]</w:t>
-            </w:r>
-          </w:p>
-        </w:tc>
-        <w:tc>
-          <w:tcPr>
-            <w:tcW w:type="dxa" w:w="1500"/>
-            <w:vAlign w:val="center"/>
-          </w:tcPr>
-          <w:p>
-            <w:pPr>
-              <w:jc w:val="left"/>
-            </w:pPr>
-            <w:r/>
-            <w:r>
-              <w:rPr>
-                <w:rFonts w:ascii="Times New Roman" w:hAnsi="Times New Roman"/>
-                <w:b w:val="0"/>
-                <w:sz w:val="21"/>
-              </w:rPr>
-              <w:t>[Actual]</w:t>
-            </w:r>
-          </w:p>
-        </w:tc>
-        <w:tc>
-          <w:tcPr>
-            <w:tcW w:type="dxa" w:w="1500"/>
-            <w:vAlign w:val="center"/>
-          </w:tcPr>
-          <w:p>
-            <w:pPr>
-              <w:jc w:val="left"/>
-            </w:pPr>
-            <w:r/>
-            <w:r>
-              <w:rPr>
-                <w:rFonts w:ascii="Times New Roman" w:hAnsi="Times New Roman"/>
-                <w:b w:val="0"/>
-                <w:sz w:val="21"/>
-              </w:rPr>
-              <w:t>PASS/FAIL</w:t>
-            </w:r>
-          </w:p>
-        </w:tc>
-      </w:tr>
-      <w:tr>
-        <w:tc>
-          <w:tcPr>
-            <w:tcW w:type="dxa" w:w="1500"/>
-            <w:vAlign w:val="center"/>
-          </w:tcPr>
-          <w:p>
-            <w:pPr>
-              <w:jc w:val="left"/>
-            </w:pPr>
-            <w:r/>
-            <w:r>
-              <w:rPr>
-                <w:rFonts w:ascii="Times New Roman" w:hAnsi="Times New Roman"/>
-                <w:b w:val="0"/>
-                <w:sz w:val="21"/>
-              </w:rPr>
-              <w:t>TC-08</w:t>
-            </w:r>
-          </w:p>
-        </w:tc>
-        <w:tc>
-          <w:tcPr>
-            <w:tcW w:type="dxa" w:w="1500"/>
-            <w:vAlign w:val="center"/>
-          </w:tcPr>
-          <w:p>
-            <w:pPr>
-              <w:jc w:val="left"/>
-            </w:pPr>
-            <w:r/>
-            <w:r>
-              <w:rPr>
-                <w:rFonts w:ascii="Times New Roman" w:hAnsi="Times New Roman"/>
-                <w:b w:val="0"/>
-                <w:sz w:val="21"/>
-              </w:rPr>
-              <w:t>Accessible space eligibility</w:t>
-            </w:r>
-          </w:p>
-        </w:tc>
-        <w:tc>
-          <w:tcPr>
-            <w:tcW w:type="dxa" w:w="1500"/>
-            <w:vAlign w:val="center"/>
-          </w:tcPr>
-          <w:p>
-            <w:pPr>
-              <w:jc w:val="left"/>
-            </w:pPr>
-            <w:r/>
-            <w:r>
-              <w:rPr>
-                <w:rFonts w:ascii="Times New Roman" w:hAnsi="Times New Roman"/>
-                <w:b w:val="0"/>
-                <w:sz w:val="21"/>
-              </w:rPr>
-              <w:t>[Input]</w:t>
-            </w:r>
-          </w:p>
-        </w:tc>
-        <w:tc>
-          <w:tcPr>
-            <w:tcW w:type="dxa" w:w="1500"/>
-            <w:vAlign w:val="center"/>
-          </w:tcPr>
-          <w:p>
-            <w:pPr>
-              <w:jc w:val="left"/>
-            </w:pPr>
-            <w:r/>
-            <w:r>
-              <w:rPr>
-                <w:rFonts w:ascii="Times New Roman" w:hAnsi="Times New Roman"/>
-                <w:b w:val="0"/>
-                <w:sz w:val="21"/>
-              </w:rPr>
-              <w:t>[Expected]</w:t>
-            </w:r>
-          </w:p>
-        </w:tc>
-        <w:tc>
-          <w:tcPr>
-            <w:tcW w:type="dxa" w:w="1500"/>
-            <w:vAlign w:val="center"/>
-          </w:tcPr>
-          <w:p>
-            <w:pPr>
-              <w:jc w:val="left"/>
-            </w:pPr>
-            <w:r/>
-            <w:r>
-              <w:rPr>
-                <w:rFonts w:ascii="Times New Roman" w:hAnsi="Times New Roman"/>
-                <w:b w:val="0"/>
-                <w:sz w:val="21"/>
-              </w:rPr>
-              <w:t>[Actual]</w:t>
-            </w:r>
-          </w:p>
-        </w:tc>
-        <w:tc>
-          <w:tcPr>
-            <w:tcW w:type="dxa" w:w="1500"/>
-            <w:vAlign w:val="center"/>
-          </w:tcPr>
-          <w:p>
-            <w:pPr>
-              <w:jc w:val="left"/>
-            </w:pPr>
-            <w:r/>
-            <w:r>
-              <w:rPr>
-                <w:rFonts w:ascii="Times New Roman" w:hAnsi="Times New Roman"/>
-                <w:b w:val="0"/>
-                <w:sz w:val="21"/>
-              </w:rPr>
-              <w:t>PASS/FAIL</w:t>
-            </w:r>
-          </w:p>
-        </w:tc>
-      </w:tr>
-    </w:tbl>
-    <w:p/>
-    <w:p>
-      <w:pPr>
-        <w:pStyle w:val="Heading2"/>
-      </w:pPr>
-      <w:r>
-        <w:t>11.3 Results Analysis</w:t>
-      </w:r>
-    </w:p>
-    <w:p>
-      <w:pPr>
-        <w:pStyle w:val="TemplateNote"/>
-      </w:pPr>
-      <w:r>
-        <w:rPr>
-          <w:b/>
-        </w:rPr>
-        <w:t xml:space="preserve">[PLACEHOLDER] </w:t>
-      </w:r>
-      <w:r>
-        <w:t>Explain what the tests demonstrate about the correctness of the knowledge base and inference engine.</w:t>
-      </w:r>
-    </w:p>
-    <w:p>
-      <w:pPr>
-        <w:pStyle w:val="Heading2"/>
-      </w:pPr>
-      <w:r>
-        <w:t>11.4 Inference Accuracy / Consistency</w:t>
-      </w:r>
-    </w:p>
-    <w:p>
-      <w:pPr>
-        <w:pStyle w:val="TemplateNote"/>
-      </w:pPr>
-      <w:r>
-        <w:rPr>
-          <w:b/>
-        </w:rPr>
-        <w:t xml:space="preserve">[PLACEHOLDER] </w:t>
-      </w:r>
-      <w:r>
-        <w:t>Report measurable or traceable evidence of correctness. Do not invent performance numbers.</w:t>
-      </w:r>
-    </w:p>
-    <w:p>
-      <w:r>
-        <w:br w:type="page"/>
-      </w:r>
-    </w:p>
-    <w:p>
-      <w:pPr>
-        <w:pStyle w:val="Heading1"/>
-      </w:pPr>
-      <w:r>
-        <w:t>Chapter 12: Expressivity, Tractability &amp; Design Analysis</w:t>
-      </w:r>
-    </w:p>
-    <w:p>
-      <w:pPr>
-        <w:pStyle w:val="TemplateNote"/>
-      </w:pPr>
-      <w:r>
-        <w:rPr>
-          <w:b/>
-        </w:rPr>
-        <w:t xml:space="preserve">[PLACEHOLDER] </w:t>
-      </w:r>
-      <w:r>
-        <w:t>Write a 4–8 line overview explaining what this chapter contains and how it supports the CT-351 CCP.</w:t>
-      </w:r>
-    </w:p>
-    <w:p>
-      <w:pPr>
-        <w:pStyle w:val="Heading2"/>
-      </w:pPr>
-      <w:r>
-        <w:t>12.1 Propositional Logic Limitations</w:t>
-      </w:r>
-    </w:p>
-    <w:p>
-      <w:pPr>
-        <w:pStyle w:val="TemplateNote"/>
-      </w:pPr>
-      <w:r>
-        <w:rPr>
-          <w:b/>
-        </w:rPr>
-        <w:t xml:space="preserve">[PLACEHOLDER] </w:t>
-      </w:r>
-      <w:r>
-        <w:t>Explain what cannot be represented naturally in propositional logic.</w:t>
-      </w:r>
-    </w:p>
-    <w:p>
-      <w:pPr>
-        <w:pStyle w:val="Heading2"/>
-      </w:pPr>
-      <w:r>
-        <w:t>12.2 FOL Expressivity</w:t>
-      </w:r>
-    </w:p>
-    <w:p>
-      <w:pPr>
-        <w:pStyle w:val="TemplateNote"/>
-      </w:pPr>
-      <w:r>
-        <w:rPr>
-          <w:b/>
-        </w:rPr>
-        <w:t xml:space="preserve">[PLACEHOLDER] </w:t>
-      </w:r>
-      <w:r>
-        <w:t>Explain how variables and quantifiers improve representation.</w:t>
-      </w:r>
-    </w:p>
-    <w:p>
-      <w:pPr>
-        <w:pStyle w:val="Heading2"/>
-      </w:pPr>
-      <w:r>
-        <w:t>12.3 FOL Computational Limitations</w:t>
-      </w:r>
-    </w:p>
-    <w:p>
-      <w:pPr>
-        <w:pStyle w:val="TemplateNote"/>
-      </w:pPr>
-      <w:r>
-        <w:rPr>
-          <w:b/>
-        </w:rPr>
-        <w:t xml:space="preserve">[PLACEHOLDER] </w:t>
-      </w:r>
-      <w:r>
-        <w:t>Discuss reasoning complexity/tractability carefully and accurately.</w:t>
-      </w:r>
-    </w:p>
-    <w:p>
-      <w:pPr>
-        <w:pStyle w:val="Heading2"/>
-      </w:pPr>
-      <w:r>
-        <w:t>12.4 Description Logic Trade-offs</w:t>
-      </w:r>
-    </w:p>
-    <w:p>
-      <w:pPr>
-        <w:pStyle w:val="TemplateNote"/>
-      </w:pPr>
-      <w:r>
-        <w:rPr>
-          <w:b/>
-        </w:rPr>
-        <w:t xml:space="preserve">[PLACEHOLDER] </w:t>
-      </w:r>
-      <w:r>
-        <w:t>Explain the balance between expressiveness and decidable reasoning.</w:t>
-      </w:r>
-    </w:p>
-    <w:p>
-      <w:pPr>
-        <w:pStyle w:val="Heading2"/>
-      </w:pPr>
-      <w:r>
-        <w:t>12.5 Horn Clauses &amp; Tractable Inference</w:t>
-      </w:r>
-    </w:p>
-    <w:p>
-      <w:pPr>
-        <w:pStyle w:val="TemplateNote"/>
-      </w:pPr>
-      <w:r>
-        <w:rPr>
-          <w:b/>
-        </w:rPr>
-        <w:t xml:space="preserve">[PLACEHOLDER] </w:t>
-      </w:r>
-      <w:r>
-        <w:t>Explain why Horn rules are convenient for the inference engine.</w:t>
-      </w:r>
-    </w:p>
-    <w:p>
-      <w:pPr>
-        <w:pStyle w:val="Heading2"/>
-      </w:pPr>
-      <w:r>
-        <w:t>12.6 Why Multi-Paradigm KRR?</w:t>
-      </w:r>
-    </w:p>
-    <w:p>
-      <w:pPr>
-        <w:pStyle w:val="TemplateNote"/>
-      </w:pPr>
-      <w:r>
-        <w:rPr>
-          <w:b/>
-        </w:rPr>
-        <w:t xml:space="preserve">[PLACEHOLDER] </w:t>
-      </w:r>
-      <w:r>
-        <w:t>Explain why Frames, Semantic Networks, FOL, DL and Horn Clauses each serve a different role.</w:t>
-      </w:r>
-    </w:p>
-    <w:p>
-      <w:r>
-        <w:br w:type="page"/>
-      </w:r>
-    </w:p>
-    <w:p>
-      <w:pPr>
-        <w:pStyle w:val="Heading1"/>
-      </w:pPr>
-      <w:r>
-        <w:t>Chapter 13: Limitations &amp; Future Work</w:t>
-      </w:r>
-    </w:p>
-    <w:p>
-      <w:pPr>
-        <w:pStyle w:val="TemplateNote"/>
-      </w:pPr>
-      <w:r>
-        <w:rPr>
-          <w:b/>
-        </w:rPr>
-        <w:t xml:space="preserve">[PLACEHOLDER] </w:t>
-      </w:r>
-      <w:r>
-        <w:t>Write a 4–8 line overview explaining what this chapter contains and how it supports the CT-351 CCP.</w:t>
-      </w:r>
-    </w:p>
-    <w:p>
-      <w:pPr>
-        <w:pStyle w:val="Heading2"/>
-      </w:pPr>
-      <w:r>
-        <w:t>13.1 Current Limitations</w:t>
-      </w:r>
-    </w:p>
-    <w:p>
-      <w:pPr>
-        <w:pStyle w:val="TemplateNote"/>
-      </w:pPr>
-      <w:r>
-        <w:rPr>
-          <w:b/>
-        </w:rPr>
-        <w:t xml:space="preserve">[PLACEHOLDER] </w:t>
-      </w:r>
-      <w:r>
-        <w:t>Be honest about assumptions, scale, real-time data, uncertainty, and deployment limitations.</w:t>
-      </w:r>
-    </w:p>
-    <w:p>
-      <w:pPr>
-        <w:pStyle w:val="Heading2"/>
-      </w:pPr>
-      <w:r>
-        <w:t>13.2 Future Improvements</w:t>
-      </w:r>
-    </w:p>
-    <w:p>
-      <w:pPr>
-        <w:pStyle w:val="TemplateNote"/>
-      </w:pPr>
-      <w:r>
-        <w:rPr>
-          <w:b/>
-        </w:rPr>
-        <w:t xml:space="preserve">[PLACEHOLDER] </w:t>
-      </w:r>
-      <w:r>
-        <w:t>Potential extensions: live occupancy feeds, ontology tooling, probabilistic reasoning, mobile/web interface, richer scheduling, etc.</w:t>
-      </w:r>
-    </w:p>
-    <w:p>
-      <w:r>
-        <w:br w:type="page"/>
-      </w:r>
-    </w:p>
-    <w:p>
-      <w:pPr>
-        <w:pStyle w:val="Heading1"/>
-      </w:pPr>
-      <w:r>
-        <w:t>Chapter 14: Conclusion</w:t>
-      </w:r>
-    </w:p>
-    <w:p>
-      <w:pPr>
-        <w:pStyle w:val="TemplateNote"/>
-      </w:pPr>
-      <w:r>
-        <w:rPr>
-          <w:b/>
-        </w:rPr>
-        <w:t xml:space="preserve">[PLACEHOLDER] </w:t>
-      </w:r>
-      <w:r>
-        <w:t>Write a 4–8 line overview explaining what this chapter contains and how it supports the CT-351 CCP.</w:t>
-      </w:r>
-    </w:p>
-    <w:p>
-      <w:pPr>
-        <w:pStyle w:val="Heading2"/>
-      </w:pPr>
-      <w:r>
-        <w:t>14.1 Summary</w:t>
-      </w:r>
-    </w:p>
-    <w:p>
-      <w:pPr>
-        <w:pStyle w:val="TemplateNote"/>
-      </w:pPr>
-      <w:r>
-        <w:rPr>
-          <w:b/>
-        </w:rPr>
-        <w:t xml:space="preserve">[PLACEHOLDER] </w:t>
-      </w:r>
-      <w:r>
-        <w:t>Summarize the problem, approach, KR paradigms, inference engine, implementation, and results.</w:t>
-      </w:r>
-    </w:p>
-    <w:p>
-      <w:pPr>
-        <w:pStyle w:val="Heading2"/>
-      </w:pPr>
-      <w:r>
-        <w:t>14.2 Achievements</w:t>
-      </w:r>
-    </w:p>
-    <w:p>
-      <w:pPr>
-        <w:pStyle w:val="TemplateNote"/>
-      </w:pPr>
-      <w:r>
-        <w:rPr>
-          <w:b/>
-        </w:rPr>
-        <w:t xml:space="preserve">[PLACEHOLDER] </w:t>
-      </w:r>
-      <w:r>
-        <w:t>Map the completed work to each CCP requirement.</w:t>
-      </w:r>
-    </w:p>
-    <w:p>
-      <w:pPr>
-        <w:pStyle w:val="Heading2"/>
-      </w:pPr>
-      <w:r>
-        <w:t>14.3 Final Evaluation</w:t>
-      </w:r>
-    </w:p>
-    <w:p>
-      <w:pPr>
-        <w:pStyle w:val="TemplateNote"/>
-      </w:pPr>
-      <w:r>
-        <w:rPr>
-          <w:b/>
-        </w:rPr>
-        <w:t xml:space="preserve">[PLACEHOLDER] </w:t>
-      </w:r>
-      <w:r>
-        <w:t>State what was successfully demonstrated and what remains outside scope.</w:t>
-      </w:r>
-    </w:p>
-    <w:p>
-      <w:r>
-        <w:br w:type="page"/>
-      </w:r>
-    </w:p>
-    <w:p>
-      <w:pPr>
-        <w:pStyle w:val="Heading1"/>
-      </w:pPr>
-      <w:r>
-        <w:t>References</w:t>
-      </w:r>
-    </w:p>
-    <w:p>
-      <w:pPr>
-        <w:pStyle w:val="TemplateNote"/>
-      </w:pPr>
-      <w:r>
-        <w:rPr>
-          <w:b/>
-        </w:rPr>
-        <w:t xml:space="preserve">[PLACEHOLDER] </w:t>
-      </w:r>
-      <w:r>
-        <w:t>Use one consistent academic citation style. Include only sources actually consulted. For web sources, record title, organization/author, date if available, URL, and access date.</w:t>
-      </w:r>
-    </w:p>
-    <w:p>
-      <w:r>
-        <w:br w:type="page"/>
-      </w:r>
-    </w:p>
-    <w:p>
-      <w:pPr>
-        <w:pStyle w:val="Heading1"/>
-      </w:pPr>
-      <w:r>
-        <w:t>Appendix A — Complete Knowledge Base</w:t>
-      </w:r>
-    </w:p>
-    <w:p>
-      <w:pPr>
-        <w:pStyle w:val="TemplateNote"/>
-      </w:pPr>
-      <w:r>
-        <w:rPr>
-          <w:b/>
-        </w:rPr>
-        <w:t xml:space="preserve">[PLACEHOLDER] </w:t>
-      </w:r>
-      <w:r>
-        <w:t>Insert the full facts and rules used by the final implementation.</w:t>
-      </w:r>
-    </w:p>
-    <w:p>
-      <w:r>
-        <w:br w:type="page"/>
-      </w:r>
-    </w:p>
-    <w:p>
-      <w:pPr>
-        <w:pStyle w:val="Heading1"/>
-      </w:pPr>
-      <w:r>
-        <w:t>Appendix B — Complete Horn Clauses</w:t>
-      </w:r>
-    </w:p>
-    <w:p>
-      <w:pPr>
-        <w:pStyle w:val="TemplateNote"/>
-      </w:pPr>
-      <w:r>
-        <w:rPr>
-          <w:b/>
-        </w:rPr>
-        <w:t xml:space="preserve">[PLACEHOLDER] </w:t>
-      </w:r>
-      <w:r>
-        <w:t>Insert the complete executable rule set.</w:t>
-      </w:r>
-    </w:p>
-    <w:p>
-      <w:r>
-        <w:br w:type="page"/>
-      </w:r>
-    </w:p>
-    <w:p>
-      <w:pPr>
-        <w:pStyle w:val="Heading1"/>
-      </w:pPr>
-      <w:r>
-        <w:t>Appendix C — Forward Chaining Traces</w:t>
-      </w:r>
-    </w:p>
-    <w:p>
-      <w:pPr>
-        <w:pStyle w:val="TemplateNote"/>
-      </w:pPr>
-      <w:r>
-        <w:rPr>
-          <w:b/>
-        </w:rPr>
-        <w:t xml:space="preserve">[PLACEHOLDER] </w:t>
-      </w:r>
-      <w:r>
-        <w:t>Insert detailed traces for the final test scenarios.</w:t>
-      </w:r>
-    </w:p>
-    <w:p>
-      <w:r>
-        <w:br w:type="page"/>
-      </w:r>
-    </w:p>
-    <w:p>
-      <w:pPr>
-        <w:pStyle w:val="Heading1"/>
-      </w:pPr>
-      <w:r>
-        <w:t>Appendix D — Backward Chaining Traces</w:t>
-      </w:r>
-    </w:p>
-    <w:p>
-      <w:pPr>
-        <w:pStyle w:val="TemplateNote"/>
-      </w:pPr>
-      <w:r>
-        <w:rPr>
-          <w:b/>
-        </w:rPr>
-        <w:t xml:space="preserve">[PLACEHOLDER] </w:t>
-      </w:r>
-      <w:r>
-        <w:t>Insert detailed goal/subgoal traces for the final test scenarios.</w:t>
-      </w:r>
-    </w:p>
-    <w:p>
-      <w:r>
-        <w:br w:type="page"/>
-      </w:r>
-    </w:p>
-    <w:p>
-      <w:pPr>
-        <w:pStyle w:val="Heading1"/>
-      </w:pPr>
-      <w:r>
-        <w:t>Appendix E — Important Source Code</w:t>
-      </w:r>
-    </w:p>
-    <w:p>
-      <w:pPr>
-        <w:pStyle w:val="TemplateNote"/>
-      </w:pPr>
-      <w:r>
-        <w:rPr>
-          <w:b/>
-        </w:rPr>
-        <w:t xml:space="preserve">[PLACEHOLDER] </w:t>
-      </w:r>
-      <w:r>
-        <w:t>Insert only the most relevant code; provide repository structure separately.</w:t>
-      </w:r>
-    </w:p>
-    <w:p>
-      <w:r>
-        <w:br w:type="page"/>
-      </w:r>
-    </w:p>
-    <w:p>
-      <w:pPr>
-        <w:pStyle w:val="Heading1"/>
-      </w:pPr>
-      <w:r>
-        <w:t>Appendix F — Execution Screenshots</w:t>
-      </w:r>
-    </w:p>
-    <w:p>
-      <w:pPr>
-        <w:pStyle w:val="TemplateNote"/>
-      </w:pPr>
-      <w:r>
-        <w:rPr>
-          <w:b/>
-        </w:rPr>
-        <w:t xml:space="preserve">[PLACEHOLDER] </w:t>
-      </w:r>
-      <w:r>
-        <w:t>Insert real screenshots of the working implementation.</w:t>
-      </w:r>
-    </w:p>
-    <w:p>
-      <w:r>
-        <w:br w:type="page"/>
-      </w:r>
-    </w:p>
-    <w:p>
-      <w:pPr>
-        <w:pStyle w:val="Heading1"/>
-      </w:pPr>
-      <w:r>
-        <w:t>Appendix G — Team Participation Evidence</w:t>
-      </w:r>
-    </w:p>
-    <w:p>
-      <w:pPr>
-        <w:pStyle w:val="TemplateNote"/>
-      </w:pPr>
-      <w:r>
-        <w:rPr>
-          <w:b/>
-        </w:rPr>
-        <w:t xml:space="preserve">[PLACEHOLDER] </w:t>
-      </w:r>
-      <w:r>
-        <w:t>Map each member to specific sections, code, diagrams, testing, and presentation work.</w:t>
-      </w:r>
-    </w:p>
-    <w:p>
-      <w:r>
-        <w:br w:type="page"/>
-      </w:r>
-    </w:p>
-    <w:p>
-      <w:pPr>
-        <w:pStyle w:val="Heading1"/>
-      </w:pPr>
-      <w:r>
-        <w:t>CT-351 CCP Final Compliance Checklist</w:t>
-      </w:r>
-    </w:p>
-    <w:tbl>
-      <w:tblPr>
-        <w:tblStyle w:val="TableGrid"/>
-        <w:tblW w:type="auto" w:w="0"/>
-        <w:jc w:val="center"/>
-        <w:tblLook w:firstColumn="1" w:firstRow="1" w:lastColumn="0" w:lastRow="0" w:noHBand="0" w:noVBand="1" w:val="04A0"/>
-      </w:tblPr>
-      <w:tblGrid>
-        <w:gridCol w:w="2250"/>
-        <w:gridCol w:w="2250"/>
-        <w:gridCol w:w="2250"/>
-        <w:gridCol w:w="2250"/>
-      </w:tblGrid>
-      <w:tr>
-        <w:tc>
-          <w:tcPr>
-            <w:tcW w:type="dxa" w:w="2250"/>
-            <w:vAlign w:val="center"/>
-            <w:shd w:fill="D9EAF7"/>
-          </w:tcPr>
-          <w:p>
-            <w:pPr>
-              <w:jc w:val="left"/>
-            </w:pPr>
-            <w:r/>
-            <w:r>
-              <w:rPr>
-                <w:rFonts w:ascii="Times New Roman" w:hAnsi="Times New Roman"/>
-                <w:b/>
-                <w:sz w:val="21"/>
-              </w:rPr>
-              <w:t>Requirement</w:t>
-            </w:r>
-          </w:p>
-        </w:tc>
-        <w:tc>
-          <w:tcPr>
-            <w:tcW w:type="dxa" w:w="2250"/>
-            <w:vAlign w:val="center"/>
-            <w:shd w:fill="D9EAF7"/>
-          </w:tcPr>
-          <w:p>
-            <w:pPr>
-              <w:jc w:val="left"/>
-            </w:pPr>
-            <w:r/>
-            <w:r>
-              <w:rPr>
-                <w:rFonts w:ascii="Times New Roman" w:hAnsi="Times New Roman"/>
-                <w:b/>
-                <w:sz w:val="21"/>
-              </w:rPr>
-              <w:t>Completed?</w:t>
-            </w:r>
-          </w:p>
-        </w:tc>
-        <w:tc>
-          <w:tcPr>
-            <w:tcW w:type="dxa" w:w="2250"/>
-            <w:vAlign w:val="center"/>
-            <w:shd w:fill="D9EAF7"/>
-          </w:tcPr>
-          <w:p>
-            <w:pPr>
-              <w:jc w:val="left"/>
-            </w:pPr>
-            <w:r/>
-            <w:r>
-              <w:rPr>
-                <w:rFonts w:ascii="Times New Roman" w:hAnsi="Times New Roman"/>
-                <w:b/>
-                <w:sz w:val="21"/>
-              </w:rPr>
-              <w:t>Evidence / Section</w:t>
-            </w:r>
-          </w:p>
-        </w:tc>
-        <w:tc>
-          <w:tcPr>
-            <w:tcW w:type="dxa" w:w="2250"/>
-            <w:vAlign w:val="center"/>
-            <w:shd w:fill="D9EAF7"/>
-          </w:tcPr>
-          <w:p>
-            <w:pPr>
-              <w:jc w:val="left"/>
-            </w:pPr>
-            <w:r/>
-            <w:r>
-              <w:rPr>
-                <w:rFonts w:ascii="Times New Roman" w:hAnsi="Times New Roman"/>
-                <w:b/>
-                <w:sz w:val="21"/>
-              </w:rPr>
-              <w:t>Verified By</w:t>
-            </w:r>
-          </w:p>
-        </w:tc>
-      </w:tr>
-      <w:tr>
-        <w:tc>
-          <w:tcPr>
-            <w:tcW w:type="dxa" w:w="2250"/>
-            <w:vAlign w:val="center"/>
-          </w:tcPr>
-          <w:p>
-            <w:pPr>
-              <w:jc w:val="left"/>
-            </w:pPr>
-            <w:r/>
-            <w:r>
-              <w:rPr>
-                <w:rFonts w:ascii="Times New Roman" w:hAnsi="Times New Roman"/>
-                <w:b w:val="0"/>
-                <w:sz w:val="21"/>
-              </w:rPr>
-              <w:t>Problem statement &amp; motivation</w:t>
-            </w:r>
-          </w:p>
-        </w:tc>
-        <w:tc>
-          <w:tcPr>
-            <w:tcW w:type="dxa" w:w="2250"/>
-            <w:vAlign w:val="center"/>
-          </w:tcPr>
-          <w:p>
-            <w:pPr>
-              <w:jc w:val="left"/>
-            </w:pPr>
-            <w:r/>
-            <w:r>
-              <w:rPr>
-                <w:rFonts w:ascii="Times New Roman" w:hAnsi="Times New Roman"/>
-                <w:b w:val="0"/>
-                <w:sz w:val="21"/>
-              </w:rPr>
-              <w:t>☐</w:t>
-            </w:r>
-          </w:p>
-        </w:tc>
-        <w:tc>
-          <w:tcPr>
-            <w:tcW w:type="dxa" w:w="2250"/>
-            <w:vAlign w:val="center"/>
-          </w:tcPr>
-          <w:p>
-            <w:pPr>
-              <w:jc w:val="left"/>
-            </w:pPr>
-            <w:r/>
-            <w:r>
-              <w:rPr>
-                <w:rFonts w:ascii="Times New Roman" w:hAnsi="Times New Roman"/>
-                <w:b w:val="0"/>
-                <w:sz w:val="21"/>
-              </w:rPr>
-              <w:t>[Chapter 1]</w:t>
-            </w:r>
-          </w:p>
-        </w:tc>
-        <w:tc>
-          <w:tcPr>
-            <w:tcW w:type="dxa" w:w="2250"/>
-            <w:vAlign w:val="center"/>
-          </w:tcPr>
-          <w:p>
-            <w:pPr>
-              <w:jc w:val="left"/>
-            </w:pPr>
-            <w:r/>
-            <w:r>
-              <w:rPr>
-                <w:rFonts w:ascii="Times New Roman" w:hAnsi="Times New Roman"/>
-                <w:b w:val="0"/>
-                <w:sz w:val="21"/>
-              </w:rPr>
-              <w:t>[Name]</w:t>
-            </w:r>
-          </w:p>
-        </w:tc>
-      </w:tr>
-      <w:tr>
-        <w:tc>
-          <w:tcPr>
-            <w:tcW w:type="dxa" w:w="2250"/>
-            <w:vAlign w:val="center"/>
-          </w:tcPr>
-          <w:p>
-            <w:pPr>
-              <w:jc w:val="left"/>
-            </w:pPr>
-            <w:r/>
-            <w:r>
-              <w:rPr>
-                <w:rFonts w:ascii="Times New Roman" w:hAnsi="Times New Roman"/>
-                <w:b w:val="0"/>
-                <w:sz w:val="21"/>
-              </w:rPr>
-              <w:t>Domain requirements</w:t>
-            </w:r>
-          </w:p>
-        </w:tc>
-        <w:tc>
-          <w:tcPr>
-            <w:tcW w:type="dxa" w:w="2250"/>
-            <w:vAlign w:val="center"/>
-          </w:tcPr>
-          <w:p>
-            <w:pPr>
-              <w:jc w:val="left"/>
-            </w:pPr>
-            <w:r/>
-            <w:r>
-              <w:rPr>
-                <w:rFonts w:ascii="Times New Roman" w:hAnsi="Times New Roman"/>
-                <w:b w:val="0"/>
-                <w:sz w:val="21"/>
-              </w:rPr>
-              <w:t>☐</w:t>
-            </w:r>
-          </w:p>
-        </w:tc>
-        <w:tc>
-          <w:tcPr>
-            <w:tcW w:type="dxa" w:w="2250"/>
-            <w:vAlign w:val="center"/>
-          </w:tcPr>
-          <w:p>
-            <w:pPr>
-              <w:jc w:val="left"/>
-            </w:pPr>
-            <w:r/>
-            <w:r>
-              <w:rPr>
-                <w:rFonts w:ascii="Times New Roman" w:hAnsi="Times New Roman"/>
-                <w:b w:val="0"/>
-                <w:sz w:val="21"/>
-              </w:rPr>
-              <w:t>[Chapter 1/2]</w:t>
-            </w:r>
-          </w:p>
-        </w:tc>
-        <w:tc>
-          <w:tcPr>
-            <w:tcW w:type="dxa" w:w="2250"/>
-            <w:vAlign w:val="center"/>
-          </w:tcPr>
-          <w:p>
-            <w:pPr>
-              <w:jc w:val="left"/>
-            </w:pPr>
-            <w:r/>
-            <w:r>
-              <w:rPr>
-                <w:rFonts w:ascii="Times New Roman" w:hAnsi="Times New Roman"/>
-                <w:b w:val="0"/>
-                <w:sz w:val="21"/>
-              </w:rPr>
-              <w:t>[Name]</w:t>
-            </w:r>
-          </w:p>
-        </w:tc>
-      </w:tr>
-      <w:tr>
-        <w:tc>
-          <w:tcPr>
-            <w:tcW w:type="dxa" w:w="2250"/>
-            <w:vAlign w:val="center"/>
-          </w:tcPr>
-          <w:p>
-            <w:pPr>
-              <w:jc w:val="left"/>
-            </w:pPr>
-            <w:r/>
-            <w:r>
-              <w:rPr>
-                <w:rFonts w:ascii="Times New Roman" w:hAnsi="Times New Roman"/>
-                <w:b w:val="0"/>
-                <w:sz w:val="21"/>
-              </w:rPr>
-              <w:t>Frames &amp; scripts</w:t>
-            </w:r>
-          </w:p>
-        </w:tc>
-        <w:tc>
-          <w:tcPr>
-            <w:tcW w:type="dxa" w:w="2250"/>
-            <w:vAlign w:val="center"/>
-          </w:tcPr>
-          <w:p>
-            <w:pPr>
-              <w:jc w:val="left"/>
-            </w:pPr>
-            <w:r/>
-            <w:r>
-              <w:rPr>
-                <w:rFonts w:ascii="Times New Roman" w:hAnsi="Times New Roman"/>
-                <w:b w:val="0"/>
-                <w:sz w:val="21"/>
-              </w:rPr>
-              <w:t>☐</w:t>
-            </w:r>
-          </w:p>
-        </w:tc>
-        <w:tc>
-          <w:tcPr>
-            <w:tcW w:type="dxa" w:w="2250"/>
-            <w:vAlign w:val="center"/>
-          </w:tcPr>
-          <w:p>
-            <w:pPr>
-              <w:jc w:val="left"/>
-            </w:pPr>
-            <w:r/>
-            <w:r>
-              <w:rPr>
-                <w:rFonts w:ascii="Times New Roman" w:hAnsi="Times New Roman"/>
-                <w:b w:val="0"/>
-                <w:sz w:val="21"/>
-              </w:rPr>
-              <w:t>[Chapter 4]</w:t>
-            </w:r>
-          </w:p>
-        </w:tc>
-        <w:tc>
-          <w:tcPr>
-            <w:tcW w:type="dxa" w:w="2250"/>
-            <w:vAlign w:val="center"/>
-          </w:tcPr>
-          <w:p>
-            <w:pPr>
-              <w:jc w:val="left"/>
-            </w:pPr>
-            <w:r/>
-            <w:r>
-              <w:rPr>
-                <w:rFonts w:ascii="Times New Roman" w:hAnsi="Times New Roman"/>
-                <w:b w:val="0"/>
-                <w:sz w:val="21"/>
-              </w:rPr>
-              <w:t>[Name]</w:t>
-            </w:r>
-          </w:p>
-        </w:tc>
-      </w:tr>
-      <w:tr>
-        <w:tc>
-          <w:tcPr>
-            <w:tcW w:type="dxa" w:w="2250"/>
-            <w:vAlign w:val="center"/>
-          </w:tcPr>
-          <w:p>
-            <w:pPr>
-              <w:jc w:val="left"/>
-            </w:pPr>
-            <w:r/>
-            <w:r>
-              <w:rPr>
-                <w:rFonts w:ascii="Times New Roman" w:hAnsi="Times New Roman"/>
-                <w:b w:val="0"/>
-                <w:sz w:val="21"/>
-              </w:rPr>
-              <w:t>Semantic network</w:t>
-            </w:r>
-          </w:p>
-        </w:tc>
-        <w:tc>
-          <w:tcPr>
-            <w:tcW w:type="dxa" w:w="2250"/>
-            <w:vAlign w:val="center"/>
-          </w:tcPr>
-          <w:p>
-            <w:pPr>
-              <w:jc w:val="left"/>
-            </w:pPr>
-            <w:r/>
-            <w:r>
-              <w:rPr>
-                <w:rFonts w:ascii="Times New Roman" w:hAnsi="Times New Roman"/>
-                <w:b w:val="0"/>
-                <w:sz w:val="21"/>
-              </w:rPr>
-              <w:t>☐</w:t>
-            </w:r>
-          </w:p>
-        </w:tc>
-        <w:tc>
-          <w:tcPr>
-            <w:tcW w:type="dxa" w:w="2250"/>
-            <w:vAlign w:val="center"/>
-          </w:tcPr>
-          <w:p>
-            <w:pPr>
-              <w:jc w:val="left"/>
-            </w:pPr>
-            <w:r/>
-            <w:r>
-              <w:rPr>
-                <w:rFonts w:ascii="Times New Roman" w:hAnsi="Times New Roman"/>
-                <w:b w:val="0"/>
-                <w:sz w:val="21"/>
-              </w:rPr>
-              <w:t>[Chapter 5]</w:t>
-            </w:r>
-          </w:p>
-        </w:tc>
-        <w:tc>
-          <w:tcPr>
-            <w:tcW w:type="dxa" w:w="2250"/>
-            <w:vAlign w:val="center"/>
-          </w:tcPr>
-          <w:p>
-            <w:pPr>
-              <w:jc w:val="left"/>
-            </w:pPr>
-            <w:r/>
-            <w:r>
-              <w:rPr>
-                <w:rFonts w:ascii="Times New Roman" w:hAnsi="Times New Roman"/>
-                <w:b w:val="0"/>
-                <w:sz w:val="21"/>
-              </w:rPr>
-              <w:t>[Name]</w:t>
-            </w:r>
-          </w:p>
-        </w:tc>
-      </w:tr>
-      <w:tr>
-        <w:tc>
-          <w:tcPr>
-            <w:tcW w:type="dxa" w:w="2250"/>
-            <w:vAlign w:val="center"/>
-          </w:tcPr>
-          <w:p>
-            <w:pPr>
-              <w:jc w:val="left"/>
-            </w:pPr>
-            <w:r/>
-            <w:r>
-              <w:rPr>
-                <w:rFonts w:ascii="Times New Roman" w:hAnsi="Times New Roman"/>
-                <w:b w:val="0"/>
-                <w:sz w:val="21"/>
-              </w:rPr>
-              <w:t>FOL facts/rules/quantifiers</w:t>
-            </w:r>
-          </w:p>
-        </w:tc>
-        <w:tc>
-          <w:tcPr>
-            <w:tcW w:type="dxa" w:w="2250"/>
-            <w:vAlign w:val="center"/>
-          </w:tcPr>
-          <w:p>
-            <w:pPr>
-              <w:jc w:val="left"/>
-            </w:pPr>
-            <w:r/>
-            <w:r>
-              <w:rPr>
-                <w:rFonts w:ascii="Times New Roman" w:hAnsi="Times New Roman"/>
-                <w:b w:val="0"/>
-                <w:sz w:val="21"/>
-              </w:rPr>
-              <w:t>☐</w:t>
-            </w:r>
-          </w:p>
-        </w:tc>
-        <w:tc>
-          <w:tcPr>
-            <w:tcW w:type="dxa" w:w="2250"/>
-            <w:vAlign w:val="center"/>
-          </w:tcPr>
-          <w:p>
-            <w:pPr>
-              <w:jc w:val="left"/>
-            </w:pPr>
-            <w:r/>
-            <w:r>
-              <w:rPr>
-                <w:rFonts w:ascii="Times New Roman" w:hAnsi="Times New Roman"/>
-                <w:b w:val="0"/>
-                <w:sz w:val="21"/>
-              </w:rPr>
-              <w:t>[Chapter 6]</w:t>
-            </w:r>
-          </w:p>
-        </w:tc>
-        <w:tc>
-          <w:tcPr>
-            <w:tcW w:type="dxa" w:w="2250"/>
-            <w:vAlign w:val="center"/>
-          </w:tcPr>
-          <w:p>
-            <w:pPr>
-              <w:jc w:val="left"/>
-            </w:pPr>
-            <w:r/>
-            <w:r>
-              <w:rPr>
-                <w:rFonts w:ascii="Times New Roman" w:hAnsi="Times New Roman"/>
-                <w:b w:val="0"/>
-                <w:sz w:val="21"/>
-              </w:rPr>
-              <w:t>[Name]</w:t>
-            </w:r>
-          </w:p>
-        </w:tc>
-      </w:tr>
-      <w:tr>
-        <w:tc>
-          <w:tcPr>
-            <w:tcW w:type="dxa" w:w="2250"/>
-            <w:vAlign w:val="center"/>
-          </w:tcPr>
-          <w:p>
-            <w:pPr>
-              <w:jc w:val="left"/>
-            </w:pPr>
-            <w:r/>
-            <w:r>
-              <w:rPr>
-                <w:rFonts w:ascii="Times New Roman" w:hAnsi="Times New Roman"/>
-                <w:b w:val="0"/>
-                <w:sz w:val="21"/>
-              </w:rPr>
-              <w:t>Description Logic axioms</w:t>
-            </w:r>
-          </w:p>
-        </w:tc>
-        <w:tc>
-          <w:tcPr>
-            <w:tcW w:type="dxa" w:w="2250"/>
-            <w:vAlign w:val="center"/>
-          </w:tcPr>
-          <w:p>
-            <w:pPr>
-              <w:jc w:val="left"/>
-            </w:pPr>
-            <w:r/>
-            <w:r>
-              <w:rPr>
-                <w:rFonts w:ascii="Times New Roman" w:hAnsi="Times New Roman"/>
-                <w:b w:val="0"/>
-                <w:sz w:val="21"/>
-              </w:rPr>
-              <w:t>☐</w:t>
-            </w:r>
-          </w:p>
-        </w:tc>
-        <w:tc>
-          <w:tcPr>
-            <w:tcW w:type="dxa" w:w="2250"/>
-            <w:vAlign w:val="center"/>
-          </w:tcPr>
-          <w:p>
-            <w:pPr>
-              <w:jc w:val="left"/>
-            </w:pPr>
-            <w:r/>
-            <w:r>
-              <w:rPr>
-                <w:rFonts w:ascii="Times New Roman" w:hAnsi="Times New Roman"/>
-                <w:b w:val="0"/>
-                <w:sz w:val="21"/>
-              </w:rPr>
-              <w:t>[Chapter 7]</w:t>
-            </w:r>
-          </w:p>
-        </w:tc>
-        <w:tc>
-          <w:tcPr>
-            <w:tcW w:type="dxa" w:w="2250"/>
-            <w:vAlign w:val="center"/>
-          </w:tcPr>
-          <w:p>
-            <w:pPr>
-              <w:jc w:val="left"/>
-            </w:pPr>
-            <w:r/>
-            <w:r>
-              <w:rPr>
-                <w:rFonts w:ascii="Times New Roman" w:hAnsi="Times New Roman"/>
-                <w:b w:val="0"/>
-                <w:sz w:val="21"/>
-              </w:rPr>
-              <w:t>[Name]</w:t>
-            </w:r>
-          </w:p>
-        </w:tc>
-      </w:tr>
-      <w:tr>
-        <w:tc>
-          <w:tcPr>
-            <w:tcW w:type="dxa" w:w="2250"/>
-            <w:vAlign w:val="center"/>
-          </w:tcPr>
-          <w:p>
-            <w:pPr>
-              <w:jc w:val="left"/>
-            </w:pPr>
-            <w:r/>
-            <w:r>
-              <w:rPr>
-                <w:rFonts w:ascii="Times New Roman" w:hAnsi="Times New Roman"/>
-                <w:b w:val="0"/>
-                <w:sz w:val="21"/>
-              </w:rPr>
-              <w:t>Expressivity vs tractability</w:t>
-            </w:r>
-          </w:p>
-        </w:tc>
-        <w:tc>
-          <w:tcPr>
-            <w:tcW w:type="dxa" w:w="2250"/>
-            <w:vAlign w:val="center"/>
-          </w:tcPr>
-          <w:p>
-            <w:pPr>
-              <w:jc w:val="left"/>
-            </w:pPr>
-            <w:r/>
-            <w:r>
-              <w:rPr>
-                <w:rFonts w:ascii="Times New Roman" w:hAnsi="Times New Roman"/>
-                <w:b w:val="0"/>
-                <w:sz w:val="21"/>
-              </w:rPr>
-              <w:t>☐</w:t>
-            </w:r>
-          </w:p>
-        </w:tc>
-        <w:tc>
-          <w:tcPr>
-            <w:tcW w:type="dxa" w:w="2250"/>
-            <w:vAlign w:val="center"/>
-          </w:tcPr>
-          <w:p>
-            <w:pPr>
-              <w:jc w:val="left"/>
-            </w:pPr>
-            <w:r/>
-            <w:r>
-              <w:rPr>
-                <w:rFonts w:ascii="Times New Roman" w:hAnsi="Times New Roman"/>
-                <w:b w:val="0"/>
-                <w:sz w:val="21"/>
-              </w:rPr>
-              <w:t>[Chapter 12]</w:t>
-            </w:r>
-          </w:p>
-        </w:tc>
-        <w:tc>
-          <w:tcPr>
-            <w:tcW w:type="dxa" w:w="2250"/>
-            <w:vAlign w:val="center"/>
-          </w:tcPr>
-          <w:p>
-            <w:pPr>
-              <w:jc w:val="left"/>
-            </w:pPr>
-            <w:r/>
-            <w:r>
-              <w:rPr>
-                <w:rFonts w:ascii="Times New Roman" w:hAnsi="Times New Roman"/>
-                <w:b w:val="0"/>
-                <w:sz w:val="21"/>
-              </w:rPr>
-              <w:t>[Name]</w:t>
-            </w:r>
-          </w:p>
-        </w:tc>
-      </w:tr>
-      <w:tr>
-        <w:tc>
-          <w:tcPr>
-            <w:tcW w:type="dxa" w:w="2250"/>
-            <w:vAlign w:val="center"/>
-          </w:tcPr>
-          <w:p>
-            <w:pPr>
-              <w:jc w:val="left"/>
-            </w:pPr>
-            <w:r/>
-            <w:r>
-              <w:rPr>
-                <w:rFonts w:ascii="Times New Roman" w:hAnsi="Times New Roman"/>
-                <w:b w:val="0"/>
-                <w:sz w:val="21"/>
-              </w:rPr>
-              <w:t>Horn Clauses</w:t>
-            </w:r>
-          </w:p>
-        </w:tc>
-        <w:tc>
-          <w:tcPr>
-            <w:tcW w:type="dxa" w:w="2250"/>
-            <w:vAlign w:val="center"/>
-          </w:tcPr>
-          <w:p>
-            <w:pPr>
-              <w:jc w:val="left"/>
-            </w:pPr>
-            <w:r/>
-            <w:r>
-              <w:rPr>
-                <w:rFonts w:ascii="Times New Roman" w:hAnsi="Times New Roman"/>
-                <w:b w:val="0"/>
-                <w:sz w:val="21"/>
-              </w:rPr>
-              <w:t>☐</w:t>
-            </w:r>
-          </w:p>
-        </w:tc>
-        <w:tc>
-          <w:tcPr>
-            <w:tcW w:type="dxa" w:w="2250"/>
-            <w:vAlign w:val="center"/>
-          </w:tcPr>
-          <w:p>
-            <w:pPr>
-              <w:jc w:val="left"/>
-            </w:pPr>
-            <w:r/>
-            <w:r>
-              <w:rPr>
-                <w:rFonts w:ascii="Times New Roman" w:hAnsi="Times New Roman"/>
-                <w:b w:val="0"/>
-                <w:sz w:val="21"/>
-              </w:rPr>
-              <w:t>[Chapter 8]</w:t>
-            </w:r>
-          </w:p>
-        </w:tc>
-        <w:tc>
-          <w:tcPr>
-            <w:tcW w:type="dxa" w:w="2250"/>
-            <w:vAlign w:val="center"/>
-          </w:tcPr>
-          <w:p>
-            <w:pPr>
-              <w:jc w:val="left"/>
-            </w:pPr>
-            <w:r/>
-            <w:r>
-              <w:rPr>
-                <w:rFonts w:ascii="Times New Roman" w:hAnsi="Times New Roman"/>
-                <w:b w:val="0"/>
-                <w:sz w:val="21"/>
-              </w:rPr>
-              <w:t>[Name]</w:t>
-            </w:r>
-          </w:p>
-        </w:tc>
-      </w:tr>
-      <w:tr>
-        <w:tc>
-          <w:tcPr>
-            <w:tcW w:type="dxa" w:w="2250"/>
-            <w:vAlign w:val="center"/>
-          </w:tcPr>
-          <w:p>
-            <w:pPr>
-              <w:jc w:val="left"/>
-            </w:pPr>
-            <w:r/>
-            <w:r>
-              <w:rPr>
-                <w:rFonts w:ascii="Times New Roman" w:hAnsi="Times New Roman"/>
-                <w:b w:val="0"/>
-                <w:sz w:val="21"/>
-              </w:rPr>
-              <w:t>Forward Chaining</w:t>
-            </w:r>
-          </w:p>
-        </w:tc>
-        <w:tc>
-          <w:tcPr>
-            <w:tcW w:type="dxa" w:w="2250"/>
-            <w:vAlign w:val="center"/>
-          </w:tcPr>
-          <w:p>
-            <w:pPr>
-              <w:jc w:val="left"/>
-            </w:pPr>
-            <w:r/>
-            <w:r>
-              <w:rPr>
-                <w:rFonts w:ascii="Times New Roman" w:hAnsi="Times New Roman"/>
-                <w:b w:val="0"/>
-                <w:sz w:val="21"/>
-              </w:rPr>
-              <w:t>☐</w:t>
-            </w:r>
-          </w:p>
-        </w:tc>
-        <w:tc>
-          <w:tcPr>
-            <w:tcW w:type="dxa" w:w="2250"/>
-            <w:vAlign w:val="center"/>
-          </w:tcPr>
-          <w:p>
-            <w:pPr>
-              <w:jc w:val="left"/>
-            </w:pPr>
-            <w:r/>
-            <w:r>
-              <w:rPr>
-                <w:rFonts w:ascii="Times New Roman" w:hAnsi="Times New Roman"/>
-                <w:b w:val="0"/>
-                <w:sz w:val="21"/>
-              </w:rPr>
-              <w:t>[Chapter 9]</w:t>
-            </w:r>
-          </w:p>
-        </w:tc>
-        <w:tc>
-          <w:tcPr>
-            <w:tcW w:type="dxa" w:w="2250"/>
-            <w:vAlign w:val="center"/>
-          </w:tcPr>
-          <w:p>
-            <w:pPr>
-              <w:jc w:val="left"/>
-            </w:pPr>
-            <w:r/>
-            <w:r>
-              <w:rPr>
-                <w:rFonts w:ascii="Times New Roman" w:hAnsi="Times New Roman"/>
-                <w:b w:val="0"/>
-                <w:sz w:val="21"/>
-              </w:rPr>
-              <w:t>[Name]</w:t>
-            </w:r>
-          </w:p>
-        </w:tc>
-      </w:tr>
-      <w:tr>
-        <w:tc>
-          <w:tcPr>
-            <w:tcW w:type="dxa" w:w="2250"/>
-            <w:vAlign w:val="center"/>
-          </w:tcPr>
-          <w:p>
-            <w:pPr>
-              <w:jc w:val="left"/>
-            </w:pPr>
-            <w:r/>
-            <w:r>
-              <w:rPr>
-                <w:rFonts w:ascii="Times New Roman" w:hAnsi="Times New Roman"/>
-                <w:b w:val="0"/>
-                <w:sz w:val="21"/>
-              </w:rPr>
-              <w:t>Backward Chaining</w:t>
-            </w:r>
-          </w:p>
-        </w:tc>
-        <w:tc>
-          <w:tcPr>
-            <w:tcW w:type="dxa" w:w="2250"/>
-            <w:vAlign w:val="center"/>
-          </w:tcPr>
-          <w:p>
-            <w:pPr>
-              <w:jc w:val="left"/>
-            </w:pPr>
-            <w:r/>
-            <w:r>
-              <w:rPr>
-                <w:rFonts w:ascii="Times New Roman" w:hAnsi="Times New Roman"/>
-                <w:b w:val="0"/>
-                <w:sz w:val="21"/>
-              </w:rPr>
-              <w:t>☐</w:t>
-            </w:r>
-          </w:p>
-        </w:tc>
-        <w:tc>
-          <w:tcPr>
-            <w:tcW w:type="dxa" w:w="2250"/>
-            <w:vAlign w:val="center"/>
-          </w:tcPr>
-          <w:p>
-            <w:pPr>
-              <w:jc w:val="left"/>
-            </w:pPr>
-            <w:r/>
-            <w:r>
-              <w:rPr>
-                <w:rFonts w:ascii="Times New Roman" w:hAnsi="Times New Roman"/>
-                <w:b w:val="0"/>
-                <w:sz w:val="21"/>
-              </w:rPr>
-              <w:t>[Chapter 9]</w:t>
-            </w:r>
-          </w:p>
-        </w:tc>
-        <w:tc>
-          <w:tcPr>
-            <w:tcW w:type="dxa" w:w="2250"/>
-            <w:vAlign w:val="center"/>
-          </w:tcPr>
-          <w:p>
-            <w:pPr>
-              <w:jc w:val="left"/>
-            </w:pPr>
-            <w:r/>
-            <w:r>
-              <w:rPr>
-                <w:rFonts w:ascii="Times New Roman" w:hAnsi="Times New Roman"/>
-                <w:b w:val="0"/>
-                <w:sz w:val="21"/>
-              </w:rPr>
-              <w:t>[Name]</w:t>
-            </w:r>
-          </w:p>
-        </w:tc>
-      </w:tr>
-      <w:tr>
-        <w:tc>
-          <w:tcPr>
-            <w:tcW w:type="dxa" w:w="2250"/>
-            <w:vAlign w:val="center"/>
-          </w:tcPr>
-          <w:p>
-            <w:pPr>
-              <w:jc w:val="left"/>
-            </w:pPr>
-            <w:r/>
-            <w:r>
-              <w:rPr>
-                <w:rFonts w:ascii="Times New Roman" w:hAnsi="Times New Roman"/>
-                <w:b w:val="0"/>
-                <w:sz w:val="21"/>
-              </w:rPr>
-              <w:t>Working code</w:t>
-            </w:r>
-          </w:p>
-        </w:tc>
-        <w:tc>
-          <w:tcPr>
-            <w:tcW w:type="dxa" w:w="2250"/>
-            <w:vAlign w:val="center"/>
-          </w:tcPr>
-          <w:p>
-            <w:pPr>
-              <w:jc w:val="left"/>
-            </w:pPr>
-            <w:r/>
-            <w:r>
-              <w:rPr>
-                <w:rFonts w:ascii="Times New Roman" w:hAnsi="Times New Roman"/>
-                <w:b w:val="0"/>
-                <w:sz w:val="21"/>
-              </w:rPr>
-              <w:t>☐</w:t>
-            </w:r>
-          </w:p>
-        </w:tc>
-        <w:tc>
-          <w:tcPr>
-            <w:tcW w:type="dxa" w:w="2250"/>
-            <w:vAlign w:val="center"/>
-          </w:tcPr>
-          <w:p>
-            <w:pPr>
-              <w:jc w:val="left"/>
-            </w:pPr>
-            <w:r/>
-            <w:r>
-              <w:rPr>
-                <w:rFonts w:ascii="Times New Roman" w:hAnsi="Times New Roman"/>
-                <w:b w:val="0"/>
-                <w:sz w:val="21"/>
-              </w:rPr>
-              <w:t>[Chapter 10]</w:t>
-            </w:r>
-          </w:p>
-        </w:tc>
-        <w:tc>
-          <w:tcPr>
-            <w:tcW w:type="dxa" w:w="2250"/>
-            <w:vAlign w:val="center"/>
-          </w:tcPr>
-          <w:p>
-            <w:pPr>
-              <w:jc w:val="left"/>
-            </w:pPr>
-            <w:r/>
-            <w:r>
-              <w:rPr>
-                <w:rFonts w:ascii="Times New Roman" w:hAnsi="Times New Roman"/>
-                <w:b w:val="0"/>
-                <w:sz w:val="21"/>
-              </w:rPr>
-              <w:t>[Name]</w:t>
-            </w:r>
-          </w:p>
-        </w:tc>
-      </w:tr>
-      <w:tr>
-        <w:tc>
-          <w:tcPr>
-            <w:tcW w:type="dxa" w:w="2250"/>
-            <w:vAlign w:val="center"/>
-          </w:tcPr>
-          <w:p>
-            <w:pPr>
-              <w:jc w:val="left"/>
-            </w:pPr>
-            <w:r/>
-            <w:r>
-              <w:rPr>
-                <w:rFonts w:ascii="Times New Roman" w:hAnsi="Times New Roman"/>
-                <w:b w:val="0"/>
-                <w:sz w:val="21"/>
-              </w:rPr>
-              <w:t>Execution output</w:t>
-            </w:r>
-          </w:p>
-        </w:tc>
-        <w:tc>
-          <w:tcPr>
-            <w:tcW w:type="dxa" w:w="2250"/>
-            <w:vAlign w:val="center"/>
-          </w:tcPr>
-          <w:p>
-            <w:pPr>
-              <w:jc w:val="left"/>
-            </w:pPr>
-            <w:r/>
-            <w:r>
-              <w:rPr>
-                <w:rFonts w:ascii="Times New Roman" w:hAnsi="Times New Roman"/>
-                <w:b w:val="0"/>
-                <w:sz w:val="21"/>
-              </w:rPr>
-              <w:t>☐</w:t>
-            </w:r>
-          </w:p>
-        </w:tc>
-        <w:tc>
-          <w:tcPr>
-            <w:tcW w:type="dxa" w:w="2250"/>
-            <w:vAlign w:val="center"/>
-          </w:tcPr>
-          <w:p>
-            <w:pPr>
-              <w:jc w:val="left"/>
-            </w:pPr>
-            <w:r/>
-            <w:r>
-              <w:rPr>
-                <w:rFonts w:ascii="Times New Roman" w:hAnsi="Times New Roman"/>
-                <w:b w:val="0"/>
-                <w:sz w:val="21"/>
-              </w:rPr>
-              <w:t>[Chapter 10/11]</w:t>
-            </w:r>
-          </w:p>
-        </w:tc>
-        <w:tc>
-          <w:tcPr>
-            <w:tcW w:type="dxa" w:w="2250"/>
-            <w:vAlign w:val="center"/>
-          </w:tcPr>
-          <w:p>
-            <w:pPr>
-              <w:jc w:val="left"/>
-            </w:pPr>
-            <w:r/>
-            <w:r>
-              <w:rPr>
-                <w:rFonts w:ascii="Times New Roman" w:hAnsi="Times New Roman"/>
-                <w:b w:val="0"/>
-                <w:sz w:val="21"/>
-              </w:rPr>
-              <w:t>[Name]</w:t>
-            </w:r>
-          </w:p>
-        </w:tc>
-      </w:tr>
-      <w:tr>
-        <w:tc>
-          <w:tcPr>
-            <w:tcW w:type="dxa" w:w="2250"/>
-            <w:vAlign w:val="center"/>
-          </w:tcPr>
-          <w:p>
-            <w:pPr>
-              <w:jc w:val="left"/>
-            </w:pPr>
-            <w:r/>
-            <w:r>
-              <w:rPr>
-                <w:rFonts w:ascii="Times New Roman" w:hAnsi="Times New Roman"/>
-                <w:b w:val="0"/>
-                <w:sz w:val="21"/>
-              </w:rPr>
-              <w:t>Testing</w:t>
-            </w:r>
-          </w:p>
-        </w:tc>
-        <w:tc>
-          <w:tcPr>
-            <w:tcW w:type="dxa" w:w="2250"/>
-            <w:vAlign w:val="center"/>
-          </w:tcPr>
-          <w:p>
-            <w:pPr>
-              <w:jc w:val="left"/>
-            </w:pPr>
-            <w:r/>
-            <w:r>
-              <w:rPr>
-                <w:rFonts w:ascii="Times New Roman" w:hAnsi="Times New Roman"/>
-                <w:b w:val="0"/>
-                <w:sz w:val="21"/>
-              </w:rPr>
-              <w:t>☐</w:t>
-            </w:r>
-          </w:p>
-        </w:tc>
-        <w:tc>
-          <w:tcPr>
-            <w:tcW w:type="dxa" w:w="2250"/>
-            <w:vAlign w:val="center"/>
-          </w:tcPr>
-          <w:p>
-            <w:pPr>
-              <w:jc w:val="left"/>
-            </w:pPr>
-            <w:r/>
-            <w:r>
-              <w:rPr>
-                <w:rFonts w:ascii="Times New Roman" w:hAnsi="Times New Roman"/>
-                <w:b w:val="0"/>
-                <w:sz w:val="21"/>
-              </w:rPr>
-              <w:t>[Chapter 11]</w:t>
-            </w:r>
-          </w:p>
-        </w:tc>
-        <w:tc>
-          <w:tcPr>
-            <w:tcW w:type="dxa" w:w="2250"/>
-            <w:vAlign w:val="center"/>
-          </w:tcPr>
-          <w:p>
-            <w:pPr>
-              <w:jc w:val="left"/>
-            </w:pPr>
-            <w:r/>
-            <w:r>
-              <w:rPr>
-                <w:rFonts w:ascii="Times New Roman" w:hAnsi="Times New Roman"/>
-                <w:b w:val="0"/>
-                <w:sz w:val="21"/>
-              </w:rPr>
-              <w:t>[Name]</w:t>
-            </w:r>
-          </w:p>
-        </w:tc>
-      </w:tr>
-      <w:tr>
-        <w:tc>
-          <w:tcPr>
-            <w:tcW w:type="dxa" w:w="2250"/>
-            <w:vAlign w:val="center"/>
-          </w:tcPr>
-          <w:p>
-            <w:pPr>
-              <w:jc w:val="left"/>
-            </w:pPr>
-            <w:r/>
-            <w:r>
-              <w:rPr>
-                <w:rFonts w:ascii="Times New Roman" w:hAnsi="Times New Roman"/>
-                <w:b w:val="0"/>
-                <w:sz w:val="21"/>
-              </w:rPr>
-              <w:t>Team participation statement</w:t>
-            </w:r>
-          </w:p>
-        </w:tc>
-        <w:tc>
-          <w:tcPr>
-            <w:tcW w:type="dxa" w:w="2250"/>
-            <w:vAlign w:val="center"/>
-          </w:tcPr>
-          <w:p>
-            <w:pPr>
-              <w:jc w:val="left"/>
-            </w:pPr>
-            <w:r/>
-            <w:r>
-              <w:rPr>
-                <w:rFonts w:ascii="Times New Roman" w:hAnsi="Times New Roman"/>
-                <w:b w:val="0"/>
-                <w:sz w:val="21"/>
-              </w:rPr>
-              <w:t>☐</w:t>
-            </w:r>
-          </w:p>
-        </w:tc>
-        <w:tc>
-          <w:tcPr>
-            <w:tcW w:type="dxa" w:w="2250"/>
-            <w:vAlign w:val="center"/>
-          </w:tcPr>
-          <w:p>
-            <w:pPr>
-              <w:jc w:val="left"/>
-            </w:pPr>
-            <w:r/>
-            <w:r>
-              <w:rPr>
-                <w:rFonts w:ascii="Times New Roman" w:hAnsi="Times New Roman"/>
-                <w:b w:val="0"/>
-                <w:sz w:val="21"/>
-              </w:rPr>
-              <w:t>Front matter/Appendix G</w:t>
-            </w:r>
-          </w:p>
-        </w:tc>
-        <w:tc>
-          <w:tcPr>
-            <w:tcW w:type="dxa" w:w="2250"/>
-            <w:vAlign w:val="center"/>
-          </w:tcPr>
-          <w:p>
-            <w:pPr>
-              <w:jc w:val="left"/>
-            </w:pPr>
-            <w:r/>
-            <w:r>
-              <w:rPr>
-                <w:rFonts w:ascii="Times New Roman" w:hAnsi="Times New Roman"/>
-                <w:b w:val="0"/>
-                <w:sz w:val="21"/>
-              </w:rPr>
-              <w:t>[Name]</w:t>
-            </w:r>
-          </w:p>
-        </w:tc>
-      </w:tr>
-      <w:tr>
-        <w:tc>
-          <w:tcPr>
-            <w:tcW w:type="dxa" w:w="2250"/>
-            <w:vAlign w:val="center"/>
-          </w:tcPr>
-          <w:p>
-            <w:pPr>
-              <w:jc w:val="left"/>
-            </w:pPr>
-            <w:r/>
-            <w:r>
-              <w:rPr>
-                <w:rFonts w:ascii="Times New Roman" w:hAnsi="Times New Roman"/>
-                <w:b w:val="0"/>
-                <w:sz w:val="21"/>
-              </w:rPr>
-              <w:t>References</w:t>
-            </w:r>
-          </w:p>
-        </w:tc>
-        <w:tc>
-          <w:tcPr>
-            <w:tcW w:type="dxa" w:w="2250"/>
-            <w:vAlign w:val="center"/>
-          </w:tcPr>
-          <w:p>
-            <w:pPr>
-              <w:jc w:val="left"/>
-            </w:pPr>
-            <w:r/>
-            <w:r>
-              <w:rPr>
-                <w:rFonts w:ascii="Times New Roman" w:hAnsi="Times New Roman"/>
-                <w:b w:val="0"/>
-                <w:sz w:val="21"/>
-              </w:rPr>
-              <w:t>☐</w:t>
-            </w:r>
-          </w:p>
-        </w:tc>
-        <w:tc>
-          <w:tcPr>
-            <w:tcW w:type="dxa" w:w="2250"/>
-            <w:vAlign w:val="center"/>
-          </w:tcPr>
-          <w:p>
-            <w:pPr>
-              <w:jc w:val="left"/>
-            </w:pPr>
-            <w:r/>
-            <w:r>
-              <w:rPr>
-                <w:rFonts w:ascii="Times New Roman" w:hAnsi="Times New Roman"/>
-                <w:b w:val="0"/>
-                <w:sz w:val="21"/>
-              </w:rPr>
-              <w:t>References</w:t>
-            </w:r>
-          </w:p>
-        </w:tc>
-        <w:tc>
-          <w:tcPr>
-            <w:tcW w:type="dxa" w:w="2250"/>
-            <w:vAlign w:val="center"/>
-          </w:tcPr>
-          <w:p>
-            <w:pPr>
-              <w:jc w:val="left"/>
-            </w:pPr>
-            <w:r/>
-            <w:r>
-              <w:rPr>
-                <w:rFonts w:ascii="Times New Roman" w:hAnsi="Times New Roman"/>
-                <w:b w:val="0"/>
-                <w:sz w:val="21"/>
-              </w:rPr>
-              <w:t>[Name]</w:t>
-            </w:r>
-          </w:p>
-        </w:tc>
-      </w:tr>
-    </w:tbl>
-    <w:p/>
-    <w:p/>
-    <w:p>
-      <w:pPr>
-        <w:pStyle w:val="TemplateNote"/>
-      </w:pPr>
-      <w:r>
-        <w:rPr>
-          <w:b/>
-        </w:rPr>
-        <w:t xml:space="preserve">[PLACEHOLDER] </w:t>
-      </w:r>
-      <w:r>
-        <w:t>FINAL REVIEW NOTE: This is a NED-style academic template customized to the CT-351 KRR CCP requirements. Before submission, verify the instructor's exact formatting requirements and update all placeholders, figures, tables, page fields, references, and team information.</w:t>
-      </w:r>
-    </w:p>
     <w:sectPr>
       <w:footerReference w:type="default" r:id="rId9"/>
       <w:pgSz w:w="12240" w:h="15840"/>
